--- a/nov_2025_43/evidence_UZ410_2637.docx
+++ b/nov_2025_43/evidence_UZ410_2637.docx
@@ -1,47 +1,33 @@
 
 <file path=word/document.xml><?xml version="1.0" encoding="utf-8"?>
-<w:document xmlns:ve="http://schemas.openxmlformats.org/markup-compatibility/2006" xmlns:o="urn:schemas-microsoft-com:office:office" xmlns:r="http://schemas.openxmlformats.org/officeDocument/2006/relationships" xmlns:m="http://schemas.openxmlformats.org/officeDocument/2006/math" xmlns:v="urn:schemas-microsoft-com:vml" xmlns:wp="http://schemas.openxmlformats.org/drawingml/2006/wordprocessingDrawing" xmlns:w10="urn:schemas-microsoft-com:office:word" xmlns:w="http://schemas.openxmlformats.org/wordprocessingml/2006/main" xmlns:wne="http://schemas.microsoft.com/office/word/2006/wordml">
+<w:document xmlns:wpc="http://schemas.microsoft.com/office/word/2010/wordprocessingCanvas" xmlns:mc="http://schemas.openxmlformats.org/markup-compatibility/2006" xmlns:o="urn:schemas-microsoft-com:office:office" xmlns:r="http://schemas.openxmlformats.org/officeDocument/2006/relationships" xmlns:m="http://schemas.openxmlformats.org/officeDocument/2006/math" xmlns:v="urn:schemas-microsoft-com:vml" xmlns:wp14="http://schemas.microsoft.com/office/word/2010/wordprocessingDrawing" xmlns:wp="http://schemas.openxmlformats.org/drawingml/2006/wordprocessingDrawing" xmlns:w="http://schemas.openxmlformats.org/wordprocessingml/2006/main" xmlns:w14="http://schemas.microsoft.com/office/word/2010/wordml" xmlns:w10="urn:schemas-microsoft-com:office:word" xmlns:w15="http://schemas.microsoft.com/office/word/2012/wordml" xmlns:wpg="http://schemas.microsoft.com/office/word/2010/wordprocessingGroup" xmlns:wpi="http://schemas.microsoft.com/office/word/2010/wordprocessingInk" xmlns:wne="http://schemas.microsoft.com/office/word/2006/wordml" xmlns:wps="http://schemas.microsoft.com/office/word/2010/wordprocessingShape" xmlns:wpsCustomData="http://www.wps.cn/officeDocument/2013/wpsCustomData" mc:Ignorable="w14 w15 wp14">
   <w:body>
     <w:p>
       <w:pPr>
         <w:pBdr>
-          <w:top w:val="single" w:sz="4" w:space="1" w:color="auto"/>
-          <w:left w:val="single" w:sz="4" w:space="4" w:color="auto"/>
-          <w:bottom w:val="single" w:sz="4" w:space="1" w:color="auto"/>
-          <w:right w:val="single" w:sz="4" w:space="6" w:color="auto"/>
+          <w:top w:val="single" w:color="auto" w:sz="4" w:space="1"/>
+          <w:left w:val="single" w:color="auto" w:sz="4" w:space="4"/>
+          <w:bottom w:val="single" w:color="auto" w:sz="4" w:space="1"/>
+          <w:right w:val="single" w:color="auto" w:sz="4" w:space="6"/>
         </w:pBdr>
         <w:rPr>
           <w:rFonts w:ascii="Arial" w:hAnsi="Arial" w:cs="Arial"/>
         </w:rPr>
       </w:pPr>
-      <w:bookmarkStart w:id="0" w:name="_GoBack"/>
-      <w:bookmarkEnd w:id="0"/>
       <w:r>
         <w:rPr>
           <w:rFonts w:ascii="Arial" w:hAnsi="Arial" w:cs="Arial"/>
         </w:rPr>
-        <w:t>In</w:t>
-      </w:r>
-      <w:r>
-        <w:rPr>
-          <w:rFonts w:ascii="Arial" w:hAnsi="Arial" w:cs="Arial"/>
-        </w:rPr>
-        <w:t>sert your name, centre number and c</w:t>
-      </w:r>
-      <w:r>
-        <w:rPr>
-          <w:rFonts w:ascii="Arial" w:hAnsi="Arial" w:cs="Arial"/>
-        </w:rPr>
-        <w:t>andidate number into the header above.</w:t>
+        <w:t>Insert your name, centre number and candidate number into the header above.</w:t>
       </w:r>
     </w:p>
     <w:p>
       <w:pPr>
         <w:pBdr>
-          <w:top w:val="single" w:sz="4" w:space="1" w:color="auto"/>
-          <w:left w:val="single" w:sz="4" w:space="4" w:color="auto"/>
-          <w:bottom w:val="single" w:sz="4" w:space="1" w:color="auto"/>
-          <w:right w:val="single" w:sz="4" w:space="6" w:color="auto"/>
+          <w:top w:val="single" w:color="auto" w:sz="4" w:space="1"/>
+          <w:left w:val="single" w:color="auto" w:sz="4" w:space="4"/>
+          <w:bottom w:val="single" w:color="auto" w:sz="4" w:space="1"/>
+          <w:right w:val="single" w:color="auto" w:sz="4" w:space="6"/>
         </w:pBdr>
         <w:rPr>
           <w:rFonts w:ascii="Arial" w:hAnsi="Arial" w:cs="Arial"/>
@@ -61,15 +47,7 @@
           <w:b/>
           <w:bCs/>
         </w:rPr>
-        <w:t>e</w:t>
-      </w:r>
-      <w:r>
-        <w:rPr>
-          <w:rFonts w:ascii="Arial" w:hAnsi="Arial" w:cs="Arial"/>
-          <w:b/>
-          <w:bCs/>
-        </w:rPr>
-        <w:t>vidence_</w:t>
+        <w:t>evidence_</w:t>
       </w:r>
       <w:r>
         <w:t xml:space="preserve"> </w:t>
@@ -120,15 +98,7 @@
           <w:b/>
           <w:bCs/>
         </w:rPr>
-        <w:t>e</w:t>
-      </w:r>
-      <w:r>
-        <w:rPr>
-          <w:rFonts w:ascii="Arial" w:hAnsi="Arial" w:cs="Arial"/>
-          <w:b/>
-          <w:bCs/>
-        </w:rPr>
-        <w:t>vidence</w:t>
+        <w:t>evidence</w:t>
       </w:r>
       <w:r>
         <w:rPr>
@@ -155,10 +125,10 @@
     <w:p>
       <w:pPr>
         <w:pBdr>
-          <w:top w:val="single" w:sz="4" w:space="1" w:color="auto"/>
-          <w:left w:val="single" w:sz="4" w:space="4" w:color="auto"/>
-          <w:bottom w:val="single" w:sz="4" w:space="1" w:color="auto"/>
-          <w:right w:val="single" w:sz="4" w:space="6" w:color="auto"/>
+          <w:top w:val="single" w:color="auto" w:sz="4" w:space="1"/>
+          <w:left w:val="single" w:color="auto" w:sz="4" w:space="4"/>
+          <w:bottom w:val="single" w:color="auto" w:sz="4" w:space="1"/>
+          <w:right w:val="single" w:color="auto" w:sz="4" w:space="6"/>
         </w:pBdr>
         <w:rPr>
           <w:rFonts w:ascii="Arial" w:hAnsi="Arial" w:cs="Arial"/>
@@ -168,52 +138,16 @@
         <w:rPr>
           <w:rFonts w:ascii="Arial" w:hAnsi="Arial" w:cs="Arial"/>
         </w:rPr>
-        <w:t xml:space="preserve">Screenshots or </w:t>
-      </w:r>
-      <w:r>
-        <w:rPr>
-          <w:rFonts w:ascii="Arial" w:hAnsi="Arial" w:cs="Arial"/>
-        </w:rPr>
-        <w:t>p</w:t>
-      </w:r>
-      <w:r>
-        <w:rPr>
-          <w:rFonts w:ascii="Arial" w:hAnsi="Arial" w:cs="Arial"/>
-        </w:rPr>
-        <w:t xml:space="preserve">rogram </w:t>
-      </w:r>
-      <w:r>
-        <w:rPr>
-          <w:rFonts w:ascii="Arial" w:hAnsi="Arial" w:cs="Arial"/>
-        </w:rPr>
-        <w:t>l</w:t>
-      </w:r>
-      <w:r>
-        <w:rPr>
-          <w:rFonts w:ascii="Arial" w:hAnsi="Arial" w:cs="Arial"/>
-        </w:rPr>
-        <w:t>istings must be copied into appropriate cells in the following table</w:t>
-      </w:r>
-      <w:r>
-        <w:rPr>
-          <w:rFonts w:ascii="Arial" w:hAnsi="Arial" w:cs="Arial"/>
-        </w:rPr>
-        <w:t>s</w:t>
-      </w:r>
-      <w:r>
-        <w:rPr>
-          <w:rFonts w:ascii="Arial" w:hAnsi="Arial" w:cs="Arial"/>
-        </w:rPr>
-        <w:t xml:space="preserve">. </w:t>
+        <w:t xml:space="preserve">Screenshots or program listings must be copied into appropriate cells in the following tables. </w:t>
       </w:r>
     </w:p>
     <w:p>
       <w:pPr>
         <w:pBdr>
-          <w:top w:val="single" w:sz="4" w:space="1" w:color="auto"/>
-          <w:left w:val="single" w:sz="4" w:space="4" w:color="auto"/>
-          <w:bottom w:val="single" w:sz="4" w:space="1" w:color="auto"/>
-          <w:right w:val="single" w:sz="4" w:space="6" w:color="auto"/>
+          <w:top w:val="single" w:color="auto" w:sz="4" w:space="1"/>
+          <w:left w:val="single" w:color="auto" w:sz="4" w:space="4"/>
+          <w:bottom w:val="single" w:color="auto" w:sz="4" w:space="1"/>
+          <w:right w:val="single" w:color="auto" w:sz="4" w:space="6"/>
         </w:pBdr>
         <w:rPr>
           <w:rFonts w:ascii="Arial" w:hAnsi="Arial" w:cs="Arial"/>
@@ -223,40 +157,16 @@
         <w:rPr>
           <w:rFonts w:ascii="Arial" w:hAnsi="Arial" w:cs="Arial"/>
         </w:rPr>
-        <w:t>Examiners must be able to read the contents including any screenshots without the use of a magnifying glass.</w:t>
-      </w:r>
-      <w:r>
-        <w:rPr>
-          <w:rFonts w:ascii="Arial" w:hAnsi="Arial" w:cs="Arial"/>
-        </w:rPr>
-        <w:t xml:space="preserve"> </w:t>
-      </w:r>
-      <w:r>
-        <w:rPr>
-          <w:rFonts w:ascii="Arial" w:hAnsi="Arial" w:cs="Arial"/>
-        </w:rPr>
-        <w:t xml:space="preserve">Answers that are not readable </w:t>
-      </w:r>
-      <w:r>
-        <w:rPr>
-          <w:rFonts w:ascii="Arial" w:hAnsi="Arial" w:cs="Arial"/>
-        </w:rPr>
-        <w:t xml:space="preserve">or missing </w:t>
-      </w:r>
-      <w:r>
-        <w:rPr>
-          <w:rFonts w:ascii="Arial" w:hAnsi="Arial" w:cs="Arial"/>
-        </w:rPr>
-        <w:t>will not be awarded any marks.</w:t>
+        <w:t>Examiners must be able to read the contents including any screenshots without the use of a magnifying glass. Answers that are not readable or missing will not be awarded any marks.</w:t>
       </w:r>
     </w:p>
     <w:p>
       <w:pPr>
         <w:pBdr>
-          <w:top w:val="single" w:sz="4" w:space="1" w:color="auto"/>
-          <w:left w:val="single" w:sz="4" w:space="4" w:color="auto"/>
-          <w:bottom w:val="single" w:sz="4" w:space="1" w:color="auto"/>
-          <w:right w:val="single" w:sz="4" w:space="6" w:color="auto"/>
+          <w:top w:val="single" w:color="auto" w:sz="4" w:space="1"/>
+          <w:left w:val="single" w:color="auto" w:sz="4" w:space="4"/>
+          <w:bottom w:val="single" w:color="auto" w:sz="4" w:space="1"/>
+          <w:right w:val="single" w:color="auto" w:sz="4" w:space="6"/>
         </w:pBdr>
         <w:rPr>
           <w:rFonts w:ascii="Arial" w:hAnsi="Arial" w:cs="Arial"/>
@@ -266,33 +176,29 @@
         <w:rPr>
           <w:rFonts w:ascii="Arial" w:hAnsi="Arial" w:cs="Arial"/>
         </w:rPr>
-        <w:t xml:space="preserve">Save this evidence document at regular intervals, for example every </w:t>
-      </w:r>
-      <w:r>
-        <w:rPr>
-          <w:rFonts w:ascii="Arial" w:hAnsi="Arial" w:cs="Arial"/>
-        </w:rPr>
-        <w:t>10</w:t>
-      </w:r>
-      <w:r>
-        <w:rPr>
-          <w:rFonts w:ascii="Arial" w:hAnsi="Arial" w:cs="Arial"/>
-        </w:rPr>
-        <w:t xml:space="preserve"> minutes.</w:t>
+        <w:t>Save this evidence document at regular intervals, for example every 10 minutes.</w:t>
       </w:r>
     </w:p>
     <w:tbl>
       <w:tblPr>
+        <w:tblStyle w:val="3"/>
         <w:tblW w:w="9889" w:type="dxa"/>
+        <w:tblInd w:w="0" w:type="dxa"/>
         <w:tblBorders>
-          <w:top w:val="single" w:sz="4" w:space="0" w:color="auto"/>
-          <w:left w:val="single" w:sz="4" w:space="0" w:color="auto"/>
-          <w:bottom w:val="single" w:sz="4" w:space="0" w:color="auto"/>
-          <w:right w:val="single" w:sz="4" w:space="0" w:color="auto"/>
-          <w:insideH w:val="single" w:sz="4" w:space="0" w:color="auto"/>
-          <w:insideV w:val="single" w:sz="4" w:space="0" w:color="auto"/>
+          <w:top w:val="single" w:color="auto" w:sz="4" w:space="0"/>
+          <w:left w:val="single" w:color="auto" w:sz="4" w:space="0"/>
+          <w:bottom w:val="single" w:color="auto" w:sz="4" w:space="0"/>
+          <w:right w:val="single" w:color="auto" w:sz="4" w:space="0"/>
+          <w:insideH w:val="single" w:color="auto" w:sz="4" w:space="0"/>
+          <w:insideV w:val="single" w:color="auto" w:sz="4" w:space="0"/>
         </w:tblBorders>
-        <w:tblLook w:val="04A0"/>
+        <w:tblLayout w:type="autofit"/>
+        <w:tblCellMar>
+          <w:top w:w="0" w:type="dxa"/>
+          <w:left w:w="108" w:type="dxa"/>
+          <w:bottom w:w="0" w:type="dxa"/>
+          <w:right w:w="108" w:type="dxa"/>
+        </w:tblCellMar>
       </w:tblPr>
       <w:tblGrid>
         <w:gridCol w:w="9889"/>
@@ -326,7 +232,7 @@
       </w:tr>
       <w:tr>
         <w:trPr>
-          <w:trHeight w:val="340"/>
+          <w:trHeight w:val="340" w:hRule="atLeast"/>
         </w:trPr>
         <w:tc>
           <w:tcPr>
@@ -349,16 +255,7 @@
                 <w:sz w:val="28"/>
                 <w:szCs w:val="28"/>
               </w:rPr>
-              <w:t>Part 1(a)</w:t>
-            </w:r>
-            <w:r>
-              <w:rPr>
-                <w:rFonts w:ascii="Arial" w:hAnsi="Arial" w:cs="Arial"/>
-                <w:b/>
-                <w:sz w:val="28"/>
-                <w:szCs w:val="28"/>
-              </w:rPr>
-              <w:t>(i)</w:t>
+              <w:t>Part 1(a)(i)</w:t>
             </w:r>
           </w:p>
         </w:tc>
@@ -381,42 +278,7 @@
                 <w:rFonts w:ascii="Arial" w:hAnsi="Arial" w:cs="Arial"/>
                 <w:i/>
               </w:rPr>
-              <w:t>{Copy and paste program code listing for question 1</w:t>
-            </w:r>
-            <w:r>
-              <w:rPr>
-                <w:rFonts w:ascii="Arial" w:hAnsi="Arial" w:cs="Arial"/>
-                <w:i/>
-              </w:rPr>
-              <w:t>(</w:t>
-            </w:r>
-            <w:r>
-              <w:rPr>
-                <w:rFonts w:ascii="Arial" w:hAnsi="Arial" w:cs="Arial"/>
-                <w:i/>
-              </w:rPr>
-              <w:t>a</w:t>
-            </w:r>
-            <w:r>
-              <w:rPr>
-                <w:rFonts w:ascii="Arial" w:hAnsi="Arial" w:cs="Arial"/>
-                <w:i/>
-              </w:rPr>
-              <w:t>)</w:t>
-            </w:r>
-            <w:r>
-              <w:rPr>
-                <w:rFonts w:ascii="Arial" w:hAnsi="Arial" w:cs="Arial"/>
-                <w:i/>
-              </w:rPr>
-              <w:t>(i)</w:t>
-            </w:r>
-            <w:r>
-              <w:rPr>
-                <w:rFonts w:ascii="Arial" w:hAnsi="Arial" w:cs="Arial"/>
-                <w:i/>
-              </w:rPr>
-              <w:t xml:space="preserve"> here}</w:t>
+              <w:t>{Copy and paste program code listing for question 1(a)(i) here}</w:t>
             </w:r>
           </w:p>
           <w:p>
@@ -536,23 +398,31 @@
     </w:p>
     <w:tbl>
       <w:tblPr>
+        <w:tblStyle w:val="3"/>
         <w:tblW w:w="9889" w:type="dxa"/>
+        <w:tblInd w:w="0" w:type="dxa"/>
         <w:tblBorders>
-          <w:top w:val="single" w:sz="4" w:space="0" w:color="auto"/>
-          <w:left w:val="single" w:sz="4" w:space="0" w:color="auto"/>
-          <w:bottom w:val="single" w:sz="4" w:space="0" w:color="auto"/>
-          <w:right w:val="single" w:sz="4" w:space="0" w:color="auto"/>
-          <w:insideH w:val="single" w:sz="4" w:space="0" w:color="auto"/>
-          <w:insideV w:val="single" w:sz="4" w:space="0" w:color="auto"/>
+          <w:top w:val="single" w:color="auto" w:sz="4" w:space="0"/>
+          <w:left w:val="single" w:color="auto" w:sz="4" w:space="0"/>
+          <w:bottom w:val="single" w:color="auto" w:sz="4" w:space="0"/>
+          <w:right w:val="single" w:color="auto" w:sz="4" w:space="0"/>
+          <w:insideH w:val="single" w:color="auto" w:sz="4" w:space="0"/>
+          <w:insideV w:val="single" w:color="auto" w:sz="4" w:space="0"/>
         </w:tblBorders>
-        <w:tblLook w:val="04A0"/>
+        <w:tblLayout w:type="autofit"/>
+        <w:tblCellMar>
+          <w:top w:w="0" w:type="dxa"/>
+          <w:left w:w="108" w:type="dxa"/>
+          <w:bottom w:w="0" w:type="dxa"/>
+          <w:right w:w="108" w:type="dxa"/>
+        </w:tblCellMar>
       </w:tblPr>
       <w:tblGrid>
         <w:gridCol w:w="9889"/>
       </w:tblGrid>
       <w:tr>
         <w:trPr>
-          <w:trHeight w:val="340"/>
+          <w:trHeight w:val="340" w:hRule="atLeast"/>
         </w:trPr>
         <w:tc>
           <w:tcPr>
@@ -575,34 +445,7 @@
                 <w:sz w:val="28"/>
                 <w:szCs w:val="28"/>
               </w:rPr>
-              <w:t>Part 1(</w:t>
-            </w:r>
-            <w:r>
-              <w:rPr>
-                <w:rFonts w:ascii="Arial" w:hAnsi="Arial" w:cs="Arial"/>
-                <w:b/>
-                <w:sz w:val="28"/>
-                <w:szCs w:val="28"/>
-              </w:rPr>
-              <w:t>a</w:t>
-            </w:r>
-            <w:r>
-              <w:rPr>
-                <w:rFonts w:ascii="Arial" w:hAnsi="Arial" w:cs="Arial"/>
-                <w:b/>
-                <w:sz w:val="28"/>
-                <w:szCs w:val="28"/>
-              </w:rPr>
-              <w:t>)</w:t>
-            </w:r>
-            <w:r>
-              <w:rPr>
-                <w:rFonts w:ascii="Arial" w:hAnsi="Arial" w:cs="Arial"/>
-                <w:b/>
-                <w:sz w:val="28"/>
-                <w:szCs w:val="28"/>
-              </w:rPr>
-              <w:t>(ii)</w:t>
+              <w:t>Part 1(a)(ii)</w:t>
             </w:r>
           </w:p>
         </w:tc>
@@ -625,35 +468,7 @@
                 <w:rFonts w:ascii="Arial" w:hAnsi="Arial" w:cs="Arial"/>
                 <w:i/>
               </w:rPr>
-              <w:t>{Copy and paste program code listing for question 1(</w:t>
-            </w:r>
-            <w:r>
-              <w:rPr>
-                <w:rFonts w:ascii="Arial" w:hAnsi="Arial" w:cs="Arial"/>
-                <w:i/>
-              </w:rPr>
-              <w:t>a</w:t>
-            </w:r>
-            <w:r>
-              <w:rPr>
-                <w:rFonts w:ascii="Arial" w:hAnsi="Arial" w:cs="Arial"/>
-                <w:i/>
-              </w:rPr>
-              <w:t>)</w:t>
-            </w:r>
-            <w:r>
-              <w:rPr>
-                <w:rFonts w:ascii="Arial" w:hAnsi="Arial" w:cs="Arial"/>
-                <w:i/>
-              </w:rPr>
-              <w:t>(ii)</w:t>
-            </w:r>
-            <w:r>
-              <w:rPr>
-                <w:rFonts w:ascii="Arial" w:hAnsi="Arial" w:cs="Arial"/>
-                <w:i/>
-              </w:rPr>
-              <w:t xml:space="preserve"> here}</w:t>
+              <w:t>{Copy and paste program code listing for question 1(a)(ii) here}</w:t>
             </w:r>
           </w:p>
           <w:p>
@@ -773,23 +588,31 @@
     </w:p>
     <w:tbl>
       <w:tblPr>
+        <w:tblStyle w:val="3"/>
         <w:tblW w:w="9889" w:type="dxa"/>
+        <w:tblInd w:w="0" w:type="dxa"/>
         <w:tblBorders>
-          <w:top w:val="single" w:sz="4" w:space="0" w:color="auto"/>
-          <w:left w:val="single" w:sz="4" w:space="0" w:color="auto"/>
-          <w:bottom w:val="single" w:sz="4" w:space="0" w:color="auto"/>
-          <w:right w:val="single" w:sz="4" w:space="0" w:color="auto"/>
-          <w:insideH w:val="single" w:sz="4" w:space="0" w:color="auto"/>
-          <w:insideV w:val="single" w:sz="4" w:space="0" w:color="auto"/>
+          <w:top w:val="single" w:color="auto" w:sz="4" w:space="0"/>
+          <w:left w:val="single" w:color="auto" w:sz="4" w:space="0"/>
+          <w:bottom w:val="single" w:color="auto" w:sz="4" w:space="0"/>
+          <w:right w:val="single" w:color="auto" w:sz="4" w:space="0"/>
+          <w:insideH w:val="single" w:color="auto" w:sz="4" w:space="0"/>
+          <w:insideV w:val="single" w:color="auto" w:sz="4" w:space="0"/>
         </w:tblBorders>
-        <w:tblLook w:val="04A0"/>
+        <w:tblLayout w:type="autofit"/>
+        <w:tblCellMar>
+          <w:top w:w="0" w:type="dxa"/>
+          <w:left w:w="108" w:type="dxa"/>
+          <w:bottom w:w="0" w:type="dxa"/>
+          <w:right w:w="108" w:type="dxa"/>
+        </w:tblCellMar>
       </w:tblPr>
       <w:tblGrid>
         <w:gridCol w:w="9889"/>
       </w:tblGrid>
       <w:tr>
         <w:trPr>
-          <w:trHeight w:val="340"/>
+          <w:trHeight w:val="340" w:hRule="atLeast"/>
         </w:trPr>
         <w:tc>
           <w:tcPr>
@@ -810,34 +633,7 @@
                 <w:sz w:val="28"/>
                 <w:szCs w:val="28"/>
               </w:rPr>
-              <w:t>Part 1(</w:t>
-            </w:r>
-            <w:r>
-              <w:rPr>
-                <w:rFonts w:ascii="Arial" w:hAnsi="Arial" w:cs="Arial"/>
-                <w:b/>
-                <w:sz w:val="28"/>
-                <w:szCs w:val="28"/>
-              </w:rPr>
-              <w:t>a</w:t>
-            </w:r>
-            <w:r>
-              <w:rPr>
-                <w:rFonts w:ascii="Arial" w:hAnsi="Arial" w:cs="Arial"/>
-                <w:b/>
-                <w:sz w:val="28"/>
-                <w:szCs w:val="28"/>
-              </w:rPr>
-              <w:t>)</w:t>
-            </w:r>
-            <w:r>
-              <w:rPr>
-                <w:rFonts w:ascii="Arial" w:hAnsi="Arial" w:cs="Arial"/>
-                <w:b/>
-                <w:sz w:val="28"/>
-                <w:szCs w:val="28"/>
-              </w:rPr>
-              <w:t>(iii)</w:t>
+              <w:t>Part 1(a)(iii)</w:t>
             </w:r>
           </w:p>
         </w:tc>
@@ -860,42 +656,7 @@
                 <w:rFonts w:ascii="Arial" w:hAnsi="Arial" w:cs="Arial"/>
                 <w:i/>
               </w:rPr>
-              <w:t>{Copy and paste program code listing for question 1(</w:t>
-            </w:r>
-            <w:r>
-              <w:rPr>
-                <w:rFonts w:ascii="Arial" w:hAnsi="Arial" w:cs="Arial"/>
-                <w:i/>
-              </w:rPr>
-              <w:t>a</w:t>
-            </w:r>
-            <w:r>
-              <w:rPr>
-                <w:rFonts w:ascii="Arial" w:hAnsi="Arial" w:cs="Arial"/>
-                <w:i/>
-              </w:rPr>
-              <w:t>)</w:t>
-            </w:r>
-            <w:r>
-              <w:rPr>
-                <w:rFonts w:ascii="Arial" w:hAnsi="Arial" w:cs="Arial"/>
-                <w:i/>
-              </w:rPr>
-              <w:t>(iii)</w:t>
-            </w:r>
-            <w:r>
-              <w:rPr>
-                <w:rFonts w:ascii="Arial" w:hAnsi="Arial" w:cs="Arial"/>
-                <w:i/>
-              </w:rPr>
-              <w:t xml:space="preserve"> </w:t>
-            </w:r>
-            <w:r>
-              <w:rPr>
-                <w:rFonts w:ascii="Arial" w:hAnsi="Arial" w:cs="Arial"/>
-                <w:i/>
-              </w:rPr>
-              <w:t>here}</w:t>
+              <w:t>{Copy and paste program code listing for question 1(a)(iii) here}</w:t>
             </w:r>
           </w:p>
           <w:p>
@@ -1041,23 +802,31 @@
     </w:p>
     <w:tbl>
       <w:tblPr>
+        <w:tblStyle w:val="3"/>
         <w:tblW w:w="9889" w:type="dxa"/>
+        <w:tblInd w:w="0" w:type="dxa"/>
         <w:tblBorders>
-          <w:top w:val="single" w:sz="4" w:space="0" w:color="auto"/>
-          <w:left w:val="single" w:sz="4" w:space="0" w:color="auto"/>
-          <w:bottom w:val="single" w:sz="4" w:space="0" w:color="auto"/>
-          <w:right w:val="single" w:sz="4" w:space="0" w:color="auto"/>
-          <w:insideH w:val="single" w:sz="4" w:space="0" w:color="auto"/>
-          <w:insideV w:val="single" w:sz="4" w:space="0" w:color="auto"/>
+          <w:top w:val="single" w:color="auto" w:sz="4" w:space="0"/>
+          <w:left w:val="single" w:color="auto" w:sz="4" w:space="0"/>
+          <w:bottom w:val="single" w:color="auto" w:sz="4" w:space="0"/>
+          <w:right w:val="single" w:color="auto" w:sz="4" w:space="0"/>
+          <w:insideH w:val="single" w:color="auto" w:sz="4" w:space="0"/>
+          <w:insideV w:val="single" w:color="auto" w:sz="4" w:space="0"/>
         </w:tblBorders>
-        <w:tblLook w:val="04A0"/>
+        <w:tblLayout w:type="autofit"/>
+        <w:tblCellMar>
+          <w:top w:w="0" w:type="dxa"/>
+          <w:left w:w="108" w:type="dxa"/>
+          <w:bottom w:w="0" w:type="dxa"/>
+          <w:right w:w="108" w:type="dxa"/>
+        </w:tblCellMar>
       </w:tblPr>
       <w:tblGrid>
         <w:gridCol w:w="9889"/>
       </w:tblGrid>
       <w:tr>
         <w:trPr>
-          <w:trHeight w:val="340"/>
+          <w:trHeight w:val="340" w:hRule="atLeast"/>
         </w:trPr>
         <w:tc>
           <w:tcPr>
@@ -1080,34 +849,7 @@
                 <w:sz w:val="28"/>
                 <w:szCs w:val="28"/>
               </w:rPr>
-              <w:t>Part 1(</w:t>
-            </w:r>
-            <w:r>
-              <w:rPr>
-                <w:rFonts w:ascii="Arial" w:hAnsi="Arial" w:cs="Arial"/>
-                <w:b/>
-                <w:sz w:val="28"/>
-                <w:szCs w:val="28"/>
-              </w:rPr>
-              <w:t>b</w:t>
-            </w:r>
-            <w:r>
-              <w:rPr>
-                <w:rFonts w:ascii="Arial" w:hAnsi="Arial" w:cs="Arial"/>
-                <w:b/>
-                <w:sz w:val="28"/>
-                <w:szCs w:val="28"/>
-              </w:rPr>
-              <w:t>)</w:t>
-            </w:r>
-            <w:r>
-              <w:rPr>
-                <w:rFonts w:ascii="Arial" w:hAnsi="Arial" w:cs="Arial"/>
-                <w:b/>
-                <w:sz w:val="28"/>
-                <w:szCs w:val="28"/>
-              </w:rPr>
-              <w:t>(i)</w:t>
+              <w:t>Part 1(b)(i)</w:t>
             </w:r>
           </w:p>
         </w:tc>
@@ -1130,49 +872,7 @@
                 <w:rFonts w:ascii="Arial" w:hAnsi="Arial" w:cs="Arial"/>
                 <w:i/>
               </w:rPr>
-              <w:t xml:space="preserve">{Copy and paste </w:t>
-            </w:r>
-            <w:r>
-              <w:rPr>
-                <w:rFonts w:ascii="Arial" w:hAnsi="Arial" w:cs="Arial"/>
-                <w:i/>
-              </w:rPr>
-              <w:t xml:space="preserve">program code listing </w:t>
-            </w:r>
-            <w:r>
-              <w:rPr>
-                <w:rFonts w:ascii="Arial" w:hAnsi="Arial" w:cs="Arial"/>
-                <w:i/>
-              </w:rPr>
-              <w:t>for question 1(</w:t>
-            </w:r>
-            <w:r>
-              <w:rPr>
-                <w:rFonts w:ascii="Arial" w:hAnsi="Arial" w:cs="Arial"/>
-                <w:i/>
-              </w:rPr>
-              <w:t>b</w:t>
-            </w:r>
-            <w:r>
-              <w:rPr>
-                <w:rFonts w:ascii="Arial" w:hAnsi="Arial" w:cs="Arial"/>
-                <w:i/>
-              </w:rPr>
-              <w:t>)</w:t>
-            </w:r>
-            <w:r>
-              <w:rPr>
-                <w:rFonts w:ascii="Arial" w:hAnsi="Arial" w:cs="Arial"/>
-                <w:i/>
-              </w:rPr>
-              <w:t>(i)</w:t>
-            </w:r>
-            <w:r>
-              <w:rPr>
-                <w:rFonts w:ascii="Arial" w:hAnsi="Arial" w:cs="Arial"/>
-                <w:i/>
-              </w:rPr>
-              <w:t xml:space="preserve"> here}</w:t>
+              <w:t>{Copy and paste program code listing for question 1(b)(i) here}</w:t>
             </w:r>
           </w:p>
           <w:p>
@@ -1294,23 +994,31 @@
     </w:p>
     <w:tbl>
       <w:tblPr>
+        <w:tblStyle w:val="3"/>
         <w:tblW w:w="9889" w:type="dxa"/>
+        <w:tblInd w:w="0" w:type="dxa"/>
         <w:tblBorders>
-          <w:top w:val="single" w:sz="4" w:space="0" w:color="auto"/>
-          <w:left w:val="single" w:sz="4" w:space="0" w:color="auto"/>
-          <w:bottom w:val="single" w:sz="4" w:space="0" w:color="auto"/>
-          <w:right w:val="single" w:sz="4" w:space="0" w:color="auto"/>
-          <w:insideH w:val="single" w:sz="4" w:space="0" w:color="auto"/>
-          <w:insideV w:val="single" w:sz="4" w:space="0" w:color="auto"/>
+          <w:top w:val="single" w:color="auto" w:sz="4" w:space="0"/>
+          <w:left w:val="single" w:color="auto" w:sz="4" w:space="0"/>
+          <w:bottom w:val="single" w:color="auto" w:sz="4" w:space="0"/>
+          <w:right w:val="single" w:color="auto" w:sz="4" w:space="0"/>
+          <w:insideH w:val="single" w:color="auto" w:sz="4" w:space="0"/>
+          <w:insideV w:val="single" w:color="auto" w:sz="4" w:space="0"/>
         </w:tblBorders>
-        <w:tblLook w:val="04A0"/>
+        <w:tblLayout w:type="autofit"/>
+        <w:tblCellMar>
+          <w:top w:w="0" w:type="dxa"/>
+          <w:left w:w="108" w:type="dxa"/>
+          <w:bottom w:w="0" w:type="dxa"/>
+          <w:right w:w="108" w:type="dxa"/>
+        </w:tblCellMar>
       </w:tblPr>
       <w:tblGrid>
         <w:gridCol w:w="9889"/>
       </w:tblGrid>
       <w:tr>
         <w:trPr>
-          <w:trHeight w:val="340"/>
+          <w:trHeight w:val="340" w:hRule="atLeast"/>
         </w:trPr>
         <w:tc>
           <w:tcPr>
@@ -1332,52 +1040,7 @@
                 <w:sz w:val="28"/>
                 <w:szCs w:val="28"/>
               </w:rPr>
-              <w:t>Part 1(</w:t>
-            </w:r>
-            <w:r>
-              <w:rPr>
-                <w:rFonts w:ascii="Arial" w:hAnsi="Arial" w:cs="Arial"/>
-                <w:b/>
-                <w:sz w:val="28"/>
-                <w:szCs w:val="28"/>
-              </w:rPr>
-              <w:t>b</w:t>
-            </w:r>
-            <w:r>
-              <w:rPr>
-                <w:rFonts w:ascii="Arial" w:hAnsi="Arial" w:cs="Arial"/>
-                <w:b/>
-                <w:sz w:val="28"/>
-                <w:szCs w:val="28"/>
-              </w:rPr>
-              <w:t>)</w:t>
-            </w:r>
-            <w:r>
-              <w:rPr>
-                <w:rFonts w:ascii="Arial" w:hAnsi="Arial" w:cs="Arial"/>
-                <w:b/>
-                <w:sz w:val="28"/>
-                <w:szCs w:val="28"/>
-              </w:rPr>
-              <w:t>(</w:t>
-            </w:r>
-            <w:r>
-              <w:rPr>
-                <w:rFonts w:ascii="Arial" w:hAnsi="Arial" w:cs="Arial"/>
-                <w:b/>
-                <w:sz w:val="28"/>
-                <w:szCs w:val="28"/>
-              </w:rPr>
-              <w:t>i</w:t>
-            </w:r>
-            <w:r>
-              <w:rPr>
-                <w:rFonts w:ascii="Arial" w:hAnsi="Arial" w:cs="Arial"/>
-                <w:b/>
-                <w:sz w:val="28"/>
-                <w:szCs w:val="28"/>
-              </w:rPr>
-              <w:t>i)</w:t>
+              <w:t>Part 1(b)(ii)</w:t>
             </w:r>
           </w:p>
         </w:tc>
@@ -1400,63 +1063,7 @@
                 <w:rFonts w:ascii="Arial" w:hAnsi="Arial" w:cs="Arial"/>
                 <w:i/>
               </w:rPr>
-              <w:t xml:space="preserve">{Copy and paste </w:t>
-            </w:r>
-            <w:r>
-              <w:rPr>
-                <w:rFonts w:ascii="Arial" w:hAnsi="Arial" w:cs="Arial"/>
-                <w:i/>
-              </w:rPr>
-              <w:t xml:space="preserve">program code listing </w:t>
-            </w:r>
-            <w:r>
-              <w:rPr>
-                <w:rFonts w:ascii="Arial" w:hAnsi="Arial" w:cs="Arial"/>
-                <w:i/>
-              </w:rPr>
-              <w:t>for question 1(</w:t>
-            </w:r>
-            <w:r>
-              <w:rPr>
-                <w:rFonts w:ascii="Arial" w:hAnsi="Arial" w:cs="Arial"/>
-                <w:i/>
-              </w:rPr>
-              <w:t>b</w:t>
-            </w:r>
-            <w:r>
-              <w:rPr>
-                <w:rFonts w:ascii="Arial" w:hAnsi="Arial" w:cs="Arial"/>
-                <w:i/>
-              </w:rPr>
-              <w:t>)</w:t>
-            </w:r>
-            <w:r>
-              <w:rPr>
-                <w:rFonts w:ascii="Arial" w:hAnsi="Arial" w:cs="Arial"/>
-                <w:i/>
-              </w:rPr>
-              <w:t>(</w:t>
-            </w:r>
-            <w:r>
-              <w:rPr>
-                <w:rFonts w:ascii="Arial" w:hAnsi="Arial" w:cs="Arial"/>
-                <w:i/>
-              </w:rPr>
-              <w:t>i</w:t>
-            </w:r>
-            <w:r>
-              <w:rPr>
-                <w:rFonts w:ascii="Arial" w:hAnsi="Arial" w:cs="Arial"/>
-                <w:i/>
-              </w:rPr>
-              <w:t>i)</w:t>
-            </w:r>
-            <w:r>
-              <w:rPr>
-                <w:rFonts w:ascii="Arial" w:hAnsi="Arial" w:cs="Arial"/>
-                <w:i/>
-              </w:rPr>
-              <w:t xml:space="preserve"> here}</w:t>
+              <w:t>{Copy and paste program code listing for question 1(b)(ii) here}</w:t>
             </w:r>
           </w:p>
           <w:p>
@@ -1546,23 +1153,31 @@
     </w:p>
     <w:tbl>
       <w:tblPr>
+        <w:tblStyle w:val="3"/>
         <w:tblW w:w="9889" w:type="dxa"/>
+        <w:tblInd w:w="0" w:type="dxa"/>
         <w:tblBorders>
-          <w:top w:val="single" w:sz="4" w:space="0" w:color="auto"/>
-          <w:left w:val="single" w:sz="4" w:space="0" w:color="auto"/>
-          <w:bottom w:val="single" w:sz="4" w:space="0" w:color="auto"/>
-          <w:right w:val="single" w:sz="4" w:space="0" w:color="auto"/>
-          <w:insideH w:val="single" w:sz="4" w:space="0" w:color="auto"/>
-          <w:insideV w:val="single" w:sz="4" w:space="0" w:color="auto"/>
+          <w:top w:val="single" w:color="auto" w:sz="4" w:space="0"/>
+          <w:left w:val="single" w:color="auto" w:sz="4" w:space="0"/>
+          <w:bottom w:val="single" w:color="auto" w:sz="4" w:space="0"/>
+          <w:right w:val="single" w:color="auto" w:sz="4" w:space="0"/>
+          <w:insideH w:val="single" w:color="auto" w:sz="4" w:space="0"/>
+          <w:insideV w:val="single" w:color="auto" w:sz="4" w:space="0"/>
         </w:tblBorders>
-        <w:tblLook w:val="04A0"/>
+        <w:tblLayout w:type="autofit"/>
+        <w:tblCellMar>
+          <w:top w:w="0" w:type="dxa"/>
+          <w:left w:w="108" w:type="dxa"/>
+          <w:bottom w:w="0" w:type="dxa"/>
+          <w:right w:w="108" w:type="dxa"/>
+        </w:tblCellMar>
       </w:tblPr>
       <w:tblGrid>
         <w:gridCol w:w="9889"/>
       </w:tblGrid>
       <w:tr>
         <w:trPr>
-          <w:trHeight w:val="340"/>
+          <w:trHeight w:val="340" w:hRule="atLeast"/>
         </w:trPr>
         <w:tc>
           <w:tcPr>
@@ -1584,16 +1199,7 @@
                 <w:sz w:val="28"/>
                 <w:szCs w:val="28"/>
               </w:rPr>
-              <w:t>Part 1(</w:t>
-            </w:r>
-            <w:r>
-              <w:rPr>
-                <w:rFonts w:ascii="Arial" w:hAnsi="Arial" w:cs="Arial"/>
-                <w:b/>
-                <w:sz w:val="28"/>
-                <w:szCs w:val="28"/>
-              </w:rPr>
-              <w:t>b)(iii)</w:t>
+              <w:t>Part 1(b)(iii)</w:t>
             </w:r>
           </w:p>
         </w:tc>
@@ -1616,21 +1222,7 @@
                 <w:rFonts w:ascii="Arial" w:hAnsi="Arial" w:cs="Arial"/>
                 <w:i/>
               </w:rPr>
-              <w:t xml:space="preserve">{Copy and paste program code listing </w:t>
-            </w:r>
-            <w:r>
-              <w:rPr>
-                <w:rFonts w:ascii="Arial" w:hAnsi="Arial" w:cs="Arial"/>
-                <w:i/>
-              </w:rPr>
-              <w:t>for question 1(b)(iii)</w:t>
-            </w:r>
-            <w:r>
-              <w:rPr>
-                <w:rFonts w:ascii="Arial" w:hAnsi="Arial" w:cs="Arial"/>
-                <w:i/>
-              </w:rPr>
-              <w:t xml:space="preserve"> here}</w:t>
+              <w:t>{Copy and paste program code listing for question 1(b)(iii) here}</w:t>
             </w:r>
           </w:p>
           <w:p>
@@ -1720,23 +1312,31 @@
     </w:p>
     <w:tbl>
       <w:tblPr>
+        <w:tblStyle w:val="3"/>
         <w:tblW w:w="9889" w:type="dxa"/>
+        <w:tblInd w:w="0" w:type="dxa"/>
         <w:tblBorders>
-          <w:top w:val="single" w:sz="4" w:space="0" w:color="auto"/>
-          <w:left w:val="single" w:sz="4" w:space="0" w:color="auto"/>
-          <w:bottom w:val="single" w:sz="4" w:space="0" w:color="auto"/>
-          <w:right w:val="single" w:sz="4" w:space="0" w:color="auto"/>
-          <w:insideH w:val="single" w:sz="4" w:space="0" w:color="auto"/>
-          <w:insideV w:val="single" w:sz="4" w:space="0" w:color="auto"/>
+          <w:top w:val="single" w:color="auto" w:sz="4" w:space="0"/>
+          <w:left w:val="single" w:color="auto" w:sz="4" w:space="0"/>
+          <w:bottom w:val="single" w:color="auto" w:sz="4" w:space="0"/>
+          <w:right w:val="single" w:color="auto" w:sz="4" w:space="0"/>
+          <w:insideH w:val="single" w:color="auto" w:sz="4" w:space="0"/>
+          <w:insideV w:val="single" w:color="auto" w:sz="4" w:space="0"/>
         </w:tblBorders>
-        <w:tblLook w:val="04A0"/>
+        <w:tblLayout w:type="autofit"/>
+        <w:tblCellMar>
+          <w:top w:w="0" w:type="dxa"/>
+          <w:left w:w="108" w:type="dxa"/>
+          <w:bottom w:w="0" w:type="dxa"/>
+          <w:right w:w="108" w:type="dxa"/>
+        </w:tblCellMar>
       </w:tblPr>
       <w:tblGrid>
         <w:gridCol w:w="9889"/>
       </w:tblGrid>
       <w:tr>
         <w:trPr>
-          <w:trHeight w:val="340"/>
+          <w:trHeight w:val="340" w:hRule="atLeast"/>
         </w:trPr>
         <w:tc>
           <w:tcPr>
@@ -1758,16 +1358,7 @@
                 <w:sz w:val="28"/>
                 <w:szCs w:val="28"/>
               </w:rPr>
-              <w:t>Part 1(</w:t>
-            </w:r>
-            <w:r>
-              <w:rPr>
-                <w:rFonts w:ascii="Arial" w:hAnsi="Arial" w:cs="Arial"/>
-                <w:b/>
-                <w:sz w:val="28"/>
-                <w:szCs w:val="28"/>
-              </w:rPr>
-              <w:t>b)(iv)</w:t>
+              <w:t>Part 1(b)(iv)</w:t>
             </w:r>
           </w:p>
         </w:tc>
@@ -1790,21 +1381,7 @@
                 <w:rFonts w:ascii="Arial" w:hAnsi="Arial" w:cs="Arial"/>
                 <w:i/>
               </w:rPr>
-              <w:t xml:space="preserve">{Copy and paste program code listing </w:t>
-            </w:r>
-            <w:r>
-              <w:rPr>
-                <w:rFonts w:ascii="Arial" w:hAnsi="Arial" w:cs="Arial"/>
-                <w:i/>
-              </w:rPr>
-              <w:t>for question 1(b)(iv)</w:t>
-            </w:r>
-            <w:r>
-              <w:rPr>
-                <w:rFonts w:ascii="Arial" w:hAnsi="Arial" w:cs="Arial"/>
-                <w:i/>
-              </w:rPr>
-              <w:t xml:space="preserve"> here}</w:t>
+              <w:t>{Copy and paste program code listing for question 1(b)(iv) here}</w:t>
             </w:r>
           </w:p>
           <w:p>
@@ -1964,23 +1541,31 @@
     </w:p>
     <w:tbl>
       <w:tblPr>
+        <w:tblStyle w:val="3"/>
         <w:tblW w:w="9889" w:type="dxa"/>
+        <w:tblInd w:w="0" w:type="dxa"/>
         <w:tblBorders>
-          <w:top w:val="single" w:sz="4" w:space="0" w:color="auto"/>
-          <w:left w:val="single" w:sz="4" w:space="0" w:color="auto"/>
-          <w:bottom w:val="single" w:sz="4" w:space="0" w:color="auto"/>
-          <w:right w:val="single" w:sz="4" w:space="0" w:color="auto"/>
-          <w:insideH w:val="single" w:sz="4" w:space="0" w:color="auto"/>
-          <w:insideV w:val="single" w:sz="4" w:space="0" w:color="auto"/>
+          <w:top w:val="single" w:color="auto" w:sz="4" w:space="0"/>
+          <w:left w:val="single" w:color="auto" w:sz="4" w:space="0"/>
+          <w:bottom w:val="single" w:color="auto" w:sz="4" w:space="0"/>
+          <w:right w:val="single" w:color="auto" w:sz="4" w:space="0"/>
+          <w:insideH w:val="single" w:color="auto" w:sz="4" w:space="0"/>
+          <w:insideV w:val="single" w:color="auto" w:sz="4" w:space="0"/>
         </w:tblBorders>
-        <w:tblLook w:val="04A0"/>
+        <w:tblLayout w:type="autofit"/>
+        <w:tblCellMar>
+          <w:top w:w="0" w:type="dxa"/>
+          <w:left w:w="108" w:type="dxa"/>
+          <w:bottom w:w="0" w:type="dxa"/>
+          <w:right w:w="108" w:type="dxa"/>
+        </w:tblCellMar>
       </w:tblPr>
       <w:tblGrid>
         <w:gridCol w:w="9889"/>
       </w:tblGrid>
       <w:tr>
         <w:trPr>
-          <w:trHeight w:val="340"/>
+          <w:trHeight w:val="340" w:hRule="atLeast"/>
         </w:trPr>
         <w:tc>
           <w:tcPr>
@@ -2002,17 +1587,7 @@
                 <w:sz w:val="28"/>
                 <w:szCs w:val="28"/>
               </w:rPr>
-              <w:lastRenderedPageBreak/>
-              <w:t>Part 1(</w:t>
-            </w:r>
-            <w:r>
-              <w:rPr>
-                <w:rFonts w:ascii="Arial" w:hAnsi="Arial" w:cs="Arial"/>
-                <w:b/>
-                <w:sz w:val="28"/>
-                <w:szCs w:val="28"/>
-              </w:rPr>
-              <w:t>c)(i)</w:t>
+              <w:t>Part 1(c)(i)</w:t>
             </w:r>
           </w:p>
         </w:tc>
@@ -2035,21 +1610,7 @@
                 <w:rFonts w:ascii="Arial" w:hAnsi="Arial" w:cs="Arial"/>
                 <w:i/>
               </w:rPr>
-              <w:t xml:space="preserve">{Copy and paste program code listing </w:t>
-            </w:r>
-            <w:r>
-              <w:rPr>
-                <w:rFonts w:ascii="Arial" w:hAnsi="Arial" w:cs="Arial"/>
-                <w:i/>
-              </w:rPr>
-              <w:t>for question 1(c)(i)</w:t>
-            </w:r>
-            <w:r>
-              <w:rPr>
-                <w:rFonts w:ascii="Arial" w:hAnsi="Arial" w:cs="Arial"/>
-                <w:i/>
-              </w:rPr>
-              <w:t xml:space="preserve"> here}</w:t>
+              <w:t>{Copy and paste program code listing for question 1(c)(i) here}</w:t>
             </w:r>
           </w:p>
           <w:p>
@@ -2209,23 +1770,31 @@
     </w:p>
     <w:tbl>
       <w:tblPr>
+        <w:tblStyle w:val="3"/>
         <w:tblW w:w="9889" w:type="dxa"/>
+        <w:tblInd w:w="0" w:type="dxa"/>
         <w:tblBorders>
-          <w:top w:val="single" w:sz="4" w:space="0" w:color="auto"/>
-          <w:left w:val="single" w:sz="4" w:space="0" w:color="auto"/>
-          <w:bottom w:val="single" w:sz="4" w:space="0" w:color="auto"/>
-          <w:right w:val="single" w:sz="4" w:space="0" w:color="auto"/>
-          <w:insideH w:val="single" w:sz="4" w:space="0" w:color="auto"/>
-          <w:insideV w:val="single" w:sz="4" w:space="0" w:color="auto"/>
+          <w:top w:val="single" w:color="auto" w:sz="4" w:space="0"/>
+          <w:left w:val="single" w:color="auto" w:sz="4" w:space="0"/>
+          <w:bottom w:val="single" w:color="auto" w:sz="4" w:space="0"/>
+          <w:right w:val="single" w:color="auto" w:sz="4" w:space="0"/>
+          <w:insideH w:val="single" w:color="auto" w:sz="4" w:space="0"/>
+          <w:insideV w:val="single" w:color="auto" w:sz="4" w:space="0"/>
         </w:tblBorders>
-        <w:tblLook w:val="04A0"/>
+        <w:tblLayout w:type="autofit"/>
+        <w:tblCellMar>
+          <w:top w:w="0" w:type="dxa"/>
+          <w:left w:w="108" w:type="dxa"/>
+          <w:bottom w:w="0" w:type="dxa"/>
+          <w:right w:w="108" w:type="dxa"/>
+        </w:tblCellMar>
       </w:tblPr>
       <w:tblGrid>
         <w:gridCol w:w="9889"/>
       </w:tblGrid>
       <w:tr>
         <w:trPr>
-          <w:trHeight w:val="340"/>
+          <w:trHeight w:val="340" w:hRule="atLeast"/>
         </w:trPr>
         <w:tc>
           <w:tcPr>
@@ -2247,25 +1816,7 @@
                 <w:sz w:val="28"/>
                 <w:szCs w:val="28"/>
               </w:rPr>
-              <w:t>Part 1(</w:t>
-            </w:r>
-            <w:r>
-              <w:rPr>
-                <w:rFonts w:ascii="Arial" w:hAnsi="Arial" w:cs="Arial"/>
-                <w:b/>
-                <w:sz w:val="28"/>
-                <w:szCs w:val="28"/>
-              </w:rPr>
-              <w:t>c</w:t>
-            </w:r>
-            <w:r>
-              <w:rPr>
-                <w:rFonts w:ascii="Arial" w:hAnsi="Arial" w:cs="Arial"/>
-                <w:b/>
-                <w:sz w:val="28"/>
-                <w:szCs w:val="28"/>
-              </w:rPr>
-              <w:t>)(ii)</w:t>
+              <w:t>Part 1(c)(ii)</w:t>
             </w:r>
           </w:p>
         </w:tc>
@@ -2288,78 +1839,28 @@
                 <w:rFonts w:ascii="Arial" w:hAnsi="Arial" w:cs="Arial"/>
                 <w:i/>
               </w:rPr>
-              <w:t xml:space="preserve">{Copy and paste </w:t>
-            </w:r>
-            <w:r>
-              <w:rPr>
-                <w:rFonts w:ascii="Arial" w:hAnsi="Arial" w:cs="Arial"/>
-                <w:i/>
-              </w:rPr>
-              <w:t>screenshot</w:t>
-            </w:r>
-            <w:r>
-              <w:rPr>
-                <w:rFonts w:ascii="Arial" w:hAnsi="Arial" w:cs="Arial"/>
-                <w:i/>
-              </w:rPr>
-              <w:t>(s)</w:t>
-            </w:r>
-            <w:r>
-              <w:rPr>
-                <w:rFonts w:ascii="Arial" w:hAnsi="Arial" w:cs="Arial"/>
-                <w:i/>
-              </w:rPr>
-              <w:t xml:space="preserve"> </w:t>
-            </w:r>
-            <w:r>
-              <w:rPr>
-                <w:rFonts w:ascii="Arial" w:hAnsi="Arial" w:cs="Arial"/>
-                <w:i/>
-              </w:rPr>
-              <w:t>for question 1(</w:t>
-            </w:r>
-            <w:r>
-              <w:rPr>
-                <w:rFonts w:ascii="Arial" w:hAnsi="Arial" w:cs="Arial"/>
-                <w:i/>
-              </w:rPr>
-              <w:t>c</w:t>
-            </w:r>
-            <w:r>
-              <w:rPr>
-                <w:rFonts w:ascii="Arial" w:hAnsi="Arial" w:cs="Arial"/>
-                <w:i/>
-              </w:rPr>
-              <w:t>)(ii)</w:t>
-            </w:r>
-            <w:r>
-              <w:rPr>
-                <w:rFonts w:ascii="Arial" w:hAnsi="Arial" w:cs="Arial"/>
-                <w:i/>
-              </w:rPr>
-              <w:t xml:space="preserve"> here}</w:t>
-            </w:r>
-          </w:p>
-          <w:p>
-            <w:pPr>
-              <w:spacing w:after="0" w:line="240" w:lineRule="auto"/>
-              <w:rPr>
-                <w:rFonts w:ascii="Arial" w:hAnsi="Arial" w:cs="Arial"/>
-                <w:i/>
-              </w:rPr>
-            </w:pPr>
-          </w:p>
-          <w:p>
-            <w:pPr>
-              <w:spacing w:after="0" w:line="240" w:lineRule="auto"/>
-              <w:rPr>
-                <w:rFonts w:ascii="Arial" w:hAnsi="Arial" w:cs="Arial"/>
-              </w:rPr>
-            </w:pPr>
-            <w:r>
-              <w:rPr>
-                <w:rFonts w:ascii="Arial" w:hAnsi="Arial" w:cs="Arial"/>
-                <w:noProof/>
+              <w:t>{Copy and paste screenshot(s) for question 1(c)(ii) here}</w:t>
+            </w:r>
+          </w:p>
+          <w:p>
+            <w:pPr>
+              <w:spacing w:after="0" w:line="240" w:lineRule="auto"/>
+              <w:rPr>
+                <w:rFonts w:ascii="Arial" w:hAnsi="Arial" w:cs="Arial"/>
+                <w:i/>
+              </w:rPr>
+            </w:pPr>
+          </w:p>
+          <w:p>
+            <w:pPr>
+              <w:spacing w:after="0" w:line="240" w:lineRule="auto"/>
+              <w:rPr>
+                <w:rFonts w:ascii="Arial" w:hAnsi="Arial" w:cs="Arial"/>
+              </w:rPr>
+            </w:pPr>
+            <w:r>
+              <w:rPr>
+                <w:rFonts w:ascii="Arial" w:hAnsi="Arial" w:cs="Arial"/>
                 <w:lang w:val="ru-RU" w:eastAsia="ru-RU"/>
               </w:rPr>
               <w:drawing>
@@ -2374,19 +1875,19 @@
                     <a:graphicData uri="http://schemas.openxmlformats.org/drawingml/2006/picture">
                       <pic:pic xmlns:pic="http://schemas.openxmlformats.org/drawingml/2006/picture">
                         <pic:nvPicPr>
-                          <pic:cNvPr id="0" name="Picture 1" descr="C:\Users\User\AppData\Local\Packages\MicrosoftWindows.Client.Core_cw5n1h2txyewy\TempState\ScreenClip\{5012DEF2-912B-404C-8400-449D6A699BF5}.png"/>
+                          <pic:cNvPr id="1" name="Picture 1" descr="C:\Users\User\AppData\Local\Packages\MicrosoftWindows.Client.Core_cw5n1h2txyewy\TempState\ScreenClip\{5012DEF2-912B-404C-8400-449D6A699BF5}.png"/>
                           <pic:cNvPicPr>
                             <a:picLocks noChangeAspect="1" noChangeArrowheads="1"/>
                           </pic:cNvPicPr>
                         </pic:nvPicPr>
                         <pic:blipFill>
-                          <a:blip r:embed="rId6" cstate="print"/>
+                          <a:blip r:embed="rId8" cstate="print"/>
                           <a:srcRect/>
                           <a:stretch>
                             <a:fillRect/>
                           </a:stretch>
                         </pic:blipFill>
-                        <pic:spPr bwMode="auto">
+                        <pic:spPr>
                           <a:xfrm>
                             <a:off x="0" y="0"/>
                             <a:ext cx="2199005" cy="2040255"/>
@@ -2477,23 +1978,31 @@
     </w:p>
     <w:tbl>
       <w:tblPr>
+        <w:tblStyle w:val="3"/>
         <w:tblW w:w="9889" w:type="dxa"/>
+        <w:tblInd w:w="0" w:type="dxa"/>
         <w:tblBorders>
-          <w:top w:val="single" w:sz="4" w:space="0" w:color="auto"/>
-          <w:left w:val="single" w:sz="4" w:space="0" w:color="auto"/>
-          <w:bottom w:val="single" w:sz="4" w:space="0" w:color="auto"/>
-          <w:right w:val="single" w:sz="4" w:space="0" w:color="auto"/>
-          <w:insideH w:val="single" w:sz="4" w:space="0" w:color="auto"/>
-          <w:insideV w:val="single" w:sz="4" w:space="0" w:color="auto"/>
+          <w:top w:val="single" w:color="auto" w:sz="4" w:space="0"/>
+          <w:left w:val="single" w:color="auto" w:sz="4" w:space="0"/>
+          <w:bottom w:val="single" w:color="auto" w:sz="4" w:space="0"/>
+          <w:right w:val="single" w:color="auto" w:sz="4" w:space="0"/>
+          <w:insideH w:val="single" w:color="auto" w:sz="4" w:space="0"/>
+          <w:insideV w:val="single" w:color="auto" w:sz="4" w:space="0"/>
         </w:tblBorders>
-        <w:tblLook w:val="04A0"/>
+        <w:tblLayout w:type="autofit"/>
+        <w:tblCellMar>
+          <w:top w:w="0" w:type="dxa"/>
+          <w:left w:w="108" w:type="dxa"/>
+          <w:bottom w:w="0" w:type="dxa"/>
+          <w:right w:w="108" w:type="dxa"/>
+        </w:tblCellMar>
       </w:tblPr>
       <w:tblGrid>
         <w:gridCol w:w="9889"/>
       </w:tblGrid>
       <w:tr>
         <w:trPr>
-          <w:trHeight w:val="340"/>
+          <w:trHeight w:val="340" w:hRule="atLeast"/>
         </w:trPr>
         <w:tc>
           <w:tcPr>
@@ -2515,16 +2024,7 @@
                 <w:sz w:val="28"/>
                 <w:szCs w:val="28"/>
               </w:rPr>
-              <w:t>Part 1(</w:t>
-            </w:r>
-            <w:r>
-              <w:rPr>
-                <w:rFonts w:ascii="Arial" w:hAnsi="Arial" w:cs="Arial"/>
-                <w:b/>
-                <w:sz w:val="28"/>
-                <w:szCs w:val="28"/>
-              </w:rPr>
-              <w:t>d)(i)</w:t>
+              <w:t>Part 1(d)(i)</w:t>
             </w:r>
           </w:p>
         </w:tc>
@@ -2547,21 +2047,7 @@
                 <w:rFonts w:ascii="Arial" w:hAnsi="Arial" w:cs="Arial"/>
                 <w:i/>
               </w:rPr>
-              <w:t xml:space="preserve">{Copy and paste program code listing </w:t>
-            </w:r>
-            <w:r>
-              <w:rPr>
-                <w:rFonts w:ascii="Arial" w:hAnsi="Arial" w:cs="Arial"/>
-                <w:i/>
-              </w:rPr>
-              <w:t>for question 1(d)(i)</w:t>
-            </w:r>
-            <w:r>
-              <w:rPr>
-                <w:rFonts w:ascii="Arial" w:hAnsi="Arial" w:cs="Arial"/>
-                <w:i/>
-              </w:rPr>
-              <w:t xml:space="preserve"> here}</w:t>
+              <w:t>{Copy and paste program code listing for question 1(d)(i) here}</w:t>
             </w:r>
           </w:p>
           <w:p>
@@ -2718,7 +2204,6 @@
               <w:rPr>
                 <w:rFonts w:ascii="Arial" w:hAnsi="Arial" w:cs="Arial"/>
               </w:rPr>
-              <w:lastRenderedPageBreak/>
               <w:t xml:space="preserve">    print("Code: ", Board1.GetObject(row, column).GetCode(), "Value: ", Board1.GetObject(row, column).GetValue())</w:t>
             </w:r>
           </w:p>
@@ -2772,23 +2257,31 @@
     </w:p>
     <w:tbl>
       <w:tblPr>
+        <w:tblStyle w:val="3"/>
         <w:tblW w:w="9889" w:type="dxa"/>
+        <w:tblInd w:w="0" w:type="dxa"/>
         <w:tblBorders>
-          <w:top w:val="single" w:sz="4" w:space="0" w:color="auto"/>
-          <w:left w:val="single" w:sz="4" w:space="0" w:color="auto"/>
-          <w:bottom w:val="single" w:sz="4" w:space="0" w:color="auto"/>
-          <w:right w:val="single" w:sz="4" w:space="0" w:color="auto"/>
-          <w:insideH w:val="single" w:sz="4" w:space="0" w:color="auto"/>
-          <w:insideV w:val="single" w:sz="4" w:space="0" w:color="auto"/>
+          <w:top w:val="single" w:color="auto" w:sz="4" w:space="0"/>
+          <w:left w:val="single" w:color="auto" w:sz="4" w:space="0"/>
+          <w:bottom w:val="single" w:color="auto" w:sz="4" w:space="0"/>
+          <w:right w:val="single" w:color="auto" w:sz="4" w:space="0"/>
+          <w:insideH w:val="single" w:color="auto" w:sz="4" w:space="0"/>
+          <w:insideV w:val="single" w:color="auto" w:sz="4" w:space="0"/>
         </w:tblBorders>
-        <w:tblLook w:val="04A0"/>
+        <w:tblLayout w:type="autofit"/>
+        <w:tblCellMar>
+          <w:top w:w="0" w:type="dxa"/>
+          <w:left w:w="108" w:type="dxa"/>
+          <w:bottom w:w="0" w:type="dxa"/>
+          <w:right w:w="108" w:type="dxa"/>
+        </w:tblCellMar>
       </w:tblPr>
       <w:tblGrid>
         <w:gridCol w:w="9889"/>
       </w:tblGrid>
       <w:tr>
         <w:trPr>
-          <w:trHeight w:val="340"/>
+          <w:trHeight w:val="340" w:hRule="atLeast"/>
         </w:trPr>
         <w:tc>
           <w:tcPr>
@@ -2810,16 +2303,7 @@
                 <w:sz w:val="28"/>
                 <w:szCs w:val="28"/>
               </w:rPr>
-              <w:t>Part 1(</w:t>
-            </w:r>
-            <w:r>
-              <w:rPr>
-                <w:rFonts w:ascii="Arial" w:hAnsi="Arial" w:cs="Arial"/>
-                <w:b/>
-                <w:sz w:val="28"/>
-                <w:szCs w:val="28"/>
-              </w:rPr>
-              <w:t>d)(ii)</w:t>
+              <w:t>Part 1(d)(ii)</w:t>
             </w:r>
           </w:p>
         </w:tc>
@@ -2842,64 +2326,28 @@
                 <w:rFonts w:ascii="Arial" w:hAnsi="Arial" w:cs="Arial"/>
                 <w:i/>
               </w:rPr>
-              <w:t xml:space="preserve">{Copy and paste </w:t>
-            </w:r>
-            <w:r>
-              <w:rPr>
-                <w:rFonts w:ascii="Arial" w:hAnsi="Arial" w:cs="Arial"/>
-                <w:i/>
-              </w:rPr>
-              <w:t>screenshot</w:t>
-            </w:r>
-            <w:r>
-              <w:rPr>
-                <w:rFonts w:ascii="Arial" w:hAnsi="Arial" w:cs="Arial"/>
-                <w:i/>
-              </w:rPr>
-              <w:t>(s)</w:t>
-            </w:r>
-            <w:r>
-              <w:rPr>
-                <w:rFonts w:ascii="Arial" w:hAnsi="Arial" w:cs="Arial"/>
-                <w:i/>
-              </w:rPr>
-              <w:t xml:space="preserve"> </w:t>
-            </w:r>
-            <w:r>
-              <w:rPr>
-                <w:rFonts w:ascii="Arial" w:hAnsi="Arial" w:cs="Arial"/>
-                <w:i/>
-              </w:rPr>
-              <w:t>for question 1(d)(ii)</w:t>
-            </w:r>
-            <w:r>
-              <w:rPr>
-                <w:rFonts w:ascii="Arial" w:hAnsi="Arial" w:cs="Arial"/>
-                <w:i/>
-              </w:rPr>
-              <w:t xml:space="preserve"> here}</w:t>
-            </w:r>
-          </w:p>
-          <w:p>
-            <w:pPr>
-              <w:spacing w:after="0" w:line="240" w:lineRule="auto"/>
-              <w:rPr>
-                <w:rFonts w:ascii="Arial" w:hAnsi="Arial" w:cs="Arial"/>
-                <w:i/>
-              </w:rPr>
-            </w:pPr>
-          </w:p>
-          <w:p>
-            <w:pPr>
-              <w:spacing w:after="0" w:line="240" w:lineRule="auto"/>
-              <w:rPr>
-                <w:rFonts w:ascii="Arial" w:hAnsi="Arial" w:cs="Arial"/>
-              </w:rPr>
-            </w:pPr>
-            <w:r>
-              <w:rPr>
-                <w:rFonts w:ascii="Arial" w:hAnsi="Arial" w:cs="Arial"/>
-                <w:noProof/>
+              <w:t>{Copy and paste screenshot(s) for question 1(d)(ii) here}</w:t>
+            </w:r>
+          </w:p>
+          <w:p>
+            <w:pPr>
+              <w:spacing w:after="0" w:line="240" w:lineRule="auto"/>
+              <w:rPr>
+                <w:rFonts w:ascii="Arial" w:hAnsi="Arial" w:cs="Arial"/>
+                <w:i/>
+              </w:rPr>
+            </w:pPr>
+          </w:p>
+          <w:p>
+            <w:pPr>
+              <w:spacing w:after="0" w:line="240" w:lineRule="auto"/>
+              <w:rPr>
+                <w:rFonts w:ascii="Arial" w:hAnsi="Arial" w:cs="Arial"/>
+              </w:rPr>
+            </w:pPr>
+            <w:r>
+              <w:rPr>
+                <w:rFonts w:ascii="Arial" w:hAnsi="Arial" w:cs="Arial"/>
                 <w:lang w:val="ru-RU" w:eastAsia="ru-RU"/>
               </w:rPr>
               <w:drawing>
@@ -2914,19 +2362,19 @@
                     <a:graphicData uri="http://schemas.openxmlformats.org/drawingml/2006/picture">
                       <pic:pic xmlns:pic="http://schemas.openxmlformats.org/drawingml/2006/picture">
                         <pic:nvPicPr>
-                          <pic:cNvPr id="0" name="Picture 2" descr="C:\Users\User\AppData\Local\Packages\MicrosoftWindows.Client.Core_cw5n1h2txyewy\TempState\ScreenClip\{2277B604-18EC-4824-99DD-E59C9A804FD7}.png"/>
+                          <pic:cNvPr id="2" name="Picture 2" descr="C:\Users\User\AppData\Local\Packages\MicrosoftWindows.Client.Core_cw5n1h2txyewy\TempState\ScreenClip\{2277B604-18EC-4824-99DD-E59C9A804FD7}.png"/>
                           <pic:cNvPicPr>
                             <a:picLocks noChangeAspect="1" noChangeArrowheads="1"/>
                           </pic:cNvPicPr>
                         </pic:nvPicPr>
                         <pic:blipFill>
-                          <a:blip r:embed="rId7" cstate="print"/>
+                          <a:blip r:embed="rId9" cstate="print"/>
                           <a:srcRect/>
                           <a:stretch>
                             <a:fillRect/>
                           </a:stretch>
                         </pic:blipFill>
-                        <pic:spPr bwMode="auto">
+                        <pic:spPr>
                           <a:xfrm>
                             <a:off x="0" y="0"/>
                             <a:ext cx="4107180" cy="1115060"/>
@@ -2999,16 +2447,24 @@
     </w:p>
     <w:tbl>
       <w:tblPr>
+        <w:tblStyle w:val="3"/>
         <w:tblW w:w="9889" w:type="dxa"/>
+        <w:tblInd w:w="0" w:type="dxa"/>
         <w:tblBorders>
-          <w:top w:val="single" w:sz="4" w:space="0" w:color="auto"/>
-          <w:left w:val="single" w:sz="4" w:space="0" w:color="auto"/>
-          <w:bottom w:val="single" w:sz="4" w:space="0" w:color="auto"/>
-          <w:right w:val="single" w:sz="4" w:space="0" w:color="auto"/>
-          <w:insideH w:val="single" w:sz="4" w:space="0" w:color="auto"/>
-          <w:insideV w:val="single" w:sz="4" w:space="0" w:color="auto"/>
+          <w:top w:val="single" w:color="auto" w:sz="4" w:space="0"/>
+          <w:left w:val="single" w:color="auto" w:sz="4" w:space="0"/>
+          <w:bottom w:val="single" w:color="auto" w:sz="4" w:space="0"/>
+          <w:right w:val="single" w:color="auto" w:sz="4" w:space="0"/>
+          <w:insideH w:val="single" w:color="auto" w:sz="4" w:space="0"/>
+          <w:insideV w:val="single" w:color="auto" w:sz="4" w:space="0"/>
         </w:tblBorders>
-        <w:tblLook w:val="04A0"/>
+        <w:tblLayout w:type="autofit"/>
+        <w:tblCellMar>
+          <w:top w:w="0" w:type="dxa"/>
+          <w:left w:w="108" w:type="dxa"/>
+          <w:bottom w:w="0" w:type="dxa"/>
+          <w:right w:w="108" w:type="dxa"/>
+        </w:tblCellMar>
       </w:tblPr>
       <w:tblGrid>
         <w:gridCol w:w="9889"/>
@@ -3048,7 +2504,7 @@
       </w:tr>
       <w:tr>
         <w:trPr>
-          <w:trHeight w:val="340"/>
+          <w:trHeight w:val="340" w:hRule="atLeast"/>
         </w:trPr>
         <w:tc>
           <w:tcPr>
@@ -3105,6 +2561,230 @@
                 <w:i/>
               </w:rPr>
             </w:pPr>
+          </w:p>
+          <w:p>
+            <w:pPr>
+              <w:pStyle w:val="7"/>
+              <w:keepNext w:val="0"/>
+              <w:keepLines w:val="0"/>
+              <w:widowControl/>
+              <w:suppressLineNumbers w:val="0"/>
+              <w:rPr>
+                <w:rFonts w:ascii="monospace" w:hAnsi="monospace" w:eastAsia="monospace" w:cs="monospace"/>
+                <w:sz w:val="22"/>
+                <w:szCs w:val="22"/>
+              </w:rPr>
+            </w:pPr>
+            <w:r>
+              <w:rPr>
+                <w:rFonts w:hint="default" w:ascii="monospace" w:hAnsi="monospace" w:eastAsia="monospace" w:cs="monospace"/>
+                <w:color w:val="BCBEC4"/>
+                <w:sz w:val="22"/>
+                <w:szCs w:val="22"/>
+                <w:shd w:val="clear" w:fill="1E1F22"/>
+              </w:rPr>
+              <w:t>Queue = [</w:t>
+            </w:r>
+            <w:r>
+              <w:rPr>
+                <w:rFonts w:hint="default" w:ascii="monospace" w:hAnsi="monospace" w:eastAsia="monospace" w:cs="monospace"/>
+                <w:color w:val="6AAB73"/>
+                <w:sz w:val="22"/>
+                <w:szCs w:val="22"/>
+                <w:shd w:val="clear" w:fill="1E1F22"/>
+              </w:rPr>
+              <w:t xml:space="preserve">"" </w:t>
+            </w:r>
+            <w:r>
+              <w:rPr>
+                <w:rFonts w:hint="default" w:ascii="monospace" w:hAnsi="monospace" w:eastAsia="monospace" w:cs="monospace"/>
+                <w:color w:val="CF8E6D"/>
+                <w:sz w:val="22"/>
+                <w:szCs w:val="22"/>
+                <w:shd w:val="clear" w:fill="1E1F22"/>
+              </w:rPr>
+              <w:t xml:space="preserve">for </w:t>
+            </w:r>
+            <w:r>
+              <w:rPr>
+                <w:rFonts w:hint="default" w:ascii="monospace" w:hAnsi="monospace" w:eastAsia="monospace" w:cs="monospace"/>
+                <w:color w:val="BCBEC4"/>
+                <w:sz w:val="22"/>
+                <w:szCs w:val="22"/>
+                <w:shd w:val="clear" w:fill="1E1F22"/>
+              </w:rPr>
+              <w:t xml:space="preserve">i </w:t>
+            </w:r>
+            <w:r>
+              <w:rPr>
+                <w:rFonts w:hint="default" w:ascii="monospace" w:hAnsi="monospace" w:eastAsia="monospace" w:cs="monospace"/>
+                <w:color w:val="CF8E6D"/>
+                <w:sz w:val="22"/>
+                <w:szCs w:val="22"/>
+                <w:shd w:val="clear" w:fill="1E1F22"/>
+              </w:rPr>
+              <w:t xml:space="preserve">in </w:t>
+            </w:r>
+            <w:r>
+              <w:rPr>
+                <w:rFonts w:hint="default" w:ascii="monospace" w:hAnsi="monospace" w:eastAsia="monospace" w:cs="monospace"/>
+                <w:color w:val="8888C6"/>
+                <w:sz w:val="22"/>
+                <w:szCs w:val="22"/>
+                <w:shd w:val="clear" w:fill="1E1F22"/>
+              </w:rPr>
+              <w:t>range</w:t>
+            </w:r>
+            <w:r>
+              <w:rPr>
+                <w:rFonts w:hint="default" w:ascii="monospace" w:hAnsi="monospace" w:eastAsia="monospace" w:cs="monospace"/>
+                <w:color w:val="BCBEC4"/>
+                <w:sz w:val="22"/>
+                <w:szCs w:val="22"/>
+                <w:shd w:val="clear" w:fill="1E1F22"/>
+              </w:rPr>
+              <w:t>(</w:t>
+            </w:r>
+            <w:r>
+              <w:rPr>
+                <w:rFonts w:hint="default" w:ascii="monospace" w:hAnsi="monospace" w:eastAsia="monospace" w:cs="monospace"/>
+                <w:color w:val="2AACB8"/>
+                <w:sz w:val="22"/>
+                <w:szCs w:val="22"/>
+                <w:shd w:val="clear" w:fill="1E1F22"/>
+              </w:rPr>
+              <w:t>100</w:t>
+            </w:r>
+            <w:r>
+              <w:rPr>
+                <w:rFonts w:hint="default" w:ascii="monospace" w:hAnsi="monospace" w:eastAsia="monospace" w:cs="monospace"/>
+                <w:color w:val="BCBEC4"/>
+                <w:sz w:val="22"/>
+                <w:szCs w:val="22"/>
+                <w:shd w:val="clear" w:fill="1E1F22"/>
+              </w:rPr>
+              <w:t xml:space="preserve">)] </w:t>
+            </w:r>
+            <w:r>
+              <w:rPr>
+                <w:rFonts w:hint="default" w:ascii="monospace" w:hAnsi="monospace" w:eastAsia="monospace" w:cs="monospace"/>
+                <w:color w:val="7A7E85"/>
+                <w:sz w:val="22"/>
+                <w:szCs w:val="22"/>
+                <w:shd w:val="clear" w:fill="1E1F22"/>
+              </w:rPr>
+              <w:t># global</w:t>
+            </w:r>
+            <w:r>
+              <w:rPr>
+                <w:rFonts w:hint="default" w:ascii="monospace" w:hAnsi="monospace" w:eastAsia="monospace" w:cs="monospace"/>
+                <w:color w:val="7A7E85"/>
+                <w:sz w:val="22"/>
+                <w:szCs w:val="22"/>
+                <w:shd w:val="clear" w:fill="1E1F22"/>
+              </w:rPr>
+              <w:br w:type="textWrapping"/>
+            </w:r>
+            <w:r>
+              <w:rPr>
+                <w:rFonts w:hint="default" w:ascii="monospace" w:hAnsi="monospace" w:eastAsia="monospace" w:cs="monospace"/>
+                <w:color w:val="BCBEC4"/>
+                <w:sz w:val="22"/>
+                <w:szCs w:val="22"/>
+                <w:shd w:val="clear" w:fill="1E1F22"/>
+              </w:rPr>
+              <w:t>QueueHead = -</w:t>
+            </w:r>
+            <w:r>
+              <w:rPr>
+                <w:rFonts w:hint="default" w:ascii="monospace" w:hAnsi="monospace" w:eastAsia="monospace" w:cs="monospace"/>
+                <w:color w:val="2AACB8"/>
+                <w:sz w:val="22"/>
+                <w:szCs w:val="22"/>
+                <w:shd w:val="clear" w:fill="1E1F22"/>
+              </w:rPr>
+              <w:t xml:space="preserve">1 </w:t>
+            </w:r>
+            <w:r>
+              <w:rPr>
+                <w:rFonts w:hint="default" w:ascii="monospace" w:hAnsi="monospace" w:eastAsia="monospace" w:cs="monospace"/>
+                <w:color w:val="7A7E85"/>
+                <w:sz w:val="22"/>
+                <w:szCs w:val="22"/>
+                <w:shd w:val="clear" w:fill="1E1F22"/>
+              </w:rPr>
+              <w:t># global</w:t>
+            </w:r>
+            <w:r>
+              <w:rPr>
+                <w:rFonts w:hint="default" w:ascii="monospace" w:hAnsi="monospace" w:eastAsia="monospace" w:cs="monospace"/>
+                <w:color w:val="7A7E85"/>
+                <w:sz w:val="22"/>
+                <w:szCs w:val="22"/>
+                <w:shd w:val="clear" w:fill="1E1F22"/>
+              </w:rPr>
+              <w:br w:type="textWrapping"/>
+            </w:r>
+            <w:r>
+              <w:rPr>
+                <w:rFonts w:hint="default" w:ascii="monospace" w:hAnsi="monospace" w:eastAsia="monospace" w:cs="monospace"/>
+                <w:color w:val="BCBEC4"/>
+                <w:sz w:val="22"/>
+                <w:szCs w:val="22"/>
+                <w:shd w:val="clear" w:fill="1E1F22"/>
+              </w:rPr>
+              <w:t>QueueTail = -</w:t>
+            </w:r>
+            <w:r>
+              <w:rPr>
+                <w:rFonts w:hint="default" w:ascii="monospace" w:hAnsi="monospace" w:eastAsia="monospace" w:cs="monospace"/>
+                <w:color w:val="2AACB8"/>
+                <w:sz w:val="22"/>
+                <w:szCs w:val="22"/>
+                <w:shd w:val="clear" w:fill="1E1F22"/>
+              </w:rPr>
+              <w:t xml:space="preserve">1 </w:t>
+            </w:r>
+            <w:r>
+              <w:rPr>
+                <w:rFonts w:hint="default" w:ascii="monospace" w:hAnsi="monospace" w:eastAsia="monospace" w:cs="monospace"/>
+                <w:color w:val="7A7E85"/>
+                <w:sz w:val="22"/>
+                <w:szCs w:val="22"/>
+                <w:shd w:val="clear" w:fill="1E1F22"/>
+              </w:rPr>
+              <w:t># global</w:t>
+            </w:r>
+            <w:r>
+              <w:rPr>
+                <w:rFonts w:hint="default" w:ascii="monospace" w:hAnsi="monospace" w:eastAsia="monospace" w:cs="monospace"/>
+                <w:color w:val="7A7E85"/>
+                <w:sz w:val="22"/>
+                <w:szCs w:val="22"/>
+                <w:shd w:val="clear" w:fill="1E1F22"/>
+              </w:rPr>
+              <w:br w:type="textWrapping"/>
+            </w:r>
+            <w:r>
+              <w:rPr>
+                <w:rFonts w:hint="default" w:ascii="monospace" w:hAnsi="monospace" w:eastAsia="monospace" w:cs="monospace"/>
+                <w:color w:val="BCBEC4"/>
+                <w:sz w:val="22"/>
+                <w:szCs w:val="22"/>
+                <w:shd w:val="clear" w:fill="1E1F22"/>
+              </w:rPr>
+              <w:t xml:space="preserve">NumberItems = </w:t>
+            </w:r>
+            <w:r>
+              <w:rPr>
+                <w:rFonts w:hint="default" w:ascii="monospace" w:hAnsi="monospace" w:eastAsia="monospace" w:cs="monospace"/>
+                <w:color w:val="2AACB8"/>
+                <w:sz w:val="22"/>
+                <w:szCs w:val="22"/>
+                <w:shd w:val="clear" w:fill="1E1F22"/>
+              </w:rPr>
+              <w:t>0</w:t>
+            </w:r>
           </w:p>
           <w:p>
             <w:pPr>
@@ -3166,23 +2846,31 @@
     </w:p>
     <w:tbl>
       <w:tblPr>
+        <w:tblStyle w:val="3"/>
         <w:tblW w:w="9889" w:type="dxa"/>
+        <w:tblInd w:w="0" w:type="dxa"/>
         <w:tblBorders>
-          <w:top w:val="single" w:sz="4" w:space="0" w:color="auto"/>
-          <w:left w:val="single" w:sz="4" w:space="0" w:color="auto"/>
-          <w:bottom w:val="single" w:sz="4" w:space="0" w:color="auto"/>
-          <w:right w:val="single" w:sz="4" w:space="0" w:color="auto"/>
-          <w:insideH w:val="single" w:sz="4" w:space="0" w:color="auto"/>
-          <w:insideV w:val="single" w:sz="4" w:space="0" w:color="auto"/>
+          <w:top w:val="single" w:color="auto" w:sz="4" w:space="0"/>
+          <w:left w:val="single" w:color="auto" w:sz="4" w:space="0"/>
+          <w:bottom w:val="single" w:color="auto" w:sz="4" w:space="0"/>
+          <w:right w:val="single" w:color="auto" w:sz="4" w:space="0"/>
+          <w:insideH w:val="single" w:color="auto" w:sz="4" w:space="0"/>
+          <w:insideV w:val="single" w:color="auto" w:sz="4" w:space="0"/>
         </w:tblBorders>
-        <w:tblLook w:val="04A0"/>
+        <w:tblLayout w:type="autofit"/>
+        <w:tblCellMar>
+          <w:top w:w="0" w:type="dxa"/>
+          <w:left w:w="108" w:type="dxa"/>
+          <w:bottom w:w="0" w:type="dxa"/>
+          <w:right w:w="108" w:type="dxa"/>
+        </w:tblCellMar>
       </w:tblPr>
       <w:tblGrid>
         <w:gridCol w:w="9889"/>
       </w:tblGrid>
       <w:tr>
         <w:trPr>
-          <w:trHeight w:val="340"/>
+          <w:trHeight w:val="340" w:hRule="atLeast"/>
         </w:trPr>
         <w:tc>
           <w:tcPr>
@@ -3203,25 +2891,7 @@
                 <w:sz w:val="28"/>
                 <w:szCs w:val="28"/>
               </w:rPr>
-              <w:t>Part 2(</w:t>
-            </w:r>
-            <w:r>
-              <w:rPr>
-                <w:rFonts w:ascii="Arial" w:hAnsi="Arial" w:cs="Arial"/>
-                <w:b/>
-                <w:sz w:val="28"/>
-                <w:szCs w:val="28"/>
-              </w:rPr>
-              <w:t>b</w:t>
-            </w:r>
-            <w:r>
-              <w:rPr>
-                <w:rFonts w:ascii="Arial" w:hAnsi="Arial" w:cs="Arial"/>
-                <w:b/>
-                <w:sz w:val="28"/>
-                <w:szCs w:val="28"/>
-              </w:rPr>
-              <w:t>)</w:t>
+              <w:t>Part 2(b)</w:t>
             </w:r>
           </w:p>
         </w:tc>
@@ -3244,45 +2914,441 @@
                 <w:rFonts w:ascii="Arial" w:hAnsi="Arial" w:cs="Arial"/>
                 <w:i/>
               </w:rPr>
-              <w:t xml:space="preserve">{Copy and paste </w:t>
-            </w:r>
-            <w:r>
-              <w:rPr>
-                <w:rFonts w:ascii="Arial" w:hAnsi="Arial" w:cs="Arial"/>
-                <w:i/>
-              </w:rPr>
-              <w:t xml:space="preserve">program code listing </w:t>
-            </w:r>
-            <w:r>
-              <w:rPr>
-                <w:rFonts w:ascii="Arial" w:hAnsi="Arial" w:cs="Arial"/>
-                <w:i/>
-              </w:rPr>
-              <w:t>for question 2(</w:t>
-            </w:r>
-            <w:r>
-              <w:rPr>
-                <w:rFonts w:ascii="Arial" w:hAnsi="Arial" w:cs="Arial"/>
-                <w:i/>
-              </w:rPr>
-              <w:t>b</w:t>
-            </w:r>
-            <w:r>
-              <w:rPr>
-                <w:rFonts w:ascii="Arial" w:hAnsi="Arial" w:cs="Arial"/>
-                <w:i/>
-              </w:rPr>
-              <w:t>) here}</w:t>
-            </w:r>
-          </w:p>
-          <w:p>
-            <w:pPr>
-              <w:spacing w:after="0" w:line="240" w:lineRule="auto"/>
-              <w:rPr>
-                <w:rFonts w:ascii="Arial" w:hAnsi="Arial" w:cs="Arial"/>
-                <w:i/>
-              </w:rPr>
-            </w:pPr>
+              <w:t>{Copy and paste program code listing for question 2(b) here}</w:t>
+            </w:r>
+          </w:p>
+          <w:p>
+            <w:pPr>
+              <w:spacing w:after="0" w:line="240" w:lineRule="auto"/>
+              <w:rPr>
+                <w:rFonts w:ascii="Arial" w:hAnsi="Arial" w:cs="Arial"/>
+                <w:i/>
+              </w:rPr>
+            </w:pPr>
+          </w:p>
+          <w:p>
+            <w:pPr>
+              <w:pStyle w:val="7"/>
+              <w:keepNext w:val="0"/>
+              <w:keepLines w:val="0"/>
+              <w:widowControl/>
+              <w:suppressLineNumbers w:val="0"/>
+              <w:rPr>
+                <w:rFonts w:ascii="monospace" w:hAnsi="monospace" w:eastAsia="monospace" w:cs="monospace"/>
+                <w:sz w:val="22"/>
+                <w:szCs w:val="22"/>
+              </w:rPr>
+            </w:pPr>
+            <w:r>
+              <w:rPr>
+                <w:rFonts w:hint="default" w:ascii="monospace" w:hAnsi="monospace" w:eastAsia="monospace" w:cs="monospace"/>
+                <w:color w:val="CF8E6D"/>
+                <w:sz w:val="22"/>
+                <w:szCs w:val="22"/>
+                <w:shd w:val="clear" w:fill="1E1F22"/>
+              </w:rPr>
+              <w:t xml:space="preserve">def </w:t>
+            </w:r>
+            <w:r>
+              <w:rPr>
+                <w:rFonts w:hint="default" w:ascii="monospace" w:hAnsi="monospace" w:eastAsia="monospace" w:cs="monospace"/>
+                <w:color w:val="56A8F5"/>
+                <w:sz w:val="22"/>
+                <w:szCs w:val="22"/>
+                <w:shd w:val="clear" w:fill="1E1F22"/>
+              </w:rPr>
+              <w:t>Enqueue</w:t>
+            </w:r>
+            <w:r>
+              <w:rPr>
+                <w:rFonts w:hint="default" w:ascii="monospace" w:hAnsi="monospace" w:eastAsia="monospace" w:cs="monospace"/>
+                <w:color w:val="BCBEC4"/>
+                <w:sz w:val="22"/>
+                <w:szCs w:val="22"/>
+                <w:shd w:val="clear" w:fill="1E1F22"/>
+              </w:rPr>
+              <w:t>(par):</w:t>
+            </w:r>
+            <w:r>
+              <w:rPr>
+                <w:rFonts w:hint="default" w:ascii="monospace" w:hAnsi="monospace" w:eastAsia="monospace" w:cs="monospace"/>
+                <w:color w:val="BCBEC4"/>
+                <w:sz w:val="22"/>
+                <w:szCs w:val="22"/>
+                <w:shd w:val="clear" w:fill="1E1F22"/>
+              </w:rPr>
+              <w:br w:type="textWrapping"/>
+            </w:r>
+            <w:r>
+              <w:rPr>
+                <w:rFonts w:hint="default" w:ascii="monospace" w:hAnsi="monospace" w:eastAsia="monospace" w:cs="monospace"/>
+                <w:color w:val="BCBEC4"/>
+                <w:sz w:val="22"/>
+                <w:szCs w:val="22"/>
+                <w:shd w:val="clear" w:fill="1E1F22"/>
+              </w:rPr>
+              <w:t xml:space="preserve">    </w:t>
+            </w:r>
+            <w:r>
+              <w:rPr>
+                <w:rFonts w:hint="default" w:ascii="monospace" w:hAnsi="monospace" w:eastAsia="monospace" w:cs="monospace"/>
+                <w:color w:val="CF8E6D"/>
+                <w:sz w:val="22"/>
+                <w:szCs w:val="22"/>
+                <w:shd w:val="clear" w:fill="1E1F22"/>
+              </w:rPr>
+              <w:t xml:space="preserve">global </w:t>
+            </w:r>
+            <w:r>
+              <w:rPr>
+                <w:rFonts w:hint="default" w:ascii="monospace" w:hAnsi="monospace" w:eastAsia="monospace" w:cs="monospace"/>
+                <w:color w:val="BCBEC4"/>
+                <w:sz w:val="22"/>
+                <w:szCs w:val="22"/>
+                <w:shd w:val="clear" w:fill="1E1F22"/>
+              </w:rPr>
+              <w:t>Queue, QueueHead, QueueTail, NumberItems</w:t>
+            </w:r>
+            <w:r>
+              <w:rPr>
+                <w:rFonts w:hint="default" w:ascii="monospace" w:hAnsi="monospace" w:eastAsia="monospace" w:cs="monospace"/>
+                <w:color w:val="BCBEC4"/>
+                <w:sz w:val="22"/>
+                <w:szCs w:val="22"/>
+                <w:shd w:val="clear" w:fill="1E1F22"/>
+              </w:rPr>
+              <w:br w:type="textWrapping"/>
+            </w:r>
+            <w:r>
+              <w:rPr>
+                <w:rFonts w:hint="default" w:ascii="monospace" w:hAnsi="monospace" w:eastAsia="monospace" w:cs="monospace"/>
+                <w:color w:val="BCBEC4"/>
+                <w:sz w:val="22"/>
+                <w:szCs w:val="22"/>
+                <w:shd w:val="clear" w:fill="1E1F22"/>
+              </w:rPr>
+              <w:t xml:space="preserve">    </w:t>
+            </w:r>
+            <w:r>
+              <w:rPr>
+                <w:rFonts w:hint="default" w:ascii="monospace" w:hAnsi="monospace" w:eastAsia="monospace" w:cs="monospace"/>
+                <w:color w:val="CF8E6D"/>
+                <w:sz w:val="22"/>
+                <w:szCs w:val="22"/>
+                <w:shd w:val="clear" w:fill="1E1F22"/>
+              </w:rPr>
+              <w:t xml:space="preserve">if </w:t>
+            </w:r>
+            <w:r>
+              <w:rPr>
+                <w:rFonts w:hint="default" w:ascii="monospace" w:hAnsi="monospace" w:eastAsia="monospace" w:cs="monospace"/>
+                <w:color w:val="BCBEC4"/>
+                <w:sz w:val="22"/>
+                <w:szCs w:val="22"/>
+                <w:shd w:val="clear" w:fill="1E1F22"/>
+              </w:rPr>
+              <w:t xml:space="preserve">QueueTail &gt;= </w:t>
+            </w:r>
+            <w:r>
+              <w:rPr>
+                <w:rFonts w:hint="default" w:ascii="monospace" w:hAnsi="monospace" w:eastAsia="monospace" w:cs="monospace"/>
+                <w:color w:val="2AACB8"/>
+                <w:sz w:val="22"/>
+                <w:szCs w:val="22"/>
+                <w:shd w:val="clear" w:fill="1E1F22"/>
+              </w:rPr>
+              <w:t>99</w:t>
+            </w:r>
+            <w:r>
+              <w:rPr>
+                <w:rFonts w:hint="default" w:ascii="monospace" w:hAnsi="monospace" w:eastAsia="monospace" w:cs="monospace"/>
+                <w:color w:val="BCBEC4"/>
+                <w:sz w:val="22"/>
+                <w:szCs w:val="22"/>
+                <w:shd w:val="clear" w:fill="1E1F22"/>
+              </w:rPr>
+              <w:t>:</w:t>
+            </w:r>
+            <w:r>
+              <w:rPr>
+                <w:rFonts w:hint="default" w:ascii="monospace" w:hAnsi="monospace" w:eastAsia="monospace" w:cs="monospace"/>
+                <w:color w:val="BCBEC4"/>
+                <w:sz w:val="22"/>
+                <w:szCs w:val="22"/>
+                <w:shd w:val="clear" w:fill="1E1F22"/>
+              </w:rPr>
+              <w:br w:type="textWrapping"/>
+            </w:r>
+            <w:r>
+              <w:rPr>
+                <w:rFonts w:hint="default" w:ascii="monospace" w:hAnsi="monospace" w:eastAsia="monospace" w:cs="monospace"/>
+                <w:color w:val="BCBEC4"/>
+                <w:sz w:val="22"/>
+                <w:szCs w:val="22"/>
+                <w:shd w:val="clear" w:fill="1E1F22"/>
+              </w:rPr>
+              <w:t xml:space="preserve">        </w:t>
+            </w:r>
+            <w:r>
+              <w:rPr>
+                <w:rFonts w:hint="default" w:ascii="monospace" w:hAnsi="monospace" w:eastAsia="monospace" w:cs="monospace"/>
+                <w:color w:val="CF8E6D"/>
+                <w:sz w:val="22"/>
+                <w:szCs w:val="22"/>
+                <w:shd w:val="clear" w:fill="1E1F22"/>
+              </w:rPr>
+              <w:t>return False</w:t>
+            </w:r>
+            <w:r>
+              <w:rPr>
+                <w:rFonts w:hint="default" w:ascii="monospace" w:hAnsi="monospace" w:eastAsia="monospace" w:cs="monospace"/>
+                <w:color w:val="CF8E6D"/>
+                <w:sz w:val="22"/>
+                <w:szCs w:val="22"/>
+                <w:shd w:val="clear" w:fill="1E1F22"/>
+              </w:rPr>
+              <w:br w:type="textWrapping"/>
+            </w:r>
+            <w:r>
+              <w:rPr>
+                <w:rFonts w:hint="default" w:ascii="monospace" w:hAnsi="monospace" w:eastAsia="monospace" w:cs="monospace"/>
+                <w:color w:val="CF8E6D"/>
+                <w:sz w:val="22"/>
+                <w:szCs w:val="22"/>
+                <w:shd w:val="clear" w:fill="1E1F22"/>
+              </w:rPr>
+              <w:t xml:space="preserve">    else</w:t>
+            </w:r>
+            <w:r>
+              <w:rPr>
+                <w:rFonts w:hint="default" w:ascii="monospace" w:hAnsi="monospace" w:eastAsia="monospace" w:cs="monospace"/>
+                <w:color w:val="BCBEC4"/>
+                <w:sz w:val="22"/>
+                <w:szCs w:val="22"/>
+                <w:shd w:val="clear" w:fill="1E1F22"/>
+              </w:rPr>
+              <w:t>:</w:t>
+            </w:r>
+            <w:r>
+              <w:rPr>
+                <w:rFonts w:hint="default" w:ascii="monospace" w:hAnsi="monospace" w:eastAsia="monospace" w:cs="monospace"/>
+                <w:color w:val="BCBEC4"/>
+                <w:sz w:val="22"/>
+                <w:szCs w:val="22"/>
+                <w:shd w:val="clear" w:fill="1E1F22"/>
+              </w:rPr>
+              <w:br w:type="textWrapping"/>
+            </w:r>
+            <w:r>
+              <w:rPr>
+                <w:rFonts w:hint="default" w:ascii="monospace" w:hAnsi="monospace" w:eastAsia="monospace" w:cs="monospace"/>
+                <w:color w:val="BCBEC4"/>
+                <w:sz w:val="22"/>
+                <w:szCs w:val="22"/>
+                <w:shd w:val="clear" w:fill="1E1F22"/>
+              </w:rPr>
+              <w:t xml:space="preserve">        </w:t>
+            </w:r>
+            <w:r>
+              <w:rPr>
+                <w:rFonts w:hint="default" w:ascii="monospace" w:hAnsi="monospace" w:eastAsia="monospace" w:cs="monospace"/>
+                <w:color w:val="CF8E6D"/>
+                <w:sz w:val="22"/>
+                <w:szCs w:val="22"/>
+                <w:shd w:val="clear" w:fill="1E1F22"/>
+              </w:rPr>
+              <w:t xml:space="preserve">if </w:t>
+            </w:r>
+            <w:r>
+              <w:rPr>
+                <w:rFonts w:hint="default" w:ascii="monospace" w:hAnsi="monospace" w:eastAsia="monospace" w:cs="monospace"/>
+                <w:color w:val="BCBEC4"/>
+                <w:sz w:val="22"/>
+                <w:szCs w:val="22"/>
+                <w:shd w:val="clear" w:fill="1E1F22"/>
+              </w:rPr>
+              <w:t>QueueHead == -</w:t>
+            </w:r>
+            <w:r>
+              <w:rPr>
+                <w:rFonts w:hint="default" w:ascii="monospace" w:hAnsi="monospace" w:eastAsia="monospace" w:cs="monospace"/>
+                <w:color w:val="2AACB8"/>
+                <w:sz w:val="22"/>
+                <w:szCs w:val="22"/>
+                <w:shd w:val="clear" w:fill="1E1F22"/>
+              </w:rPr>
+              <w:t>1</w:t>
+            </w:r>
+            <w:r>
+              <w:rPr>
+                <w:rFonts w:hint="default" w:ascii="monospace" w:hAnsi="monospace" w:eastAsia="monospace" w:cs="monospace"/>
+                <w:color w:val="BCBEC4"/>
+                <w:sz w:val="22"/>
+                <w:szCs w:val="22"/>
+                <w:shd w:val="clear" w:fill="1E1F22"/>
+              </w:rPr>
+              <w:t>:</w:t>
+            </w:r>
+            <w:r>
+              <w:rPr>
+                <w:rFonts w:hint="default" w:ascii="monospace" w:hAnsi="monospace" w:eastAsia="monospace" w:cs="monospace"/>
+                <w:color w:val="BCBEC4"/>
+                <w:sz w:val="22"/>
+                <w:szCs w:val="22"/>
+                <w:shd w:val="clear" w:fill="1E1F22"/>
+              </w:rPr>
+              <w:br w:type="textWrapping"/>
+            </w:r>
+            <w:r>
+              <w:rPr>
+                <w:rFonts w:hint="default" w:ascii="monospace" w:hAnsi="monospace" w:eastAsia="monospace" w:cs="monospace"/>
+                <w:color w:val="BCBEC4"/>
+                <w:sz w:val="22"/>
+                <w:szCs w:val="22"/>
+                <w:shd w:val="clear" w:fill="1E1F22"/>
+              </w:rPr>
+              <w:t xml:space="preserve">            QueueHead = </w:t>
+            </w:r>
+            <w:r>
+              <w:rPr>
+                <w:rFonts w:hint="default" w:ascii="monospace" w:hAnsi="monospace" w:eastAsia="monospace" w:cs="monospace"/>
+                <w:color w:val="2AACB8"/>
+                <w:sz w:val="22"/>
+                <w:szCs w:val="22"/>
+                <w:shd w:val="clear" w:fill="1E1F22"/>
+              </w:rPr>
+              <w:t>0</w:t>
+            </w:r>
+            <w:r>
+              <w:rPr>
+                <w:rFonts w:hint="default" w:ascii="monospace" w:hAnsi="monospace" w:eastAsia="monospace" w:cs="monospace"/>
+                <w:color w:val="2AACB8"/>
+                <w:sz w:val="22"/>
+                <w:szCs w:val="22"/>
+                <w:shd w:val="clear" w:fill="1E1F22"/>
+              </w:rPr>
+              <w:br w:type="textWrapping"/>
+            </w:r>
+            <w:r>
+              <w:rPr>
+                <w:rFonts w:hint="default" w:ascii="monospace" w:hAnsi="monospace" w:eastAsia="monospace" w:cs="monospace"/>
+                <w:color w:val="2AACB8"/>
+                <w:sz w:val="22"/>
+                <w:szCs w:val="22"/>
+                <w:shd w:val="clear" w:fill="1E1F22"/>
+              </w:rPr>
+              <w:t xml:space="preserve">        </w:t>
+            </w:r>
+            <w:r>
+              <w:rPr>
+                <w:rFonts w:hint="default" w:ascii="monospace" w:hAnsi="monospace" w:eastAsia="monospace" w:cs="monospace"/>
+                <w:color w:val="BCBEC4"/>
+                <w:sz w:val="22"/>
+                <w:szCs w:val="22"/>
+                <w:shd w:val="clear" w:fill="1E1F22"/>
+              </w:rPr>
+              <w:t xml:space="preserve">QueueTail += </w:t>
+            </w:r>
+            <w:r>
+              <w:rPr>
+                <w:rFonts w:hint="default" w:ascii="monospace" w:hAnsi="monospace" w:eastAsia="monospace" w:cs="monospace"/>
+                <w:color w:val="2AACB8"/>
+                <w:sz w:val="22"/>
+                <w:szCs w:val="22"/>
+                <w:shd w:val="clear" w:fill="1E1F22"/>
+              </w:rPr>
+              <w:t>1</w:t>
+            </w:r>
+            <w:r>
+              <w:rPr>
+                <w:rFonts w:hint="default" w:ascii="monospace" w:hAnsi="monospace" w:eastAsia="monospace" w:cs="monospace"/>
+                <w:color w:val="2AACB8"/>
+                <w:sz w:val="22"/>
+                <w:szCs w:val="22"/>
+                <w:shd w:val="clear" w:fill="1E1F22"/>
+              </w:rPr>
+              <w:br w:type="textWrapping"/>
+            </w:r>
+            <w:r>
+              <w:rPr>
+                <w:rFonts w:hint="default" w:ascii="monospace" w:hAnsi="monospace" w:eastAsia="monospace" w:cs="monospace"/>
+                <w:color w:val="2AACB8"/>
+                <w:sz w:val="22"/>
+                <w:szCs w:val="22"/>
+                <w:shd w:val="clear" w:fill="1E1F22"/>
+              </w:rPr>
+              <w:t xml:space="preserve">        </w:t>
+            </w:r>
+            <w:r>
+              <w:rPr>
+                <w:rFonts w:hint="default" w:ascii="monospace" w:hAnsi="monospace" w:eastAsia="monospace" w:cs="monospace"/>
+                <w:color w:val="BCBEC4"/>
+                <w:sz w:val="22"/>
+                <w:szCs w:val="22"/>
+                <w:shd w:val="clear" w:fill="1E1F22"/>
+              </w:rPr>
+              <w:t>Queue[QueueTail] = par</w:t>
+            </w:r>
+            <w:r>
+              <w:rPr>
+                <w:rFonts w:hint="default" w:ascii="monospace" w:hAnsi="monospace" w:eastAsia="monospace" w:cs="monospace"/>
+                <w:color w:val="BCBEC4"/>
+                <w:sz w:val="22"/>
+                <w:szCs w:val="22"/>
+                <w:shd w:val="clear" w:fill="1E1F22"/>
+              </w:rPr>
+              <w:br w:type="textWrapping"/>
+            </w:r>
+            <w:r>
+              <w:rPr>
+                <w:rFonts w:hint="default" w:ascii="monospace" w:hAnsi="monospace" w:eastAsia="monospace" w:cs="monospace"/>
+                <w:color w:val="BCBEC4"/>
+                <w:sz w:val="22"/>
+                <w:szCs w:val="22"/>
+                <w:shd w:val="clear" w:fill="1E1F22"/>
+              </w:rPr>
+              <w:t xml:space="preserve">        NumberItems += </w:t>
+            </w:r>
+            <w:r>
+              <w:rPr>
+                <w:rFonts w:hint="default" w:ascii="monospace" w:hAnsi="monospace" w:eastAsia="monospace" w:cs="monospace"/>
+                <w:color w:val="2AACB8"/>
+                <w:sz w:val="22"/>
+                <w:szCs w:val="22"/>
+                <w:shd w:val="clear" w:fill="1E1F22"/>
+              </w:rPr>
+              <w:t>1</w:t>
+            </w:r>
+            <w:r>
+              <w:rPr>
+                <w:rFonts w:hint="default" w:ascii="monospace" w:hAnsi="monospace" w:eastAsia="monospace" w:cs="monospace"/>
+                <w:color w:val="2AACB8"/>
+                <w:sz w:val="22"/>
+                <w:szCs w:val="22"/>
+                <w:shd w:val="clear" w:fill="1E1F22"/>
+              </w:rPr>
+              <w:br w:type="textWrapping"/>
+            </w:r>
+            <w:r>
+              <w:rPr>
+                <w:rFonts w:hint="default" w:ascii="monospace" w:hAnsi="monospace" w:eastAsia="monospace" w:cs="monospace"/>
+                <w:color w:val="2AACB8"/>
+                <w:sz w:val="22"/>
+                <w:szCs w:val="22"/>
+                <w:shd w:val="clear" w:fill="1E1F22"/>
+              </w:rPr>
+              <w:t xml:space="preserve">        </w:t>
+            </w:r>
+            <w:r>
+              <w:rPr>
+                <w:rFonts w:hint="default" w:ascii="monospace" w:hAnsi="monospace" w:eastAsia="monospace" w:cs="monospace"/>
+                <w:color w:val="CF8E6D"/>
+                <w:sz w:val="22"/>
+                <w:szCs w:val="22"/>
+                <w:shd w:val="clear" w:fill="1E1F22"/>
+              </w:rPr>
+              <w:t>return True</w:t>
+            </w:r>
           </w:p>
           <w:p>
             <w:pPr>
@@ -3343,23 +3409,31 @@
     </w:p>
     <w:tbl>
       <w:tblPr>
+        <w:tblStyle w:val="3"/>
         <w:tblW w:w="9889" w:type="dxa"/>
+        <w:tblInd w:w="0" w:type="dxa"/>
         <w:tblBorders>
-          <w:top w:val="single" w:sz="4" w:space="0" w:color="auto"/>
-          <w:left w:val="single" w:sz="4" w:space="0" w:color="auto"/>
-          <w:bottom w:val="single" w:sz="4" w:space="0" w:color="auto"/>
-          <w:right w:val="single" w:sz="4" w:space="0" w:color="auto"/>
-          <w:insideH w:val="single" w:sz="4" w:space="0" w:color="auto"/>
-          <w:insideV w:val="single" w:sz="4" w:space="0" w:color="auto"/>
+          <w:top w:val="single" w:color="auto" w:sz="4" w:space="0"/>
+          <w:left w:val="single" w:color="auto" w:sz="4" w:space="0"/>
+          <w:bottom w:val="single" w:color="auto" w:sz="4" w:space="0"/>
+          <w:right w:val="single" w:color="auto" w:sz="4" w:space="0"/>
+          <w:insideH w:val="single" w:color="auto" w:sz="4" w:space="0"/>
+          <w:insideV w:val="single" w:color="auto" w:sz="4" w:space="0"/>
         </w:tblBorders>
-        <w:tblLook w:val="04A0"/>
+        <w:tblLayout w:type="autofit"/>
+        <w:tblCellMar>
+          <w:top w:w="0" w:type="dxa"/>
+          <w:left w:w="108" w:type="dxa"/>
+          <w:bottom w:w="0" w:type="dxa"/>
+          <w:right w:w="108" w:type="dxa"/>
+        </w:tblCellMar>
       </w:tblPr>
       <w:tblGrid>
         <w:gridCol w:w="9889"/>
       </w:tblGrid>
       <w:tr>
         <w:trPr>
-          <w:trHeight w:val="340"/>
+          <w:trHeight w:val="340" w:hRule="atLeast"/>
         </w:trPr>
         <w:tc>
           <w:tcPr>
@@ -3380,43 +3454,7 @@
                 <w:sz w:val="28"/>
                 <w:szCs w:val="28"/>
               </w:rPr>
-              <w:t xml:space="preserve">Part </w:t>
-            </w:r>
-            <w:r>
-              <w:rPr>
-                <w:rFonts w:ascii="Arial" w:hAnsi="Arial" w:cs="Arial"/>
-                <w:b/>
-                <w:sz w:val="28"/>
-                <w:szCs w:val="28"/>
-              </w:rPr>
-              <w:t>2</w:t>
-            </w:r>
-            <w:r>
-              <w:rPr>
-                <w:rFonts w:ascii="Arial" w:hAnsi="Arial" w:cs="Arial"/>
-                <w:b/>
-                <w:sz w:val="28"/>
-                <w:szCs w:val="28"/>
-              </w:rPr>
-              <w:t>(</w:t>
-            </w:r>
-            <w:r>
-              <w:rPr>
-                <w:rFonts w:ascii="Arial" w:hAnsi="Arial" w:cs="Arial"/>
-                <w:b/>
-                <w:sz w:val="28"/>
-                <w:szCs w:val="28"/>
-              </w:rPr>
-              <w:t>c</w:t>
-            </w:r>
-            <w:r>
-              <w:rPr>
-                <w:rFonts w:ascii="Arial" w:hAnsi="Arial" w:cs="Arial"/>
-                <w:b/>
-                <w:sz w:val="28"/>
-                <w:szCs w:val="28"/>
-              </w:rPr>
-              <w:t>)</w:t>
+              <w:t>Part 2(c)</w:t>
             </w:r>
           </w:p>
         </w:tc>
@@ -3439,45 +3477,371 @@
                 <w:rFonts w:ascii="Arial" w:hAnsi="Arial" w:cs="Arial"/>
                 <w:i/>
               </w:rPr>
-              <w:t xml:space="preserve">{Copy and paste </w:t>
-            </w:r>
-            <w:r>
-              <w:rPr>
-                <w:rFonts w:ascii="Arial" w:hAnsi="Arial" w:cs="Arial"/>
-                <w:i/>
-              </w:rPr>
-              <w:t xml:space="preserve">program code listing </w:t>
-            </w:r>
-            <w:r>
-              <w:rPr>
-                <w:rFonts w:ascii="Arial" w:hAnsi="Arial" w:cs="Arial"/>
-                <w:i/>
-              </w:rPr>
-              <w:t>for question 2(</w:t>
-            </w:r>
-            <w:r>
-              <w:rPr>
-                <w:rFonts w:ascii="Arial" w:hAnsi="Arial" w:cs="Arial"/>
-                <w:i/>
-              </w:rPr>
-              <w:t>c</w:t>
-            </w:r>
-            <w:r>
-              <w:rPr>
-                <w:rFonts w:ascii="Arial" w:hAnsi="Arial" w:cs="Arial"/>
-                <w:i/>
-              </w:rPr>
-              <w:t>) here}</w:t>
-            </w:r>
-          </w:p>
-          <w:p>
-            <w:pPr>
-              <w:spacing w:after="0" w:line="240" w:lineRule="auto"/>
-              <w:rPr>
-                <w:rFonts w:ascii="Arial" w:hAnsi="Arial" w:cs="Arial"/>
-                <w:i/>
-              </w:rPr>
-            </w:pPr>
+              <w:t>{Copy and paste program code listing for question 2(c) here}</w:t>
+            </w:r>
+          </w:p>
+          <w:p>
+            <w:pPr>
+              <w:spacing w:after="0" w:line="240" w:lineRule="auto"/>
+              <w:rPr>
+                <w:rFonts w:ascii="Arial" w:hAnsi="Arial" w:cs="Arial"/>
+                <w:i/>
+              </w:rPr>
+            </w:pPr>
+          </w:p>
+          <w:p>
+            <w:pPr>
+              <w:pStyle w:val="7"/>
+              <w:keepNext w:val="0"/>
+              <w:keepLines w:val="0"/>
+              <w:widowControl/>
+              <w:suppressLineNumbers w:val="0"/>
+              <w:rPr>
+                <w:rFonts w:ascii="monospace" w:hAnsi="monospace" w:eastAsia="monospace" w:cs="monospace"/>
+                <w:sz w:val="22"/>
+                <w:szCs w:val="22"/>
+              </w:rPr>
+            </w:pPr>
+            <w:r>
+              <w:rPr>
+                <w:rFonts w:hint="default" w:ascii="monospace" w:hAnsi="monospace" w:eastAsia="monospace" w:cs="monospace"/>
+                <w:color w:val="CF8E6D"/>
+                <w:sz w:val="22"/>
+                <w:szCs w:val="22"/>
+                <w:shd w:val="clear" w:fill="1E1F22"/>
+              </w:rPr>
+              <w:t xml:space="preserve">def </w:t>
+            </w:r>
+            <w:r>
+              <w:rPr>
+                <w:rFonts w:hint="default" w:ascii="monospace" w:hAnsi="monospace" w:eastAsia="monospace" w:cs="monospace"/>
+                <w:color w:val="56A8F5"/>
+                <w:sz w:val="22"/>
+                <w:szCs w:val="22"/>
+                <w:shd w:val="clear" w:fill="1E1F22"/>
+              </w:rPr>
+              <w:t>Dequeue</w:t>
+            </w:r>
+            <w:r>
+              <w:rPr>
+                <w:rFonts w:hint="default" w:ascii="monospace" w:hAnsi="monospace" w:eastAsia="monospace" w:cs="monospace"/>
+                <w:color w:val="BCBEC4"/>
+                <w:sz w:val="22"/>
+                <w:szCs w:val="22"/>
+                <w:shd w:val="clear" w:fill="1E1F22"/>
+              </w:rPr>
+              <w:t>():</w:t>
+            </w:r>
+            <w:r>
+              <w:rPr>
+                <w:rFonts w:hint="default" w:ascii="monospace" w:hAnsi="monospace" w:eastAsia="monospace" w:cs="monospace"/>
+                <w:color w:val="BCBEC4"/>
+                <w:sz w:val="22"/>
+                <w:szCs w:val="22"/>
+                <w:shd w:val="clear" w:fill="1E1F22"/>
+              </w:rPr>
+              <w:br w:type="textWrapping"/>
+            </w:r>
+            <w:r>
+              <w:rPr>
+                <w:rFonts w:hint="default" w:ascii="monospace" w:hAnsi="monospace" w:eastAsia="monospace" w:cs="monospace"/>
+                <w:color w:val="BCBEC4"/>
+                <w:sz w:val="22"/>
+                <w:szCs w:val="22"/>
+                <w:shd w:val="clear" w:fill="1E1F22"/>
+              </w:rPr>
+              <w:t xml:space="preserve">    </w:t>
+            </w:r>
+            <w:r>
+              <w:rPr>
+                <w:rFonts w:hint="default" w:ascii="monospace" w:hAnsi="monospace" w:eastAsia="monospace" w:cs="monospace"/>
+                <w:color w:val="CF8E6D"/>
+                <w:sz w:val="22"/>
+                <w:szCs w:val="22"/>
+                <w:shd w:val="clear" w:fill="1E1F22"/>
+              </w:rPr>
+              <w:t xml:space="preserve">global </w:t>
+            </w:r>
+            <w:r>
+              <w:rPr>
+                <w:rFonts w:hint="default" w:ascii="monospace" w:hAnsi="monospace" w:eastAsia="monospace" w:cs="monospace"/>
+                <w:color w:val="BCBEC4"/>
+                <w:sz w:val="22"/>
+                <w:szCs w:val="22"/>
+                <w:shd w:val="clear" w:fill="1E1F22"/>
+              </w:rPr>
+              <w:t>Queue, QueueHead, QueueTail, NumberItems</w:t>
+            </w:r>
+            <w:r>
+              <w:rPr>
+                <w:rFonts w:hint="default" w:ascii="monospace" w:hAnsi="monospace" w:eastAsia="monospace" w:cs="monospace"/>
+                <w:color w:val="BCBEC4"/>
+                <w:sz w:val="22"/>
+                <w:szCs w:val="22"/>
+                <w:shd w:val="clear" w:fill="1E1F22"/>
+              </w:rPr>
+              <w:br w:type="textWrapping"/>
+            </w:r>
+            <w:r>
+              <w:rPr>
+                <w:rFonts w:hint="default" w:ascii="monospace" w:hAnsi="monospace" w:eastAsia="monospace" w:cs="monospace"/>
+                <w:color w:val="BCBEC4"/>
+                <w:sz w:val="22"/>
+                <w:szCs w:val="22"/>
+                <w:shd w:val="clear" w:fill="1E1F22"/>
+              </w:rPr>
+              <w:t xml:space="preserve">    </w:t>
+            </w:r>
+            <w:r>
+              <w:rPr>
+                <w:rFonts w:hint="default" w:ascii="monospace" w:hAnsi="monospace" w:eastAsia="monospace" w:cs="monospace"/>
+                <w:color w:val="CF8E6D"/>
+                <w:sz w:val="22"/>
+                <w:szCs w:val="22"/>
+                <w:shd w:val="clear" w:fill="1E1F22"/>
+              </w:rPr>
+              <w:t xml:space="preserve">if </w:t>
+            </w:r>
+            <w:r>
+              <w:rPr>
+                <w:rFonts w:hint="default" w:ascii="monospace" w:hAnsi="monospace" w:eastAsia="monospace" w:cs="monospace"/>
+                <w:color w:val="BCBEC4"/>
+                <w:sz w:val="22"/>
+                <w:szCs w:val="22"/>
+                <w:shd w:val="clear" w:fill="1E1F22"/>
+              </w:rPr>
+              <w:t xml:space="preserve">NumberItems == </w:t>
+            </w:r>
+            <w:r>
+              <w:rPr>
+                <w:rFonts w:hint="default" w:ascii="monospace" w:hAnsi="monospace" w:eastAsia="monospace" w:cs="monospace"/>
+                <w:color w:val="2AACB8"/>
+                <w:sz w:val="22"/>
+                <w:szCs w:val="22"/>
+                <w:shd w:val="clear" w:fill="1E1F22"/>
+              </w:rPr>
+              <w:t>0</w:t>
+            </w:r>
+            <w:r>
+              <w:rPr>
+                <w:rFonts w:hint="default" w:ascii="monospace" w:hAnsi="monospace" w:eastAsia="monospace" w:cs="monospace"/>
+                <w:color w:val="BCBEC4"/>
+                <w:sz w:val="22"/>
+                <w:szCs w:val="22"/>
+                <w:shd w:val="clear" w:fill="1E1F22"/>
+              </w:rPr>
+              <w:t>:</w:t>
+            </w:r>
+            <w:r>
+              <w:rPr>
+                <w:rFonts w:hint="default" w:ascii="monospace" w:hAnsi="monospace" w:eastAsia="monospace" w:cs="monospace"/>
+                <w:color w:val="BCBEC4"/>
+                <w:sz w:val="22"/>
+                <w:szCs w:val="22"/>
+                <w:shd w:val="clear" w:fill="1E1F22"/>
+              </w:rPr>
+              <w:br w:type="textWrapping"/>
+            </w:r>
+            <w:r>
+              <w:rPr>
+                <w:rFonts w:hint="default" w:ascii="monospace" w:hAnsi="monospace" w:eastAsia="monospace" w:cs="monospace"/>
+                <w:color w:val="BCBEC4"/>
+                <w:sz w:val="22"/>
+                <w:szCs w:val="22"/>
+                <w:shd w:val="clear" w:fill="1E1F22"/>
+              </w:rPr>
+              <w:t xml:space="preserve">        </w:t>
+            </w:r>
+            <w:r>
+              <w:rPr>
+                <w:rFonts w:hint="default" w:ascii="monospace" w:hAnsi="monospace" w:eastAsia="monospace" w:cs="monospace"/>
+                <w:color w:val="CF8E6D"/>
+                <w:sz w:val="22"/>
+                <w:szCs w:val="22"/>
+                <w:shd w:val="clear" w:fill="1E1F22"/>
+              </w:rPr>
+              <w:t xml:space="preserve">return </w:t>
+            </w:r>
+            <w:r>
+              <w:rPr>
+                <w:rFonts w:hint="default" w:ascii="monospace" w:hAnsi="monospace" w:eastAsia="monospace" w:cs="monospace"/>
+                <w:color w:val="6AAB73"/>
+                <w:sz w:val="22"/>
+                <w:szCs w:val="22"/>
+                <w:shd w:val="clear" w:fill="1E1F22"/>
+              </w:rPr>
+              <w:t>"False"</w:t>
+            </w:r>
+            <w:r>
+              <w:rPr>
+                <w:rFonts w:hint="default" w:ascii="monospace" w:hAnsi="monospace" w:eastAsia="monospace" w:cs="monospace"/>
+                <w:color w:val="6AAB73"/>
+                <w:sz w:val="22"/>
+                <w:szCs w:val="22"/>
+                <w:shd w:val="clear" w:fill="1E1F22"/>
+              </w:rPr>
+              <w:br w:type="textWrapping"/>
+            </w:r>
+            <w:r>
+              <w:rPr>
+                <w:rFonts w:hint="default" w:ascii="monospace" w:hAnsi="monospace" w:eastAsia="monospace" w:cs="monospace"/>
+                <w:color w:val="6AAB73"/>
+                <w:sz w:val="22"/>
+                <w:szCs w:val="22"/>
+                <w:shd w:val="clear" w:fill="1E1F22"/>
+              </w:rPr>
+              <w:t xml:space="preserve">    </w:t>
+            </w:r>
+            <w:r>
+              <w:rPr>
+                <w:rFonts w:hint="default" w:ascii="monospace" w:hAnsi="monospace" w:eastAsia="monospace" w:cs="monospace"/>
+                <w:color w:val="CF8E6D"/>
+                <w:sz w:val="22"/>
+                <w:szCs w:val="22"/>
+                <w:shd w:val="clear" w:fill="1E1F22"/>
+              </w:rPr>
+              <w:t>else</w:t>
+            </w:r>
+            <w:r>
+              <w:rPr>
+                <w:rFonts w:hint="default" w:ascii="monospace" w:hAnsi="monospace" w:eastAsia="monospace" w:cs="monospace"/>
+                <w:color w:val="BCBEC4"/>
+                <w:sz w:val="22"/>
+                <w:szCs w:val="22"/>
+                <w:shd w:val="clear" w:fill="1E1F22"/>
+              </w:rPr>
+              <w:t>:</w:t>
+            </w:r>
+            <w:r>
+              <w:rPr>
+                <w:rFonts w:hint="default" w:ascii="monospace" w:hAnsi="monospace" w:eastAsia="monospace" w:cs="monospace"/>
+                <w:color w:val="BCBEC4"/>
+                <w:sz w:val="22"/>
+                <w:szCs w:val="22"/>
+                <w:shd w:val="clear" w:fill="1E1F22"/>
+              </w:rPr>
+              <w:br w:type="textWrapping"/>
+            </w:r>
+            <w:r>
+              <w:rPr>
+                <w:rFonts w:hint="default" w:ascii="monospace" w:hAnsi="monospace" w:eastAsia="monospace" w:cs="monospace"/>
+                <w:color w:val="BCBEC4"/>
+                <w:sz w:val="22"/>
+                <w:szCs w:val="22"/>
+                <w:shd w:val="clear" w:fill="1E1F22"/>
+              </w:rPr>
+              <w:t xml:space="preserve">        temp = QueueHead</w:t>
+            </w:r>
+            <w:r>
+              <w:rPr>
+                <w:rFonts w:hint="default" w:ascii="monospace" w:hAnsi="monospace" w:eastAsia="monospace" w:cs="monospace"/>
+                <w:color w:val="BCBEC4"/>
+                <w:sz w:val="22"/>
+                <w:szCs w:val="22"/>
+                <w:shd w:val="clear" w:fill="1E1F22"/>
+              </w:rPr>
+              <w:br w:type="textWrapping"/>
+            </w:r>
+            <w:r>
+              <w:rPr>
+                <w:rFonts w:hint="default" w:ascii="monospace" w:hAnsi="monospace" w:eastAsia="monospace" w:cs="monospace"/>
+                <w:color w:val="BCBEC4"/>
+                <w:sz w:val="22"/>
+                <w:szCs w:val="22"/>
+                <w:shd w:val="clear" w:fill="1E1F22"/>
+              </w:rPr>
+              <w:t xml:space="preserve">        QueueHead += </w:t>
+            </w:r>
+            <w:r>
+              <w:rPr>
+                <w:rFonts w:hint="default" w:ascii="monospace" w:hAnsi="monospace" w:eastAsia="monospace" w:cs="monospace"/>
+                <w:color w:val="2AACB8"/>
+                <w:sz w:val="22"/>
+                <w:szCs w:val="22"/>
+                <w:shd w:val="clear" w:fill="1E1F22"/>
+              </w:rPr>
+              <w:t>1</w:t>
+            </w:r>
+            <w:r>
+              <w:rPr>
+                <w:rFonts w:hint="default" w:ascii="monospace" w:hAnsi="monospace" w:eastAsia="monospace" w:cs="monospace"/>
+                <w:color w:val="2AACB8"/>
+                <w:sz w:val="22"/>
+                <w:szCs w:val="22"/>
+                <w:shd w:val="clear" w:fill="1E1F22"/>
+              </w:rPr>
+              <w:br w:type="textWrapping"/>
+            </w:r>
+            <w:r>
+              <w:rPr>
+                <w:rFonts w:hint="default" w:ascii="monospace" w:hAnsi="monospace" w:eastAsia="monospace" w:cs="monospace"/>
+                <w:color w:val="2AACB8"/>
+                <w:sz w:val="22"/>
+                <w:szCs w:val="22"/>
+                <w:shd w:val="clear" w:fill="1E1F22"/>
+              </w:rPr>
+              <w:t xml:space="preserve">        </w:t>
+            </w:r>
+            <w:r>
+              <w:rPr>
+                <w:rFonts w:hint="default" w:ascii="monospace" w:hAnsi="monospace" w:eastAsia="monospace" w:cs="monospace"/>
+                <w:color w:val="BCBEC4"/>
+                <w:sz w:val="22"/>
+                <w:szCs w:val="22"/>
+                <w:shd w:val="clear" w:fill="1E1F22"/>
+              </w:rPr>
+              <w:t xml:space="preserve">NumberItems -= </w:t>
+            </w:r>
+            <w:r>
+              <w:rPr>
+                <w:rFonts w:hint="default" w:ascii="monospace" w:hAnsi="monospace" w:eastAsia="monospace" w:cs="monospace"/>
+                <w:color w:val="2AACB8"/>
+                <w:sz w:val="22"/>
+                <w:szCs w:val="22"/>
+                <w:shd w:val="clear" w:fill="1E1F22"/>
+              </w:rPr>
+              <w:t>1</w:t>
+            </w:r>
+            <w:r>
+              <w:rPr>
+                <w:rFonts w:hint="default" w:ascii="monospace" w:hAnsi="monospace" w:eastAsia="monospace" w:cs="monospace"/>
+                <w:color w:val="2AACB8"/>
+                <w:sz w:val="22"/>
+                <w:szCs w:val="22"/>
+                <w:shd w:val="clear" w:fill="1E1F22"/>
+              </w:rPr>
+              <w:br w:type="textWrapping"/>
+            </w:r>
+            <w:r>
+              <w:rPr>
+                <w:rFonts w:hint="default" w:ascii="monospace" w:hAnsi="monospace" w:eastAsia="monospace" w:cs="monospace"/>
+                <w:color w:val="2AACB8"/>
+                <w:sz w:val="22"/>
+                <w:szCs w:val="22"/>
+                <w:shd w:val="clear" w:fill="1E1F22"/>
+              </w:rPr>
+              <w:t xml:space="preserve">        </w:t>
+            </w:r>
+            <w:r>
+              <w:rPr>
+                <w:rFonts w:hint="default" w:ascii="monospace" w:hAnsi="monospace" w:eastAsia="monospace" w:cs="monospace"/>
+                <w:color w:val="CF8E6D"/>
+                <w:sz w:val="22"/>
+                <w:szCs w:val="22"/>
+                <w:shd w:val="clear" w:fill="1E1F22"/>
+              </w:rPr>
+              <w:t xml:space="preserve">return </w:t>
+            </w:r>
+            <w:r>
+              <w:rPr>
+                <w:rFonts w:hint="default" w:ascii="monospace" w:hAnsi="monospace" w:eastAsia="monospace" w:cs="monospace"/>
+                <w:color w:val="BCBEC4"/>
+                <w:sz w:val="22"/>
+                <w:szCs w:val="22"/>
+                <w:shd w:val="clear" w:fill="1E1F22"/>
+              </w:rPr>
+              <w:t>Queue[temp]</w:t>
+            </w:r>
           </w:p>
           <w:p>
             <w:pPr>
@@ -3558,23 +3922,31 @@
     </w:p>
     <w:tbl>
       <w:tblPr>
+        <w:tblStyle w:val="3"/>
         <w:tblW w:w="9889" w:type="dxa"/>
+        <w:tblInd w:w="0" w:type="dxa"/>
         <w:tblBorders>
-          <w:top w:val="single" w:sz="4" w:space="0" w:color="auto"/>
-          <w:left w:val="single" w:sz="4" w:space="0" w:color="auto"/>
-          <w:bottom w:val="single" w:sz="4" w:space="0" w:color="auto"/>
-          <w:right w:val="single" w:sz="4" w:space="0" w:color="auto"/>
-          <w:insideH w:val="single" w:sz="4" w:space="0" w:color="auto"/>
-          <w:insideV w:val="single" w:sz="4" w:space="0" w:color="auto"/>
+          <w:top w:val="single" w:color="auto" w:sz="4" w:space="0"/>
+          <w:left w:val="single" w:color="auto" w:sz="4" w:space="0"/>
+          <w:bottom w:val="single" w:color="auto" w:sz="4" w:space="0"/>
+          <w:right w:val="single" w:color="auto" w:sz="4" w:space="0"/>
+          <w:insideH w:val="single" w:color="auto" w:sz="4" w:space="0"/>
+          <w:insideV w:val="single" w:color="auto" w:sz="4" w:space="0"/>
         </w:tblBorders>
-        <w:tblLook w:val="04A0"/>
+        <w:tblLayout w:type="autofit"/>
+        <w:tblCellMar>
+          <w:top w:w="0" w:type="dxa"/>
+          <w:left w:w="108" w:type="dxa"/>
+          <w:bottom w:w="0" w:type="dxa"/>
+          <w:right w:w="108" w:type="dxa"/>
+        </w:tblCellMar>
       </w:tblPr>
       <w:tblGrid>
         <w:gridCol w:w="9889"/>
       </w:tblGrid>
       <w:tr>
         <w:trPr>
-          <w:trHeight w:val="340"/>
+          <w:trHeight w:val="340" w:hRule="atLeast"/>
         </w:trPr>
         <w:tc>
           <w:tcPr>
@@ -3595,43 +3967,7 @@
                 <w:sz w:val="28"/>
                 <w:szCs w:val="28"/>
               </w:rPr>
-              <w:t xml:space="preserve">Part </w:t>
-            </w:r>
-            <w:r>
-              <w:rPr>
-                <w:rFonts w:ascii="Arial" w:hAnsi="Arial" w:cs="Arial"/>
-                <w:b/>
-                <w:sz w:val="28"/>
-                <w:szCs w:val="28"/>
-              </w:rPr>
-              <w:t>2</w:t>
-            </w:r>
-            <w:r>
-              <w:rPr>
-                <w:rFonts w:ascii="Arial" w:hAnsi="Arial" w:cs="Arial"/>
-                <w:b/>
-                <w:sz w:val="28"/>
-                <w:szCs w:val="28"/>
-              </w:rPr>
-              <w:t>(</w:t>
-            </w:r>
-            <w:r>
-              <w:rPr>
-                <w:rFonts w:ascii="Arial" w:hAnsi="Arial" w:cs="Arial"/>
-                <w:b/>
-                <w:sz w:val="28"/>
-                <w:szCs w:val="28"/>
-              </w:rPr>
-              <w:t>d</w:t>
-            </w:r>
-            <w:r>
-              <w:rPr>
-                <w:rFonts w:ascii="Arial" w:hAnsi="Arial" w:cs="Arial"/>
-                <w:b/>
-                <w:sz w:val="28"/>
-                <w:szCs w:val="28"/>
-              </w:rPr>
-              <w:t>)</w:t>
+              <w:t>Part 2(d)</w:t>
             </w:r>
           </w:p>
         </w:tc>
@@ -3654,31 +3990,451 @@
                 <w:rFonts w:ascii="Arial" w:hAnsi="Arial" w:cs="Arial"/>
                 <w:i/>
               </w:rPr>
-              <w:t>{Copy and paste program code listing for question 2(</w:t>
-            </w:r>
-            <w:r>
-              <w:rPr>
-                <w:rFonts w:ascii="Arial" w:hAnsi="Arial" w:cs="Arial"/>
-                <w:i/>
-              </w:rPr>
-              <w:t>d</w:t>
-            </w:r>
-            <w:r>
-              <w:rPr>
-                <w:rFonts w:ascii="Arial" w:hAnsi="Arial" w:cs="Arial"/>
-                <w:i/>
-              </w:rPr>
-              <w:t>) here}</w:t>
-            </w:r>
-          </w:p>
-          <w:p>
-            <w:pPr>
-              <w:spacing w:after="0" w:line="240" w:lineRule="auto"/>
-              <w:rPr>
-                <w:rFonts w:ascii="Arial" w:hAnsi="Arial" w:cs="Arial"/>
-                <w:i/>
-              </w:rPr>
-            </w:pPr>
+              <w:t>{Copy and paste program code listing for question 2(d) here}</w:t>
+            </w:r>
+          </w:p>
+          <w:p>
+            <w:pPr>
+              <w:spacing w:after="0" w:line="240" w:lineRule="auto"/>
+              <w:rPr>
+                <w:rFonts w:ascii="Arial" w:hAnsi="Arial" w:cs="Arial"/>
+                <w:i/>
+              </w:rPr>
+            </w:pPr>
+          </w:p>
+          <w:p>
+            <w:pPr>
+              <w:pStyle w:val="7"/>
+              <w:keepNext w:val="0"/>
+              <w:keepLines w:val="0"/>
+              <w:widowControl/>
+              <w:suppressLineNumbers w:val="0"/>
+              <w:rPr>
+                <w:rFonts w:ascii="monospace" w:hAnsi="monospace" w:eastAsia="monospace" w:cs="monospace"/>
+                <w:sz w:val="22"/>
+                <w:szCs w:val="22"/>
+              </w:rPr>
+            </w:pPr>
+            <w:r>
+              <w:rPr>
+                <w:rFonts w:hint="default" w:ascii="monospace" w:hAnsi="monospace" w:eastAsia="monospace" w:cs="monospace"/>
+                <w:color w:val="CF8E6D"/>
+                <w:sz w:val="22"/>
+                <w:szCs w:val="22"/>
+                <w:shd w:val="clear" w:fill="1E1F22"/>
+              </w:rPr>
+              <w:t xml:space="preserve">def </w:t>
+            </w:r>
+            <w:r>
+              <w:rPr>
+                <w:rFonts w:hint="default" w:ascii="monospace" w:hAnsi="monospace" w:eastAsia="monospace" w:cs="monospace"/>
+                <w:color w:val="56A8F5"/>
+                <w:sz w:val="22"/>
+                <w:szCs w:val="22"/>
+                <w:shd w:val="clear" w:fill="1E1F22"/>
+              </w:rPr>
+              <w:t>ReadData</w:t>
+            </w:r>
+            <w:r>
+              <w:rPr>
+                <w:rFonts w:hint="default" w:ascii="monospace" w:hAnsi="monospace" w:eastAsia="monospace" w:cs="monospace"/>
+                <w:color w:val="BCBEC4"/>
+                <w:sz w:val="22"/>
+                <w:szCs w:val="22"/>
+                <w:shd w:val="clear" w:fill="1E1F22"/>
+              </w:rPr>
+              <w:t>():</w:t>
+            </w:r>
+            <w:r>
+              <w:rPr>
+                <w:rFonts w:hint="default" w:ascii="monospace" w:hAnsi="monospace" w:eastAsia="monospace" w:cs="monospace"/>
+                <w:color w:val="BCBEC4"/>
+                <w:sz w:val="22"/>
+                <w:szCs w:val="22"/>
+                <w:shd w:val="clear" w:fill="1E1F22"/>
+              </w:rPr>
+              <w:br w:type="textWrapping"/>
+            </w:r>
+            <w:r>
+              <w:rPr>
+                <w:rFonts w:hint="default" w:ascii="monospace" w:hAnsi="monospace" w:eastAsia="monospace" w:cs="monospace"/>
+                <w:color w:val="BCBEC4"/>
+                <w:sz w:val="22"/>
+                <w:szCs w:val="22"/>
+                <w:shd w:val="clear" w:fill="1E1F22"/>
+              </w:rPr>
+              <w:t xml:space="preserve">    </w:t>
+            </w:r>
+            <w:r>
+              <w:rPr>
+                <w:rFonts w:hint="default" w:ascii="monospace" w:hAnsi="monospace" w:eastAsia="monospace" w:cs="monospace"/>
+                <w:color w:val="CF8E6D"/>
+                <w:sz w:val="22"/>
+                <w:szCs w:val="22"/>
+                <w:shd w:val="clear" w:fill="1E1F22"/>
+              </w:rPr>
+              <w:t xml:space="preserve">global </w:t>
+            </w:r>
+            <w:r>
+              <w:rPr>
+                <w:rFonts w:hint="default" w:ascii="monospace" w:hAnsi="monospace" w:eastAsia="monospace" w:cs="monospace"/>
+                <w:color w:val="BCBEC4"/>
+                <w:sz w:val="22"/>
+                <w:szCs w:val="22"/>
+                <w:shd w:val="clear" w:fill="1E1F22"/>
+              </w:rPr>
+              <w:t>Queue</w:t>
+            </w:r>
+            <w:r>
+              <w:rPr>
+                <w:rFonts w:hint="default" w:ascii="monospace" w:hAnsi="monospace" w:eastAsia="monospace" w:cs="monospace"/>
+                <w:color w:val="BCBEC4"/>
+                <w:sz w:val="22"/>
+                <w:szCs w:val="22"/>
+                <w:shd w:val="clear" w:fill="1E1F22"/>
+              </w:rPr>
+              <w:br w:type="textWrapping"/>
+            </w:r>
+            <w:r>
+              <w:rPr>
+                <w:rFonts w:hint="default" w:ascii="monospace" w:hAnsi="monospace" w:eastAsia="monospace" w:cs="monospace"/>
+                <w:color w:val="BCBEC4"/>
+                <w:sz w:val="22"/>
+                <w:szCs w:val="22"/>
+                <w:shd w:val="clear" w:fill="1E1F22"/>
+              </w:rPr>
+              <w:t xml:space="preserve">    </w:t>
+            </w:r>
+            <w:r>
+              <w:rPr>
+                <w:rFonts w:hint="default" w:ascii="monospace" w:hAnsi="monospace" w:eastAsia="monospace" w:cs="monospace"/>
+                <w:color w:val="CF8E6D"/>
+                <w:sz w:val="22"/>
+                <w:szCs w:val="22"/>
+                <w:shd w:val="clear" w:fill="1E1F22"/>
+              </w:rPr>
+              <w:t>try</w:t>
+            </w:r>
+            <w:r>
+              <w:rPr>
+                <w:rFonts w:hint="default" w:ascii="monospace" w:hAnsi="monospace" w:eastAsia="monospace" w:cs="monospace"/>
+                <w:color w:val="BCBEC4"/>
+                <w:sz w:val="22"/>
+                <w:szCs w:val="22"/>
+                <w:shd w:val="clear" w:fill="1E1F22"/>
+              </w:rPr>
+              <w:t>:</w:t>
+            </w:r>
+            <w:r>
+              <w:rPr>
+                <w:rFonts w:hint="default" w:ascii="monospace" w:hAnsi="monospace" w:eastAsia="monospace" w:cs="monospace"/>
+                <w:color w:val="BCBEC4"/>
+                <w:sz w:val="22"/>
+                <w:szCs w:val="22"/>
+                <w:shd w:val="clear" w:fill="1E1F22"/>
+              </w:rPr>
+              <w:br w:type="textWrapping"/>
+            </w:r>
+            <w:r>
+              <w:rPr>
+                <w:rFonts w:hint="default" w:ascii="monospace" w:hAnsi="monospace" w:eastAsia="monospace" w:cs="monospace"/>
+                <w:color w:val="BCBEC4"/>
+                <w:sz w:val="22"/>
+                <w:szCs w:val="22"/>
+                <w:shd w:val="clear" w:fill="1E1F22"/>
+              </w:rPr>
+              <w:t xml:space="preserve">        f = </w:t>
+            </w:r>
+            <w:r>
+              <w:rPr>
+                <w:rFonts w:hint="default" w:ascii="monospace" w:hAnsi="monospace" w:eastAsia="monospace" w:cs="monospace"/>
+                <w:color w:val="8888C6"/>
+                <w:sz w:val="22"/>
+                <w:szCs w:val="22"/>
+                <w:shd w:val="clear" w:fill="1E1F22"/>
+              </w:rPr>
+              <w:t>open</w:t>
+            </w:r>
+            <w:r>
+              <w:rPr>
+                <w:rFonts w:hint="default" w:ascii="monospace" w:hAnsi="monospace" w:eastAsia="monospace" w:cs="monospace"/>
+                <w:color w:val="BCBEC4"/>
+                <w:sz w:val="22"/>
+                <w:szCs w:val="22"/>
+                <w:shd w:val="clear" w:fill="1E1F22"/>
+              </w:rPr>
+              <w:t>(</w:t>
+            </w:r>
+            <w:r>
+              <w:rPr>
+                <w:rFonts w:hint="default" w:ascii="monospace" w:hAnsi="monospace" w:eastAsia="monospace" w:cs="monospace"/>
+                <w:color w:val="6AAB73"/>
+                <w:sz w:val="22"/>
+                <w:szCs w:val="22"/>
+                <w:shd w:val="clear" w:fill="1E1F22"/>
+              </w:rPr>
+              <w:t>"BinaryData.txt"</w:t>
+            </w:r>
+            <w:r>
+              <w:rPr>
+                <w:rFonts w:hint="default" w:ascii="monospace" w:hAnsi="monospace" w:eastAsia="monospace" w:cs="monospace"/>
+                <w:color w:val="BCBEC4"/>
+                <w:sz w:val="22"/>
+                <w:szCs w:val="22"/>
+                <w:shd w:val="clear" w:fill="1E1F22"/>
+              </w:rPr>
+              <w:t xml:space="preserve">, </w:t>
+            </w:r>
+            <w:r>
+              <w:rPr>
+                <w:rFonts w:hint="default" w:ascii="monospace" w:hAnsi="monospace" w:eastAsia="monospace" w:cs="monospace"/>
+                <w:color w:val="6AAB73"/>
+                <w:sz w:val="22"/>
+                <w:szCs w:val="22"/>
+                <w:shd w:val="clear" w:fill="1E1F22"/>
+              </w:rPr>
+              <w:t>"r"</w:t>
+            </w:r>
+            <w:r>
+              <w:rPr>
+                <w:rFonts w:hint="default" w:ascii="monospace" w:hAnsi="monospace" w:eastAsia="monospace" w:cs="monospace"/>
+                <w:color w:val="BCBEC4"/>
+                <w:sz w:val="22"/>
+                <w:szCs w:val="22"/>
+                <w:shd w:val="clear" w:fill="1E1F22"/>
+              </w:rPr>
+              <w:t>)</w:t>
+            </w:r>
+            <w:r>
+              <w:rPr>
+                <w:rFonts w:hint="default" w:ascii="monospace" w:hAnsi="monospace" w:eastAsia="monospace" w:cs="monospace"/>
+                <w:color w:val="BCBEC4"/>
+                <w:sz w:val="22"/>
+                <w:szCs w:val="22"/>
+                <w:shd w:val="clear" w:fill="1E1F22"/>
+              </w:rPr>
+              <w:br w:type="textWrapping"/>
+            </w:r>
+            <w:r>
+              <w:rPr>
+                <w:rFonts w:hint="default" w:ascii="monospace" w:hAnsi="monospace" w:eastAsia="monospace" w:cs="monospace"/>
+                <w:color w:val="BCBEC4"/>
+                <w:sz w:val="22"/>
+                <w:szCs w:val="22"/>
+                <w:shd w:val="clear" w:fill="1E1F22"/>
+              </w:rPr>
+              <w:t xml:space="preserve">        </w:t>
+            </w:r>
+            <w:r>
+              <w:rPr>
+                <w:rFonts w:hint="default" w:ascii="monospace" w:hAnsi="monospace" w:eastAsia="monospace" w:cs="monospace"/>
+                <w:color w:val="CF8E6D"/>
+                <w:sz w:val="22"/>
+                <w:szCs w:val="22"/>
+                <w:shd w:val="clear" w:fill="1E1F22"/>
+              </w:rPr>
+              <w:t xml:space="preserve">for </w:t>
+            </w:r>
+            <w:r>
+              <w:rPr>
+                <w:rFonts w:hint="default" w:ascii="monospace" w:hAnsi="monospace" w:eastAsia="monospace" w:cs="monospace"/>
+                <w:color w:val="BCBEC4"/>
+                <w:sz w:val="22"/>
+                <w:szCs w:val="22"/>
+                <w:shd w:val="clear" w:fill="1E1F22"/>
+              </w:rPr>
+              <w:t xml:space="preserve">line </w:t>
+            </w:r>
+            <w:r>
+              <w:rPr>
+                <w:rFonts w:hint="default" w:ascii="monospace" w:hAnsi="monospace" w:eastAsia="monospace" w:cs="monospace"/>
+                <w:color w:val="CF8E6D"/>
+                <w:sz w:val="22"/>
+                <w:szCs w:val="22"/>
+                <w:shd w:val="clear" w:fill="1E1F22"/>
+              </w:rPr>
+              <w:t xml:space="preserve">in </w:t>
+            </w:r>
+            <w:r>
+              <w:rPr>
+                <w:rFonts w:hint="default" w:ascii="monospace" w:hAnsi="monospace" w:eastAsia="monospace" w:cs="monospace"/>
+                <w:color w:val="BCBEC4"/>
+                <w:sz w:val="22"/>
+                <w:szCs w:val="22"/>
+                <w:shd w:val="clear" w:fill="1E1F22"/>
+              </w:rPr>
+              <w:t>f:</w:t>
+            </w:r>
+            <w:r>
+              <w:rPr>
+                <w:rFonts w:hint="default" w:ascii="monospace" w:hAnsi="monospace" w:eastAsia="monospace" w:cs="monospace"/>
+                <w:color w:val="BCBEC4"/>
+                <w:sz w:val="22"/>
+                <w:szCs w:val="22"/>
+                <w:shd w:val="clear" w:fill="1E1F22"/>
+              </w:rPr>
+              <w:br w:type="textWrapping"/>
+            </w:r>
+            <w:r>
+              <w:rPr>
+                <w:rFonts w:hint="default" w:ascii="monospace" w:hAnsi="monospace" w:eastAsia="monospace" w:cs="monospace"/>
+                <w:color w:val="BCBEC4"/>
+                <w:sz w:val="22"/>
+                <w:szCs w:val="22"/>
+                <w:shd w:val="clear" w:fill="1E1F22"/>
+              </w:rPr>
+              <w:t xml:space="preserve">            </w:t>
+            </w:r>
+            <w:r>
+              <w:rPr>
+                <w:rFonts w:hint="default" w:ascii="monospace" w:hAnsi="monospace" w:eastAsia="monospace" w:cs="monospace"/>
+                <w:color w:val="6F737A"/>
+                <w:sz w:val="22"/>
+                <w:szCs w:val="22"/>
+                <w:shd w:val="clear" w:fill="1E1F22"/>
+              </w:rPr>
+              <w:t xml:space="preserve">just </w:t>
+            </w:r>
+            <w:r>
+              <w:rPr>
+                <w:rFonts w:hint="default" w:ascii="monospace" w:hAnsi="monospace" w:eastAsia="monospace" w:cs="monospace"/>
+                <w:color w:val="BCBEC4"/>
+                <w:sz w:val="22"/>
+                <w:szCs w:val="22"/>
+                <w:shd w:val="clear" w:fill="1E1F22"/>
+              </w:rPr>
+              <w:t>= Enqueue(line.strip())</w:t>
+            </w:r>
+            <w:r>
+              <w:rPr>
+                <w:rFonts w:hint="default" w:ascii="monospace" w:hAnsi="monospace" w:eastAsia="monospace" w:cs="monospace"/>
+                <w:color w:val="BCBEC4"/>
+                <w:sz w:val="22"/>
+                <w:szCs w:val="22"/>
+                <w:shd w:val="clear" w:fill="1E1F22"/>
+              </w:rPr>
+              <w:br w:type="textWrapping"/>
+            </w:r>
+            <w:r>
+              <w:rPr>
+                <w:rFonts w:hint="default" w:ascii="monospace" w:hAnsi="monospace" w:eastAsia="monospace" w:cs="monospace"/>
+                <w:color w:val="BCBEC4"/>
+                <w:sz w:val="22"/>
+                <w:szCs w:val="22"/>
+                <w:shd w:val="clear" w:fill="1E1F22"/>
+              </w:rPr>
+              <w:t xml:space="preserve">        f.close()</w:t>
+            </w:r>
+            <w:r>
+              <w:rPr>
+                <w:rFonts w:hint="default" w:ascii="monospace" w:hAnsi="monospace" w:eastAsia="monospace" w:cs="monospace"/>
+                <w:color w:val="BCBEC4"/>
+                <w:sz w:val="22"/>
+                <w:szCs w:val="22"/>
+                <w:shd w:val="clear" w:fill="1E1F22"/>
+              </w:rPr>
+              <w:br w:type="textWrapping"/>
+            </w:r>
+            <w:r>
+              <w:rPr>
+                <w:rFonts w:hint="default" w:ascii="monospace" w:hAnsi="monospace" w:eastAsia="monospace" w:cs="monospace"/>
+                <w:color w:val="BCBEC4"/>
+                <w:sz w:val="22"/>
+                <w:szCs w:val="22"/>
+                <w:shd w:val="clear" w:fill="1E1F22"/>
+              </w:rPr>
+              <w:t xml:space="preserve">    </w:t>
+            </w:r>
+            <w:r>
+              <w:rPr>
+                <w:rFonts w:hint="default" w:ascii="monospace" w:hAnsi="monospace" w:eastAsia="monospace" w:cs="monospace"/>
+                <w:color w:val="CF8E6D"/>
+                <w:sz w:val="22"/>
+                <w:szCs w:val="22"/>
+                <w:shd w:val="clear" w:fill="1E1F22"/>
+              </w:rPr>
+              <w:t xml:space="preserve">except </w:t>
+            </w:r>
+            <w:r>
+              <w:rPr>
+                <w:rFonts w:hint="default" w:ascii="monospace" w:hAnsi="monospace" w:eastAsia="monospace" w:cs="monospace"/>
+                <w:color w:val="8888C6"/>
+                <w:sz w:val="22"/>
+                <w:szCs w:val="22"/>
+                <w:shd w:val="clear" w:fill="1E1F22"/>
+              </w:rPr>
+              <w:t>FileNotFoundError</w:t>
+            </w:r>
+            <w:r>
+              <w:rPr>
+                <w:rFonts w:hint="default" w:ascii="monospace" w:hAnsi="monospace" w:eastAsia="monospace" w:cs="monospace"/>
+                <w:color w:val="BCBEC4"/>
+                <w:sz w:val="22"/>
+                <w:szCs w:val="22"/>
+                <w:shd w:val="clear" w:fill="1E1F22"/>
+              </w:rPr>
+              <w:t>:</w:t>
+            </w:r>
+            <w:r>
+              <w:rPr>
+                <w:rFonts w:hint="default" w:ascii="monospace" w:hAnsi="monospace" w:eastAsia="monospace" w:cs="monospace"/>
+                <w:color w:val="BCBEC4"/>
+                <w:sz w:val="22"/>
+                <w:szCs w:val="22"/>
+                <w:shd w:val="clear" w:fill="1E1F22"/>
+              </w:rPr>
+              <w:br w:type="textWrapping"/>
+            </w:r>
+            <w:r>
+              <w:rPr>
+                <w:rFonts w:hint="default" w:ascii="monospace" w:hAnsi="monospace" w:eastAsia="monospace" w:cs="monospace"/>
+                <w:color w:val="BCBEC4"/>
+                <w:sz w:val="22"/>
+                <w:szCs w:val="22"/>
+                <w:shd w:val="clear" w:fill="1E1F22"/>
+              </w:rPr>
+              <w:t xml:space="preserve">        </w:t>
+            </w:r>
+            <w:r>
+              <w:rPr>
+                <w:rFonts w:hint="default" w:ascii="monospace" w:hAnsi="monospace" w:eastAsia="monospace" w:cs="monospace"/>
+                <w:color w:val="8888C6"/>
+                <w:sz w:val="22"/>
+                <w:szCs w:val="22"/>
+                <w:shd w:val="clear" w:fill="1E1F22"/>
+              </w:rPr>
+              <w:t>print</w:t>
+            </w:r>
+            <w:r>
+              <w:rPr>
+                <w:rFonts w:hint="default" w:ascii="monospace" w:hAnsi="monospace" w:eastAsia="monospace" w:cs="monospace"/>
+                <w:color w:val="BCBEC4"/>
+                <w:sz w:val="22"/>
+                <w:szCs w:val="22"/>
+                <w:shd w:val="clear" w:fill="1E1F22"/>
+              </w:rPr>
+              <w:t>(</w:t>
+            </w:r>
+            <w:r>
+              <w:rPr>
+                <w:rFonts w:hint="default" w:ascii="monospace" w:hAnsi="monospace" w:eastAsia="monospace" w:cs="monospace"/>
+                <w:color w:val="6AAB73"/>
+                <w:sz w:val="22"/>
+                <w:szCs w:val="22"/>
+                <w:shd w:val="clear" w:fill="1E1F22"/>
+              </w:rPr>
+              <w:t>"File not found"</w:t>
+            </w:r>
+            <w:r>
+              <w:rPr>
+                <w:rFonts w:hint="default" w:ascii="monospace" w:hAnsi="monospace" w:eastAsia="monospace" w:cs="monospace"/>
+                <w:color w:val="BCBEC4"/>
+                <w:sz w:val="22"/>
+                <w:szCs w:val="22"/>
+                <w:shd w:val="clear" w:fill="1E1F22"/>
+              </w:rPr>
+              <w:t>)</w:t>
+            </w:r>
           </w:p>
           <w:p>
             <w:pPr>
@@ -3741,23 +4497,31 @@
     </w:p>
     <w:tbl>
       <w:tblPr>
+        <w:tblStyle w:val="3"/>
         <w:tblW w:w="9889" w:type="dxa"/>
+        <w:tblInd w:w="0" w:type="dxa"/>
         <w:tblBorders>
-          <w:top w:val="single" w:sz="4" w:space="0" w:color="auto"/>
-          <w:left w:val="single" w:sz="4" w:space="0" w:color="auto"/>
-          <w:bottom w:val="single" w:sz="4" w:space="0" w:color="auto"/>
-          <w:right w:val="single" w:sz="4" w:space="0" w:color="auto"/>
-          <w:insideH w:val="single" w:sz="4" w:space="0" w:color="auto"/>
-          <w:insideV w:val="single" w:sz="4" w:space="0" w:color="auto"/>
+          <w:top w:val="single" w:color="auto" w:sz="4" w:space="0"/>
+          <w:left w:val="single" w:color="auto" w:sz="4" w:space="0"/>
+          <w:bottom w:val="single" w:color="auto" w:sz="4" w:space="0"/>
+          <w:right w:val="single" w:color="auto" w:sz="4" w:space="0"/>
+          <w:insideH w:val="single" w:color="auto" w:sz="4" w:space="0"/>
+          <w:insideV w:val="single" w:color="auto" w:sz="4" w:space="0"/>
         </w:tblBorders>
-        <w:tblLook w:val="04A0"/>
+        <w:tblLayout w:type="autofit"/>
+        <w:tblCellMar>
+          <w:top w:w="0" w:type="dxa"/>
+          <w:left w:w="108" w:type="dxa"/>
+          <w:bottom w:w="0" w:type="dxa"/>
+          <w:right w:w="108" w:type="dxa"/>
+        </w:tblCellMar>
       </w:tblPr>
       <w:tblGrid>
         <w:gridCol w:w="9889"/>
       </w:tblGrid>
       <w:tr>
         <w:trPr>
-          <w:trHeight w:val="340"/>
+          <w:trHeight w:val="340" w:hRule="atLeast"/>
         </w:trPr>
         <w:tc>
           <w:tcPr>
@@ -3779,34 +4543,7 @@
                 <w:sz w:val="28"/>
                 <w:szCs w:val="28"/>
               </w:rPr>
-              <w:t xml:space="preserve">Part </w:t>
-            </w:r>
-            <w:r>
-              <w:rPr>
-                <w:rFonts w:ascii="Arial" w:hAnsi="Arial" w:cs="Arial"/>
-                <w:b/>
-                <w:sz w:val="28"/>
-                <w:szCs w:val="28"/>
-              </w:rPr>
-              <w:t>2</w:t>
-            </w:r>
-            <w:r>
-              <w:rPr>
-                <w:rFonts w:ascii="Arial" w:hAnsi="Arial" w:cs="Arial"/>
-                <w:b/>
-                <w:sz w:val="28"/>
-                <w:szCs w:val="28"/>
-              </w:rPr>
-              <w:t>(</w:t>
-            </w:r>
-            <w:r>
-              <w:rPr>
-                <w:rFonts w:ascii="Arial" w:hAnsi="Arial" w:cs="Arial"/>
-                <w:b/>
-                <w:sz w:val="28"/>
-                <w:szCs w:val="28"/>
-              </w:rPr>
-              <w:t>e)</w:t>
+              <w:t>Part 2(e)</w:t>
             </w:r>
           </w:p>
         </w:tc>
@@ -3829,31 +4566,451 @@
                 <w:rFonts w:ascii="Arial" w:hAnsi="Arial" w:cs="Arial"/>
                 <w:i/>
               </w:rPr>
-              <w:t xml:space="preserve">{Copy and paste program code listing </w:t>
-            </w:r>
-            <w:r>
-              <w:rPr>
-                <w:rFonts w:ascii="Arial" w:hAnsi="Arial" w:cs="Arial"/>
-                <w:i/>
-              </w:rPr>
-              <w:t>for question 2(e)</w:t>
-            </w:r>
-            <w:r>
-              <w:rPr>
-                <w:rFonts w:ascii="Arial" w:hAnsi="Arial" w:cs="Arial"/>
-                <w:i/>
-              </w:rPr>
-              <w:t xml:space="preserve"> here}</w:t>
-            </w:r>
-          </w:p>
-          <w:p>
-            <w:pPr>
-              <w:spacing w:after="0" w:line="240" w:lineRule="auto"/>
-              <w:rPr>
-                <w:rFonts w:ascii="Arial" w:hAnsi="Arial" w:cs="Arial"/>
-                <w:i/>
-              </w:rPr>
-            </w:pPr>
+              <w:t>{Copy and paste program code listing for question 2(e) here}</w:t>
+            </w:r>
+          </w:p>
+          <w:p>
+            <w:pPr>
+              <w:spacing w:after="0" w:line="240" w:lineRule="auto"/>
+              <w:rPr>
+                <w:rFonts w:ascii="Arial" w:hAnsi="Arial" w:cs="Arial"/>
+                <w:i/>
+              </w:rPr>
+            </w:pPr>
+          </w:p>
+          <w:p>
+            <w:pPr>
+              <w:pStyle w:val="7"/>
+              <w:keepNext w:val="0"/>
+              <w:keepLines w:val="0"/>
+              <w:widowControl/>
+              <w:suppressLineNumbers w:val="0"/>
+              <w:rPr>
+                <w:rFonts w:ascii="monospace" w:hAnsi="monospace" w:eastAsia="monospace" w:cs="monospace"/>
+                <w:sz w:val="22"/>
+                <w:szCs w:val="22"/>
+              </w:rPr>
+            </w:pPr>
+            <w:r>
+              <w:rPr>
+                <w:rFonts w:hint="default" w:ascii="monospace" w:hAnsi="monospace" w:eastAsia="monospace" w:cs="monospace"/>
+                <w:color w:val="CF8E6D"/>
+                <w:sz w:val="22"/>
+                <w:szCs w:val="22"/>
+                <w:shd w:val="clear" w:fill="1E1F22"/>
+              </w:rPr>
+              <w:t xml:space="preserve">def </w:t>
+            </w:r>
+            <w:r>
+              <w:rPr>
+                <w:rFonts w:hint="default" w:ascii="monospace" w:hAnsi="monospace" w:eastAsia="monospace" w:cs="monospace"/>
+                <w:color w:val="56A8F5"/>
+                <w:sz w:val="22"/>
+                <w:szCs w:val="22"/>
+                <w:shd w:val="clear" w:fill="1E1F22"/>
+              </w:rPr>
+              <w:t>Compress</w:t>
+            </w:r>
+            <w:r>
+              <w:rPr>
+                <w:rFonts w:hint="default" w:ascii="monospace" w:hAnsi="monospace" w:eastAsia="monospace" w:cs="monospace"/>
+                <w:color w:val="BCBEC4"/>
+                <w:sz w:val="22"/>
+                <w:szCs w:val="22"/>
+                <w:shd w:val="clear" w:fill="1E1F22"/>
+              </w:rPr>
+              <w:t>():</w:t>
+            </w:r>
+            <w:r>
+              <w:rPr>
+                <w:rFonts w:hint="default" w:ascii="monospace" w:hAnsi="monospace" w:eastAsia="monospace" w:cs="monospace"/>
+                <w:color w:val="BCBEC4"/>
+                <w:sz w:val="22"/>
+                <w:szCs w:val="22"/>
+                <w:shd w:val="clear" w:fill="1E1F22"/>
+              </w:rPr>
+              <w:br w:type="textWrapping"/>
+            </w:r>
+            <w:r>
+              <w:rPr>
+                <w:rFonts w:hint="default" w:ascii="monospace" w:hAnsi="monospace" w:eastAsia="monospace" w:cs="monospace"/>
+                <w:color w:val="BCBEC4"/>
+                <w:sz w:val="22"/>
+                <w:szCs w:val="22"/>
+                <w:shd w:val="clear" w:fill="1E1F22"/>
+              </w:rPr>
+              <w:t xml:space="preserve">    </w:t>
+            </w:r>
+            <w:r>
+              <w:rPr>
+                <w:rFonts w:hint="default" w:ascii="monospace" w:hAnsi="monospace" w:eastAsia="monospace" w:cs="monospace"/>
+                <w:color w:val="CF8E6D"/>
+                <w:sz w:val="22"/>
+                <w:szCs w:val="22"/>
+                <w:shd w:val="clear" w:fill="1E1F22"/>
+              </w:rPr>
+              <w:t xml:space="preserve">global </w:t>
+            </w:r>
+            <w:r>
+              <w:rPr>
+                <w:rFonts w:hint="default" w:ascii="monospace" w:hAnsi="monospace" w:eastAsia="monospace" w:cs="monospace"/>
+                <w:color w:val="BCBEC4"/>
+                <w:sz w:val="22"/>
+                <w:szCs w:val="22"/>
+                <w:shd w:val="clear" w:fill="1E1F22"/>
+              </w:rPr>
+              <w:t>NewString</w:t>
+            </w:r>
+            <w:r>
+              <w:rPr>
+                <w:rFonts w:hint="default" w:ascii="monospace" w:hAnsi="monospace" w:eastAsia="monospace" w:cs="monospace"/>
+                <w:color w:val="BCBEC4"/>
+                <w:sz w:val="22"/>
+                <w:szCs w:val="22"/>
+                <w:shd w:val="clear" w:fill="1E1F22"/>
+              </w:rPr>
+              <w:br w:type="textWrapping"/>
+            </w:r>
+            <w:r>
+              <w:rPr>
+                <w:rFonts w:hint="default" w:ascii="monospace" w:hAnsi="monospace" w:eastAsia="monospace" w:cs="monospace"/>
+                <w:color w:val="BCBEC4"/>
+                <w:sz w:val="22"/>
+                <w:szCs w:val="22"/>
+                <w:shd w:val="clear" w:fill="1E1F22"/>
+              </w:rPr>
+              <w:t xml:space="preserve">    first = Dequeue()</w:t>
+            </w:r>
+            <w:r>
+              <w:rPr>
+                <w:rFonts w:hint="default" w:ascii="monospace" w:hAnsi="monospace" w:eastAsia="monospace" w:cs="monospace"/>
+                <w:color w:val="BCBEC4"/>
+                <w:sz w:val="22"/>
+                <w:szCs w:val="22"/>
+                <w:shd w:val="clear" w:fill="1E1F22"/>
+              </w:rPr>
+              <w:br w:type="textWrapping"/>
+            </w:r>
+            <w:r>
+              <w:rPr>
+                <w:rFonts w:hint="default" w:ascii="monospace" w:hAnsi="monospace" w:eastAsia="monospace" w:cs="monospace"/>
+                <w:color w:val="BCBEC4"/>
+                <w:sz w:val="22"/>
+                <w:szCs w:val="22"/>
+                <w:shd w:val="clear" w:fill="1E1F22"/>
+              </w:rPr>
+              <w:t xml:space="preserve">    </w:t>
+            </w:r>
+            <w:r>
+              <w:rPr>
+                <w:rFonts w:hint="default" w:ascii="monospace" w:hAnsi="monospace" w:eastAsia="monospace" w:cs="monospace"/>
+                <w:color w:val="CF8E6D"/>
+                <w:sz w:val="22"/>
+                <w:szCs w:val="22"/>
+                <w:shd w:val="clear" w:fill="1E1F22"/>
+              </w:rPr>
+              <w:t xml:space="preserve">while </w:t>
+            </w:r>
+            <w:r>
+              <w:rPr>
+                <w:rFonts w:hint="default" w:ascii="monospace" w:hAnsi="monospace" w:eastAsia="monospace" w:cs="monospace"/>
+                <w:color w:val="BCBEC4"/>
+                <w:sz w:val="22"/>
+                <w:szCs w:val="22"/>
+                <w:shd w:val="clear" w:fill="1E1F22"/>
+              </w:rPr>
+              <w:t xml:space="preserve">NumberItems &gt; </w:t>
+            </w:r>
+            <w:r>
+              <w:rPr>
+                <w:rFonts w:hint="default" w:ascii="monospace" w:hAnsi="monospace" w:eastAsia="monospace" w:cs="monospace"/>
+                <w:color w:val="2AACB8"/>
+                <w:sz w:val="22"/>
+                <w:szCs w:val="22"/>
+                <w:shd w:val="clear" w:fill="1E1F22"/>
+              </w:rPr>
+              <w:t xml:space="preserve">0 </w:t>
+            </w:r>
+            <w:r>
+              <w:rPr>
+                <w:rFonts w:hint="default" w:ascii="monospace" w:hAnsi="monospace" w:eastAsia="monospace" w:cs="monospace"/>
+                <w:color w:val="CF8E6D"/>
+                <w:sz w:val="22"/>
+                <w:szCs w:val="22"/>
+                <w:shd w:val="clear" w:fill="1E1F22"/>
+              </w:rPr>
+              <w:t xml:space="preserve">and </w:t>
+            </w:r>
+            <w:r>
+              <w:rPr>
+                <w:rFonts w:hint="default" w:ascii="monospace" w:hAnsi="monospace" w:eastAsia="monospace" w:cs="monospace"/>
+                <w:color w:val="BCBEC4"/>
+                <w:sz w:val="22"/>
+                <w:szCs w:val="22"/>
+                <w:shd w:val="clear" w:fill="1E1F22"/>
+              </w:rPr>
+              <w:t xml:space="preserve">first != </w:t>
+            </w:r>
+            <w:r>
+              <w:rPr>
+                <w:rFonts w:hint="default" w:ascii="monospace" w:hAnsi="monospace" w:eastAsia="monospace" w:cs="monospace"/>
+                <w:color w:val="6AAB73"/>
+                <w:sz w:val="22"/>
+                <w:szCs w:val="22"/>
+                <w:shd w:val="clear" w:fill="1E1F22"/>
+              </w:rPr>
+              <w:t>"False"</w:t>
+            </w:r>
+            <w:r>
+              <w:rPr>
+                <w:rFonts w:hint="default" w:ascii="monospace" w:hAnsi="monospace" w:eastAsia="monospace" w:cs="monospace"/>
+                <w:color w:val="BCBEC4"/>
+                <w:sz w:val="22"/>
+                <w:szCs w:val="22"/>
+                <w:shd w:val="clear" w:fill="1E1F22"/>
+              </w:rPr>
+              <w:t>:</w:t>
+            </w:r>
+            <w:r>
+              <w:rPr>
+                <w:rFonts w:hint="default" w:ascii="monospace" w:hAnsi="monospace" w:eastAsia="monospace" w:cs="monospace"/>
+                <w:color w:val="BCBEC4"/>
+                <w:sz w:val="22"/>
+                <w:szCs w:val="22"/>
+                <w:shd w:val="clear" w:fill="1E1F22"/>
+              </w:rPr>
+              <w:br w:type="textWrapping"/>
+            </w:r>
+            <w:r>
+              <w:rPr>
+                <w:rFonts w:hint="default" w:ascii="monospace" w:hAnsi="monospace" w:eastAsia="monospace" w:cs="monospace"/>
+                <w:color w:val="BCBEC4"/>
+                <w:sz w:val="22"/>
+                <w:szCs w:val="22"/>
+                <w:shd w:val="clear" w:fill="1E1F22"/>
+              </w:rPr>
+              <w:t xml:space="preserve">        count = </w:t>
+            </w:r>
+            <w:r>
+              <w:rPr>
+                <w:rFonts w:hint="default" w:ascii="monospace" w:hAnsi="monospace" w:eastAsia="monospace" w:cs="monospace"/>
+                <w:color w:val="2AACB8"/>
+                <w:sz w:val="22"/>
+                <w:szCs w:val="22"/>
+                <w:shd w:val="clear" w:fill="1E1F22"/>
+              </w:rPr>
+              <w:t>1</w:t>
+            </w:r>
+            <w:r>
+              <w:rPr>
+                <w:rFonts w:hint="default" w:ascii="monospace" w:hAnsi="monospace" w:eastAsia="monospace" w:cs="monospace"/>
+                <w:color w:val="2AACB8"/>
+                <w:sz w:val="22"/>
+                <w:szCs w:val="22"/>
+                <w:shd w:val="clear" w:fill="1E1F22"/>
+              </w:rPr>
+              <w:br w:type="textWrapping"/>
+            </w:r>
+            <w:r>
+              <w:rPr>
+                <w:rFonts w:hint="default" w:ascii="monospace" w:hAnsi="monospace" w:eastAsia="monospace" w:cs="monospace"/>
+                <w:color w:val="2AACB8"/>
+                <w:sz w:val="22"/>
+                <w:szCs w:val="22"/>
+                <w:shd w:val="clear" w:fill="1E1F22"/>
+              </w:rPr>
+              <w:t xml:space="preserve">        </w:t>
+            </w:r>
+            <w:r>
+              <w:rPr>
+                <w:rFonts w:hint="default" w:ascii="monospace" w:hAnsi="monospace" w:eastAsia="monospace" w:cs="monospace"/>
+                <w:color w:val="BCBEC4"/>
+                <w:sz w:val="22"/>
+                <w:szCs w:val="22"/>
+                <w:shd w:val="clear" w:fill="1E1F22"/>
+              </w:rPr>
+              <w:t>nextBit = Dequeue()</w:t>
+            </w:r>
+            <w:r>
+              <w:rPr>
+                <w:rFonts w:hint="default" w:ascii="monospace" w:hAnsi="monospace" w:eastAsia="monospace" w:cs="monospace"/>
+                <w:color w:val="BCBEC4"/>
+                <w:sz w:val="22"/>
+                <w:szCs w:val="22"/>
+                <w:shd w:val="clear" w:fill="1E1F22"/>
+              </w:rPr>
+              <w:br w:type="textWrapping"/>
+            </w:r>
+            <w:r>
+              <w:rPr>
+                <w:rFonts w:hint="default" w:ascii="monospace" w:hAnsi="monospace" w:eastAsia="monospace" w:cs="monospace"/>
+                <w:color w:val="BCBEC4"/>
+                <w:sz w:val="22"/>
+                <w:szCs w:val="22"/>
+                <w:shd w:val="clear" w:fill="1E1F22"/>
+              </w:rPr>
+              <w:t xml:space="preserve">        </w:t>
+            </w:r>
+            <w:r>
+              <w:rPr>
+                <w:rFonts w:hint="default" w:ascii="monospace" w:hAnsi="monospace" w:eastAsia="monospace" w:cs="monospace"/>
+                <w:color w:val="CF8E6D"/>
+                <w:sz w:val="22"/>
+                <w:szCs w:val="22"/>
+                <w:shd w:val="clear" w:fill="1E1F22"/>
+              </w:rPr>
+              <w:t xml:space="preserve">while </w:t>
+            </w:r>
+            <w:r>
+              <w:rPr>
+                <w:rFonts w:hint="default" w:ascii="monospace" w:hAnsi="monospace" w:eastAsia="monospace" w:cs="monospace"/>
+                <w:color w:val="BCBEC4"/>
+                <w:sz w:val="22"/>
+                <w:szCs w:val="22"/>
+                <w:shd w:val="clear" w:fill="1E1F22"/>
+              </w:rPr>
+              <w:t>nextBit == first:</w:t>
+            </w:r>
+            <w:r>
+              <w:rPr>
+                <w:rFonts w:hint="default" w:ascii="monospace" w:hAnsi="monospace" w:eastAsia="monospace" w:cs="monospace"/>
+                <w:color w:val="BCBEC4"/>
+                <w:sz w:val="22"/>
+                <w:szCs w:val="22"/>
+                <w:shd w:val="clear" w:fill="1E1F22"/>
+              </w:rPr>
+              <w:br w:type="textWrapping"/>
+            </w:r>
+            <w:r>
+              <w:rPr>
+                <w:rFonts w:hint="default" w:ascii="monospace" w:hAnsi="monospace" w:eastAsia="monospace" w:cs="monospace"/>
+                <w:color w:val="BCBEC4"/>
+                <w:sz w:val="22"/>
+                <w:szCs w:val="22"/>
+                <w:shd w:val="clear" w:fill="1E1F22"/>
+              </w:rPr>
+              <w:t xml:space="preserve">            count += </w:t>
+            </w:r>
+            <w:r>
+              <w:rPr>
+                <w:rFonts w:hint="default" w:ascii="monospace" w:hAnsi="monospace" w:eastAsia="monospace" w:cs="monospace"/>
+                <w:color w:val="2AACB8"/>
+                <w:sz w:val="22"/>
+                <w:szCs w:val="22"/>
+                <w:shd w:val="clear" w:fill="1E1F22"/>
+              </w:rPr>
+              <w:t>1</w:t>
+            </w:r>
+            <w:r>
+              <w:rPr>
+                <w:rFonts w:hint="default" w:ascii="monospace" w:hAnsi="monospace" w:eastAsia="monospace" w:cs="monospace"/>
+                <w:color w:val="2AACB8"/>
+                <w:sz w:val="22"/>
+                <w:szCs w:val="22"/>
+                <w:shd w:val="clear" w:fill="1E1F22"/>
+              </w:rPr>
+              <w:br w:type="textWrapping"/>
+            </w:r>
+            <w:r>
+              <w:rPr>
+                <w:rFonts w:hint="default" w:ascii="monospace" w:hAnsi="monospace" w:eastAsia="monospace" w:cs="monospace"/>
+                <w:color w:val="2AACB8"/>
+                <w:sz w:val="22"/>
+                <w:szCs w:val="22"/>
+                <w:shd w:val="clear" w:fill="1E1F22"/>
+              </w:rPr>
+              <w:t xml:space="preserve">            </w:t>
+            </w:r>
+            <w:r>
+              <w:rPr>
+                <w:rFonts w:hint="default" w:ascii="monospace" w:hAnsi="monospace" w:eastAsia="monospace" w:cs="monospace"/>
+                <w:color w:val="BCBEC4"/>
+                <w:sz w:val="22"/>
+                <w:szCs w:val="22"/>
+                <w:shd w:val="clear" w:fill="1E1F22"/>
+              </w:rPr>
+              <w:t>first = nextBit</w:t>
+            </w:r>
+            <w:r>
+              <w:rPr>
+                <w:rFonts w:hint="default" w:ascii="monospace" w:hAnsi="monospace" w:eastAsia="monospace" w:cs="monospace"/>
+                <w:color w:val="BCBEC4"/>
+                <w:sz w:val="22"/>
+                <w:szCs w:val="22"/>
+                <w:shd w:val="clear" w:fill="1E1F22"/>
+              </w:rPr>
+              <w:br w:type="textWrapping"/>
+            </w:r>
+            <w:r>
+              <w:rPr>
+                <w:rFonts w:hint="default" w:ascii="monospace" w:hAnsi="monospace" w:eastAsia="monospace" w:cs="monospace"/>
+                <w:color w:val="BCBEC4"/>
+                <w:sz w:val="22"/>
+                <w:szCs w:val="22"/>
+                <w:shd w:val="clear" w:fill="1E1F22"/>
+              </w:rPr>
+              <w:t xml:space="preserve">            nextBit = Dequeue()</w:t>
+            </w:r>
+            <w:r>
+              <w:rPr>
+                <w:rFonts w:hint="default" w:ascii="monospace" w:hAnsi="monospace" w:eastAsia="monospace" w:cs="monospace"/>
+                <w:color w:val="BCBEC4"/>
+                <w:sz w:val="22"/>
+                <w:szCs w:val="22"/>
+                <w:shd w:val="clear" w:fill="1E1F22"/>
+              </w:rPr>
+              <w:br w:type="textWrapping"/>
+            </w:r>
+            <w:r>
+              <w:rPr>
+                <w:rFonts w:hint="default" w:ascii="monospace" w:hAnsi="monospace" w:eastAsia="monospace" w:cs="monospace"/>
+                <w:color w:val="BCBEC4"/>
+                <w:sz w:val="22"/>
+                <w:szCs w:val="22"/>
+                <w:shd w:val="clear" w:fill="1E1F22"/>
+              </w:rPr>
+              <w:t xml:space="preserve">        NewString += first + </w:t>
+            </w:r>
+            <w:r>
+              <w:rPr>
+                <w:rFonts w:hint="default" w:ascii="monospace" w:hAnsi="monospace" w:eastAsia="monospace" w:cs="monospace"/>
+                <w:color w:val="8888C6"/>
+                <w:sz w:val="22"/>
+                <w:szCs w:val="22"/>
+                <w:shd w:val="clear" w:fill="1E1F22"/>
+              </w:rPr>
+              <w:t>str</w:t>
+            </w:r>
+            <w:r>
+              <w:rPr>
+                <w:rFonts w:hint="default" w:ascii="monospace" w:hAnsi="monospace" w:eastAsia="monospace" w:cs="monospace"/>
+                <w:color w:val="BCBEC4"/>
+                <w:sz w:val="22"/>
+                <w:szCs w:val="22"/>
+                <w:shd w:val="clear" w:fill="1E1F22"/>
+              </w:rPr>
+              <w:t>(count)</w:t>
+            </w:r>
+            <w:r>
+              <w:rPr>
+                <w:rFonts w:hint="default" w:ascii="monospace" w:hAnsi="monospace" w:eastAsia="monospace" w:cs="monospace"/>
+                <w:color w:val="BCBEC4"/>
+                <w:sz w:val="22"/>
+                <w:szCs w:val="22"/>
+                <w:shd w:val="clear" w:fill="1E1F22"/>
+              </w:rPr>
+              <w:br w:type="textWrapping"/>
+            </w:r>
+            <w:r>
+              <w:rPr>
+                <w:rFonts w:hint="default" w:ascii="monospace" w:hAnsi="monospace" w:eastAsia="monospace" w:cs="monospace"/>
+                <w:color w:val="BCBEC4"/>
+                <w:sz w:val="22"/>
+                <w:szCs w:val="22"/>
+                <w:shd w:val="clear" w:fill="1E1F22"/>
+              </w:rPr>
+              <w:t xml:space="preserve">        first = nextBit</w:t>
+            </w:r>
           </w:p>
           <w:p>
             <w:pPr>
@@ -3914,23 +5071,31 @@
     </w:p>
     <w:tbl>
       <w:tblPr>
+        <w:tblStyle w:val="3"/>
         <w:tblW w:w="9889" w:type="dxa"/>
+        <w:tblInd w:w="0" w:type="dxa"/>
         <w:tblBorders>
-          <w:top w:val="single" w:sz="4" w:space="0" w:color="auto"/>
-          <w:left w:val="single" w:sz="4" w:space="0" w:color="auto"/>
-          <w:bottom w:val="single" w:sz="4" w:space="0" w:color="auto"/>
-          <w:right w:val="single" w:sz="4" w:space="0" w:color="auto"/>
-          <w:insideH w:val="single" w:sz="4" w:space="0" w:color="auto"/>
-          <w:insideV w:val="single" w:sz="4" w:space="0" w:color="auto"/>
+          <w:top w:val="single" w:color="auto" w:sz="4" w:space="0"/>
+          <w:left w:val="single" w:color="auto" w:sz="4" w:space="0"/>
+          <w:bottom w:val="single" w:color="auto" w:sz="4" w:space="0"/>
+          <w:right w:val="single" w:color="auto" w:sz="4" w:space="0"/>
+          <w:insideH w:val="single" w:color="auto" w:sz="4" w:space="0"/>
+          <w:insideV w:val="single" w:color="auto" w:sz="4" w:space="0"/>
         </w:tblBorders>
-        <w:tblLook w:val="04A0"/>
+        <w:tblLayout w:type="autofit"/>
+        <w:tblCellMar>
+          <w:top w:w="0" w:type="dxa"/>
+          <w:left w:w="108" w:type="dxa"/>
+          <w:bottom w:w="0" w:type="dxa"/>
+          <w:right w:w="108" w:type="dxa"/>
+        </w:tblCellMar>
       </w:tblPr>
       <w:tblGrid>
         <w:gridCol w:w="9889"/>
       </w:tblGrid>
       <w:tr>
         <w:trPr>
-          <w:trHeight w:val="340"/>
+          <w:trHeight w:val="340" w:hRule="atLeast"/>
         </w:trPr>
         <w:tc>
           <w:tcPr>
@@ -3952,34 +5117,7 @@
                 <w:sz w:val="28"/>
                 <w:szCs w:val="28"/>
               </w:rPr>
-              <w:t xml:space="preserve">Part </w:t>
-            </w:r>
-            <w:r>
-              <w:rPr>
-                <w:rFonts w:ascii="Arial" w:hAnsi="Arial" w:cs="Arial"/>
-                <w:b/>
-                <w:sz w:val="28"/>
-                <w:szCs w:val="28"/>
-              </w:rPr>
-              <w:t>2</w:t>
-            </w:r>
-            <w:r>
-              <w:rPr>
-                <w:rFonts w:ascii="Arial" w:hAnsi="Arial" w:cs="Arial"/>
-                <w:b/>
-                <w:sz w:val="28"/>
-                <w:szCs w:val="28"/>
-              </w:rPr>
-              <w:t>(</w:t>
-            </w:r>
-            <w:r>
-              <w:rPr>
-                <w:rFonts w:ascii="Arial" w:hAnsi="Arial" w:cs="Arial"/>
-                <w:b/>
-                <w:sz w:val="28"/>
-                <w:szCs w:val="28"/>
-              </w:rPr>
-              <w:t>f)(i)</w:t>
+              <w:t>Part 2(f)(i)</w:t>
             </w:r>
           </w:p>
         </w:tc>
@@ -4002,31 +5140,111 @@
                 <w:rFonts w:ascii="Arial" w:hAnsi="Arial" w:cs="Arial"/>
                 <w:i/>
               </w:rPr>
-              <w:t xml:space="preserve">{Copy and paste program code listing </w:t>
-            </w:r>
-            <w:r>
-              <w:rPr>
-                <w:rFonts w:ascii="Arial" w:hAnsi="Arial" w:cs="Arial"/>
-                <w:i/>
-              </w:rPr>
-              <w:t>for question 2(f)(i)</w:t>
-            </w:r>
-            <w:r>
-              <w:rPr>
-                <w:rFonts w:ascii="Arial" w:hAnsi="Arial" w:cs="Arial"/>
-                <w:i/>
-              </w:rPr>
-              <w:t xml:space="preserve"> here}</w:t>
-            </w:r>
-          </w:p>
-          <w:p>
-            <w:pPr>
-              <w:spacing w:after="0" w:line="240" w:lineRule="auto"/>
-              <w:rPr>
-                <w:rFonts w:ascii="Arial" w:hAnsi="Arial" w:cs="Arial"/>
-                <w:i/>
-              </w:rPr>
-            </w:pPr>
+              <w:t>{Copy and paste program code listing for question 2(f)(i) here}</w:t>
+            </w:r>
+          </w:p>
+          <w:p>
+            <w:pPr>
+              <w:spacing w:after="0" w:line="240" w:lineRule="auto"/>
+              <w:rPr>
+                <w:rFonts w:ascii="Arial" w:hAnsi="Arial" w:cs="Arial"/>
+                <w:i/>
+              </w:rPr>
+            </w:pPr>
+          </w:p>
+          <w:p>
+            <w:pPr>
+              <w:pStyle w:val="7"/>
+              <w:keepNext w:val="0"/>
+              <w:keepLines w:val="0"/>
+              <w:widowControl/>
+              <w:suppressLineNumbers w:val="0"/>
+              <w:rPr>
+                <w:rFonts w:ascii="monospace" w:hAnsi="monospace" w:eastAsia="monospace" w:cs="monospace"/>
+                <w:sz w:val="22"/>
+                <w:szCs w:val="22"/>
+              </w:rPr>
+            </w:pPr>
+            <w:r>
+              <w:rPr>
+                <w:rFonts w:hint="default" w:ascii="monospace" w:hAnsi="monospace" w:eastAsia="monospace" w:cs="monospace"/>
+                <w:color w:val="7A7E85"/>
+                <w:sz w:val="22"/>
+                <w:szCs w:val="22"/>
+                <w:shd w:val="clear" w:fill="1E1F22"/>
+              </w:rPr>
+              <w:t># main program</w:t>
+            </w:r>
+            <w:r>
+              <w:rPr>
+                <w:rFonts w:hint="default" w:ascii="monospace" w:hAnsi="monospace" w:eastAsia="monospace" w:cs="monospace"/>
+                <w:color w:val="7A7E85"/>
+                <w:sz w:val="22"/>
+                <w:szCs w:val="22"/>
+                <w:shd w:val="clear" w:fill="1E1F22"/>
+              </w:rPr>
+              <w:br w:type="textWrapping"/>
+            </w:r>
+            <w:r>
+              <w:rPr>
+                <w:rFonts w:hint="default" w:ascii="monospace" w:hAnsi="monospace" w:eastAsia="monospace" w:cs="monospace"/>
+                <w:color w:val="BCBEC4"/>
+                <w:sz w:val="22"/>
+                <w:szCs w:val="22"/>
+                <w:shd w:val="clear" w:fill="1E1F22"/>
+              </w:rPr>
+              <w:t>ReadData()</w:t>
+            </w:r>
+            <w:r>
+              <w:rPr>
+                <w:rFonts w:hint="default" w:ascii="monospace" w:hAnsi="monospace" w:eastAsia="monospace" w:cs="monospace"/>
+                <w:color w:val="BCBEC4"/>
+                <w:sz w:val="22"/>
+                <w:szCs w:val="22"/>
+                <w:shd w:val="clear" w:fill="1E1F22"/>
+              </w:rPr>
+              <w:br w:type="textWrapping"/>
+            </w:r>
+            <w:r>
+              <w:rPr>
+                <w:rFonts w:hint="default" w:ascii="monospace" w:hAnsi="monospace" w:eastAsia="monospace" w:cs="monospace"/>
+                <w:color w:val="BCBEC4"/>
+                <w:sz w:val="22"/>
+                <w:szCs w:val="22"/>
+                <w:shd w:val="clear" w:fill="1E1F22"/>
+              </w:rPr>
+              <w:t>Compress()</w:t>
+            </w:r>
+            <w:r>
+              <w:rPr>
+                <w:rFonts w:hint="default" w:ascii="monospace" w:hAnsi="monospace" w:eastAsia="monospace" w:cs="monospace"/>
+                <w:color w:val="BCBEC4"/>
+                <w:sz w:val="22"/>
+                <w:szCs w:val="22"/>
+                <w:shd w:val="clear" w:fill="1E1F22"/>
+              </w:rPr>
+              <w:br w:type="textWrapping"/>
+            </w:r>
+            <w:r>
+              <w:rPr>
+                <w:rFonts w:hint="default" w:ascii="monospace" w:hAnsi="monospace" w:eastAsia="monospace" w:cs="monospace"/>
+                <w:color w:val="8888C6"/>
+                <w:sz w:val="22"/>
+                <w:szCs w:val="22"/>
+                <w:shd w:val="clear" w:fill="1E1F22"/>
+              </w:rPr>
+              <w:t>print</w:t>
+            </w:r>
+            <w:r>
+              <w:rPr>
+                <w:rFonts w:hint="default" w:ascii="monospace" w:hAnsi="monospace" w:eastAsia="monospace" w:cs="monospace"/>
+                <w:color w:val="BCBEC4"/>
+                <w:sz w:val="22"/>
+                <w:szCs w:val="22"/>
+                <w:shd w:val="clear" w:fill="1E1F22"/>
+              </w:rPr>
+              <w:t>(NewString)</w:t>
+            </w:r>
           </w:p>
           <w:p>
             <w:pPr>
@@ -4087,23 +5305,31 @@
     </w:p>
     <w:tbl>
       <w:tblPr>
+        <w:tblStyle w:val="3"/>
         <w:tblW w:w="9889" w:type="dxa"/>
+        <w:tblInd w:w="0" w:type="dxa"/>
         <w:tblBorders>
-          <w:top w:val="single" w:sz="4" w:space="0" w:color="auto"/>
-          <w:left w:val="single" w:sz="4" w:space="0" w:color="auto"/>
-          <w:bottom w:val="single" w:sz="4" w:space="0" w:color="auto"/>
-          <w:right w:val="single" w:sz="4" w:space="0" w:color="auto"/>
-          <w:insideH w:val="single" w:sz="4" w:space="0" w:color="auto"/>
-          <w:insideV w:val="single" w:sz="4" w:space="0" w:color="auto"/>
+          <w:top w:val="single" w:color="auto" w:sz="4" w:space="0"/>
+          <w:left w:val="single" w:color="auto" w:sz="4" w:space="0"/>
+          <w:bottom w:val="single" w:color="auto" w:sz="4" w:space="0"/>
+          <w:right w:val="single" w:color="auto" w:sz="4" w:space="0"/>
+          <w:insideH w:val="single" w:color="auto" w:sz="4" w:space="0"/>
+          <w:insideV w:val="single" w:color="auto" w:sz="4" w:space="0"/>
         </w:tblBorders>
-        <w:tblLook w:val="04A0"/>
+        <w:tblLayout w:type="autofit"/>
+        <w:tblCellMar>
+          <w:top w:w="0" w:type="dxa"/>
+          <w:left w:w="108" w:type="dxa"/>
+          <w:bottom w:w="0" w:type="dxa"/>
+          <w:right w:w="108" w:type="dxa"/>
+        </w:tblCellMar>
       </w:tblPr>
       <w:tblGrid>
         <w:gridCol w:w="9889"/>
       </w:tblGrid>
       <w:tr>
         <w:trPr>
-          <w:trHeight w:val="340"/>
+          <w:trHeight w:val="340" w:hRule="atLeast"/>
         </w:trPr>
         <w:tc>
           <w:tcPr>
@@ -4125,43 +5351,7 @@
                 <w:sz w:val="28"/>
                 <w:szCs w:val="28"/>
               </w:rPr>
-              <w:t xml:space="preserve">Part </w:t>
-            </w:r>
-            <w:r>
-              <w:rPr>
-                <w:rFonts w:ascii="Arial" w:hAnsi="Arial" w:cs="Arial"/>
-                <w:b/>
-                <w:sz w:val="28"/>
-                <w:szCs w:val="28"/>
-              </w:rPr>
-              <w:t>2</w:t>
-            </w:r>
-            <w:r>
-              <w:rPr>
-                <w:rFonts w:ascii="Arial" w:hAnsi="Arial" w:cs="Arial"/>
-                <w:b/>
-                <w:sz w:val="28"/>
-                <w:szCs w:val="28"/>
-              </w:rPr>
-              <w:t>(</w:t>
-            </w:r>
-            <w:r>
-              <w:rPr>
-                <w:rFonts w:ascii="Arial" w:hAnsi="Arial" w:cs="Arial"/>
-                <w:b/>
-                <w:sz w:val="28"/>
-                <w:szCs w:val="28"/>
-              </w:rPr>
-              <w:t>f</w:t>
-            </w:r>
-            <w:r>
-              <w:rPr>
-                <w:rFonts w:ascii="Arial" w:hAnsi="Arial" w:cs="Arial"/>
-                <w:b/>
-                <w:sz w:val="28"/>
-                <w:szCs w:val="28"/>
-              </w:rPr>
-              <w:t>)(ii)</w:t>
+              <w:t>Part 2(f)(ii)</w:t>
             </w:r>
           </w:p>
         </w:tc>
@@ -4184,75 +5374,69 @@
                 <w:rFonts w:ascii="Arial" w:hAnsi="Arial" w:cs="Arial"/>
                 <w:i/>
               </w:rPr>
-              <w:t xml:space="preserve">{Copy and paste </w:t>
-            </w:r>
-            <w:r>
-              <w:rPr>
-                <w:rFonts w:ascii="Arial" w:hAnsi="Arial" w:cs="Arial"/>
-                <w:i/>
-              </w:rPr>
-              <w:t>screenshot</w:t>
-            </w:r>
-            <w:r>
-              <w:rPr>
-                <w:rFonts w:ascii="Arial" w:hAnsi="Arial" w:cs="Arial"/>
-                <w:i/>
-              </w:rPr>
-              <w:t>(s)</w:t>
-            </w:r>
-            <w:r>
-              <w:rPr>
-                <w:rFonts w:ascii="Arial" w:hAnsi="Arial" w:cs="Arial"/>
-                <w:i/>
-              </w:rPr>
-              <w:t xml:space="preserve"> </w:t>
-            </w:r>
-            <w:r>
-              <w:rPr>
-                <w:rFonts w:ascii="Arial" w:hAnsi="Arial" w:cs="Arial"/>
-                <w:i/>
-              </w:rPr>
-              <w:t>for question 2(</w:t>
-            </w:r>
-            <w:r>
-              <w:rPr>
-                <w:rFonts w:ascii="Arial" w:hAnsi="Arial" w:cs="Arial"/>
-                <w:i/>
-              </w:rPr>
-              <w:t>f</w:t>
-            </w:r>
-            <w:r>
-              <w:rPr>
-                <w:rFonts w:ascii="Arial" w:hAnsi="Arial" w:cs="Arial"/>
-                <w:i/>
-              </w:rPr>
-              <w:t>)(ii)</w:t>
-            </w:r>
-            <w:r>
-              <w:rPr>
-                <w:rFonts w:ascii="Arial" w:hAnsi="Arial" w:cs="Arial"/>
-                <w:i/>
-              </w:rPr>
-              <w:t xml:space="preserve"> here}</w:t>
-            </w:r>
-          </w:p>
-          <w:p>
-            <w:pPr>
-              <w:spacing w:after="0" w:line="240" w:lineRule="auto"/>
-              <w:rPr>
-                <w:rFonts w:ascii="Arial" w:hAnsi="Arial" w:cs="Arial"/>
-                <w:i/>
-              </w:rPr>
-            </w:pPr>
-          </w:p>
-          <w:p>
-            <w:pPr>
-              <w:spacing w:after="0" w:line="240" w:lineRule="auto"/>
-              <w:rPr>
-                <w:rFonts w:ascii="Arial" w:hAnsi="Arial" w:cs="Arial"/>
-                <w:i/>
-              </w:rPr>
-            </w:pPr>
+              <w:t>{Copy and paste screenshot(s) for question 2(f)(ii) here}</w:t>
+            </w:r>
+          </w:p>
+          <w:p>
+            <w:pPr>
+              <w:spacing w:after="0" w:line="240" w:lineRule="auto"/>
+              <w:rPr>
+                <w:rFonts w:ascii="Arial" w:hAnsi="Arial" w:cs="Arial"/>
+                <w:i/>
+              </w:rPr>
+            </w:pPr>
+          </w:p>
+          <w:p>
+            <w:pPr>
+              <w:spacing w:after="0" w:line="240" w:lineRule="auto"/>
+              <w:rPr>
+                <w:rFonts w:ascii="Arial" w:hAnsi="Arial" w:cs="Arial"/>
+                <w:i/>
+              </w:rPr>
+            </w:pPr>
+            <w:r>
+              <w:drawing>
+                <wp:inline distT="0" distB="0" distL="114300" distR="114300">
+                  <wp:extent cx="1117600" cy="381000"/>
+                  <wp:effectExtent l="0" t="0" r="0" b="0"/>
+                  <wp:docPr id="3" name="Picture 1"/>
+                  <wp:cNvGraphicFramePr>
+                    <a:graphicFrameLocks xmlns:a="http://schemas.openxmlformats.org/drawingml/2006/main" noChangeAspect="1"/>
+                  </wp:cNvGraphicFramePr>
+                  <a:graphic xmlns:a="http://schemas.openxmlformats.org/drawingml/2006/main">
+                    <a:graphicData uri="http://schemas.openxmlformats.org/drawingml/2006/picture">
+                      <pic:pic xmlns:pic="http://schemas.openxmlformats.org/drawingml/2006/picture">
+                        <pic:nvPicPr>
+                          <pic:cNvPr id="3" name="Picture 1"/>
+                          <pic:cNvPicPr>
+                            <a:picLocks noChangeAspect="1"/>
+                          </pic:cNvPicPr>
+                        </pic:nvPicPr>
+                        <pic:blipFill>
+                          <a:blip r:embed="rId10"/>
+                          <a:stretch>
+                            <a:fillRect/>
+                          </a:stretch>
+                        </pic:blipFill>
+                        <pic:spPr>
+                          <a:xfrm>
+                            <a:off x="0" y="0"/>
+                            <a:ext cx="1117600" cy="381000"/>
+                          </a:xfrm>
+                          <a:prstGeom prst="rect">
+                            <a:avLst/>
+                          </a:prstGeom>
+                          <a:noFill/>
+                          <a:ln>
+                            <a:noFill/>
+                          </a:ln>
+                        </pic:spPr>
+                      </pic:pic>
+                    </a:graphicData>
+                  </a:graphic>
+                </wp:inline>
+              </w:drawing>
+            </w:r>
           </w:p>
           <w:p>
             <w:pPr>
@@ -4304,23 +5488,31 @@
     </w:p>
     <w:tbl>
       <w:tblPr>
+        <w:tblStyle w:val="3"/>
         <w:tblW w:w="9889" w:type="dxa"/>
+        <w:tblInd w:w="0" w:type="dxa"/>
         <w:tblBorders>
-          <w:top w:val="single" w:sz="4" w:space="0" w:color="auto"/>
-          <w:left w:val="single" w:sz="4" w:space="0" w:color="auto"/>
-          <w:bottom w:val="single" w:sz="4" w:space="0" w:color="auto"/>
-          <w:right w:val="single" w:sz="4" w:space="0" w:color="auto"/>
-          <w:insideH w:val="single" w:sz="4" w:space="0" w:color="auto"/>
-          <w:insideV w:val="single" w:sz="4" w:space="0" w:color="auto"/>
+          <w:top w:val="single" w:color="auto" w:sz="4" w:space="0"/>
+          <w:left w:val="single" w:color="auto" w:sz="4" w:space="0"/>
+          <w:bottom w:val="single" w:color="auto" w:sz="4" w:space="0"/>
+          <w:right w:val="single" w:color="auto" w:sz="4" w:space="0"/>
+          <w:insideH w:val="single" w:color="auto" w:sz="4" w:space="0"/>
+          <w:insideV w:val="single" w:color="auto" w:sz="4" w:space="0"/>
         </w:tblBorders>
-        <w:tblLook w:val="04A0"/>
+        <w:tblLayout w:type="autofit"/>
+        <w:tblCellMar>
+          <w:top w:w="0" w:type="dxa"/>
+          <w:left w:w="108" w:type="dxa"/>
+          <w:bottom w:w="0" w:type="dxa"/>
+          <w:right w:w="108" w:type="dxa"/>
+        </w:tblCellMar>
       </w:tblPr>
       <w:tblGrid>
         <w:gridCol w:w="9889"/>
       </w:tblGrid>
       <w:tr>
         <w:trPr>
-          <w:trHeight w:val="176"/>
+          <w:trHeight w:val="176" w:hRule="atLeast"/>
         </w:trPr>
         <w:tc>
           <w:tcPr>
@@ -4362,43 +5554,7 @@
                 <w:sz w:val="28"/>
                 <w:szCs w:val="28"/>
               </w:rPr>
-              <w:t xml:space="preserve">Part </w:t>
-            </w:r>
-            <w:r>
-              <w:rPr>
-                <w:rFonts w:ascii="Arial" w:hAnsi="Arial" w:cs="Arial"/>
-                <w:b/>
-                <w:sz w:val="28"/>
-                <w:szCs w:val="28"/>
-              </w:rPr>
-              <w:t>3</w:t>
-            </w:r>
-            <w:r>
-              <w:rPr>
-                <w:rFonts w:ascii="Arial" w:hAnsi="Arial" w:cs="Arial"/>
-                <w:b/>
-                <w:sz w:val="28"/>
-                <w:szCs w:val="28"/>
-              </w:rPr>
-              <w:t>(</w:t>
-            </w:r>
-            <w:r>
-              <w:rPr>
-                <w:rFonts w:ascii="Arial" w:hAnsi="Arial" w:cs="Arial"/>
-                <w:b/>
-                <w:sz w:val="28"/>
-                <w:szCs w:val="28"/>
-              </w:rPr>
-              <w:t>a)</w:t>
-            </w:r>
-            <w:r>
-              <w:rPr>
-                <w:rFonts w:ascii="Arial" w:hAnsi="Arial" w:cs="Arial"/>
-                <w:b/>
-                <w:sz w:val="28"/>
-                <w:szCs w:val="28"/>
-              </w:rPr>
-              <w:t>(i)</w:t>
+              <w:t>Part 3(a)(i)</w:t>
             </w:r>
           </w:p>
         </w:tc>
@@ -4421,38 +5577,441 @@
                 <w:rFonts w:ascii="Arial" w:hAnsi="Arial" w:cs="Arial"/>
                 <w:i/>
               </w:rPr>
-              <w:t xml:space="preserve">{Copy and paste program code listing for question </w:t>
-            </w:r>
-            <w:r>
-              <w:rPr>
-                <w:rFonts w:ascii="Arial" w:hAnsi="Arial" w:cs="Arial"/>
-                <w:i/>
-              </w:rPr>
-              <w:t>3(a)</w:t>
-            </w:r>
-            <w:r>
-              <w:rPr>
-                <w:rFonts w:ascii="Arial" w:hAnsi="Arial" w:cs="Arial"/>
-                <w:i/>
-              </w:rPr>
-              <w:t>(i)</w:t>
-            </w:r>
-            <w:r>
-              <w:rPr>
-                <w:rFonts w:ascii="Arial" w:hAnsi="Arial" w:cs="Arial"/>
-                <w:i/>
-              </w:rPr>
-              <w:t xml:space="preserve"> here}</w:t>
-            </w:r>
-          </w:p>
-          <w:p>
-            <w:pPr>
-              <w:spacing w:after="0" w:line="240" w:lineRule="auto"/>
-              <w:rPr>
-                <w:rFonts w:ascii="Arial" w:hAnsi="Arial" w:cs="Arial"/>
-                <w:i/>
-              </w:rPr>
-            </w:pPr>
+              <w:t>{Copy and paste program code listing for question 3(a)(i) here}</w:t>
+            </w:r>
+          </w:p>
+          <w:p>
+            <w:pPr>
+              <w:spacing w:after="0" w:line="240" w:lineRule="auto"/>
+              <w:rPr>
+                <w:rFonts w:ascii="Arial" w:hAnsi="Arial" w:cs="Arial"/>
+                <w:i/>
+              </w:rPr>
+            </w:pPr>
+          </w:p>
+          <w:p>
+            <w:pPr>
+              <w:pStyle w:val="7"/>
+              <w:keepNext w:val="0"/>
+              <w:keepLines w:val="0"/>
+              <w:widowControl/>
+              <w:suppressLineNumbers w:val="0"/>
+              <w:rPr>
+                <w:rFonts w:ascii="monospace" w:hAnsi="monospace" w:eastAsia="monospace" w:cs="monospace"/>
+                <w:sz w:val="23"/>
+                <w:szCs w:val="23"/>
+              </w:rPr>
+            </w:pPr>
+            <w:r>
+              <w:rPr>
+                <w:rFonts w:hint="default" w:ascii="monospace" w:hAnsi="monospace" w:eastAsia="monospace" w:cs="monospace"/>
+                <w:color w:val="CF8E6D"/>
+                <w:sz w:val="23"/>
+                <w:szCs w:val="23"/>
+                <w:shd w:val="clear" w:fill="1E1F22"/>
+              </w:rPr>
+              <w:t xml:space="preserve">def </w:t>
+            </w:r>
+            <w:r>
+              <w:rPr>
+                <w:rFonts w:hint="default" w:ascii="monospace" w:hAnsi="monospace" w:eastAsia="monospace" w:cs="monospace"/>
+                <w:color w:val="56A8F5"/>
+                <w:sz w:val="23"/>
+                <w:szCs w:val="23"/>
+                <w:shd w:val="clear" w:fill="1E1F22"/>
+              </w:rPr>
+              <w:t>RecursiveCount</w:t>
+            </w:r>
+            <w:r>
+              <w:rPr>
+                <w:rFonts w:hint="default" w:ascii="monospace" w:hAnsi="monospace" w:eastAsia="monospace" w:cs="monospace"/>
+                <w:color w:val="BCBEC4"/>
+                <w:sz w:val="23"/>
+                <w:szCs w:val="23"/>
+                <w:shd w:val="clear" w:fill="1E1F22"/>
+              </w:rPr>
+              <w:t>(ArrayCopy, NumberElements, DataToFind):</w:t>
+            </w:r>
+            <w:r>
+              <w:rPr>
+                <w:rFonts w:hint="default" w:ascii="monospace" w:hAnsi="monospace" w:eastAsia="monospace" w:cs="monospace"/>
+                <w:color w:val="BCBEC4"/>
+                <w:sz w:val="23"/>
+                <w:szCs w:val="23"/>
+                <w:shd w:val="clear" w:fill="1E1F22"/>
+              </w:rPr>
+              <w:br w:type="textWrapping"/>
+            </w:r>
+            <w:r>
+              <w:rPr>
+                <w:rFonts w:hint="default" w:ascii="monospace" w:hAnsi="monospace" w:eastAsia="monospace" w:cs="monospace"/>
+                <w:color w:val="BCBEC4"/>
+                <w:sz w:val="23"/>
+                <w:szCs w:val="23"/>
+                <w:shd w:val="clear" w:fill="1E1F22"/>
+              </w:rPr>
+              <w:t xml:space="preserve">    </w:t>
+            </w:r>
+            <w:r>
+              <w:rPr>
+                <w:rFonts w:hint="default" w:ascii="monospace" w:hAnsi="monospace" w:eastAsia="monospace" w:cs="monospace"/>
+                <w:color w:val="CF8E6D"/>
+                <w:sz w:val="23"/>
+                <w:szCs w:val="23"/>
+                <w:shd w:val="clear" w:fill="1E1F22"/>
+              </w:rPr>
+              <w:t xml:space="preserve">if </w:t>
+            </w:r>
+            <w:r>
+              <w:rPr>
+                <w:rFonts w:hint="default" w:ascii="monospace" w:hAnsi="monospace" w:eastAsia="monospace" w:cs="monospace"/>
+                <w:color w:val="BCBEC4"/>
+                <w:sz w:val="23"/>
+                <w:szCs w:val="23"/>
+                <w:shd w:val="clear" w:fill="1E1F22"/>
+              </w:rPr>
+              <w:t xml:space="preserve">NumberElements &lt;= </w:t>
+            </w:r>
+            <w:r>
+              <w:rPr>
+                <w:rFonts w:hint="default" w:ascii="monospace" w:hAnsi="monospace" w:eastAsia="monospace" w:cs="monospace"/>
+                <w:color w:val="2AACB8"/>
+                <w:sz w:val="23"/>
+                <w:szCs w:val="23"/>
+                <w:shd w:val="clear" w:fill="1E1F22"/>
+              </w:rPr>
+              <w:t>0</w:t>
+            </w:r>
+            <w:r>
+              <w:rPr>
+                <w:rFonts w:hint="default" w:ascii="monospace" w:hAnsi="monospace" w:eastAsia="monospace" w:cs="monospace"/>
+                <w:color w:val="BCBEC4"/>
+                <w:sz w:val="23"/>
+                <w:szCs w:val="23"/>
+                <w:shd w:val="clear" w:fill="1E1F22"/>
+              </w:rPr>
+              <w:t>:</w:t>
+            </w:r>
+            <w:r>
+              <w:rPr>
+                <w:rFonts w:hint="default" w:ascii="monospace" w:hAnsi="monospace" w:eastAsia="monospace" w:cs="monospace"/>
+                <w:color w:val="BCBEC4"/>
+                <w:sz w:val="23"/>
+                <w:szCs w:val="23"/>
+                <w:shd w:val="clear" w:fill="1E1F22"/>
+              </w:rPr>
+              <w:br w:type="textWrapping"/>
+            </w:r>
+            <w:r>
+              <w:rPr>
+                <w:rFonts w:hint="default" w:ascii="monospace" w:hAnsi="monospace" w:eastAsia="monospace" w:cs="monospace"/>
+                <w:color w:val="BCBEC4"/>
+                <w:sz w:val="23"/>
+                <w:szCs w:val="23"/>
+                <w:shd w:val="clear" w:fill="1E1F22"/>
+              </w:rPr>
+              <w:t xml:space="preserve">        </w:t>
+            </w:r>
+            <w:r>
+              <w:rPr>
+                <w:rFonts w:hint="default" w:ascii="monospace" w:hAnsi="monospace" w:eastAsia="monospace" w:cs="monospace"/>
+                <w:color w:val="CF8E6D"/>
+                <w:sz w:val="23"/>
+                <w:szCs w:val="23"/>
+                <w:shd w:val="clear" w:fill="1E1F22"/>
+              </w:rPr>
+              <w:t xml:space="preserve">return </w:t>
+            </w:r>
+            <w:r>
+              <w:rPr>
+                <w:rFonts w:hint="default" w:ascii="monospace" w:hAnsi="monospace" w:eastAsia="monospace" w:cs="monospace"/>
+                <w:color w:val="2AACB8"/>
+                <w:sz w:val="23"/>
+                <w:szCs w:val="23"/>
+                <w:shd w:val="clear" w:fill="1E1F22"/>
+              </w:rPr>
+              <w:t>0</w:t>
+            </w:r>
+            <w:r>
+              <w:rPr>
+                <w:rFonts w:hint="default" w:ascii="monospace" w:hAnsi="monospace" w:eastAsia="monospace" w:cs="monospace"/>
+                <w:color w:val="2AACB8"/>
+                <w:sz w:val="23"/>
+                <w:szCs w:val="23"/>
+                <w:shd w:val="clear" w:fill="1E1F22"/>
+              </w:rPr>
+              <w:br w:type="textWrapping"/>
+            </w:r>
+            <w:r>
+              <w:rPr>
+                <w:rFonts w:hint="default" w:ascii="monospace" w:hAnsi="monospace" w:eastAsia="monospace" w:cs="monospace"/>
+                <w:color w:val="2AACB8"/>
+                <w:sz w:val="23"/>
+                <w:szCs w:val="23"/>
+                <w:shd w:val="clear" w:fill="1E1F22"/>
+              </w:rPr>
+              <w:t xml:space="preserve">    </w:t>
+            </w:r>
+            <w:r>
+              <w:rPr>
+                <w:rFonts w:hint="default" w:ascii="monospace" w:hAnsi="monospace" w:eastAsia="monospace" w:cs="monospace"/>
+                <w:color w:val="BCBEC4"/>
+                <w:sz w:val="23"/>
+                <w:szCs w:val="23"/>
+                <w:shd w:val="clear" w:fill="1E1F22"/>
+              </w:rPr>
+              <w:t>NewArray = ArrayCopy[</w:t>
+            </w:r>
+            <w:r>
+              <w:rPr>
+                <w:rFonts w:hint="default" w:ascii="monospace" w:hAnsi="monospace" w:eastAsia="monospace" w:cs="monospace"/>
+                <w:color w:val="2AACB8"/>
+                <w:sz w:val="23"/>
+                <w:szCs w:val="23"/>
+                <w:shd w:val="clear" w:fill="1E1F22"/>
+              </w:rPr>
+              <w:t>1</w:t>
+            </w:r>
+            <w:r>
+              <w:rPr>
+                <w:rFonts w:hint="default" w:ascii="monospace" w:hAnsi="monospace" w:eastAsia="monospace" w:cs="monospace"/>
+                <w:color w:val="BCBEC4"/>
+                <w:sz w:val="23"/>
+                <w:szCs w:val="23"/>
+                <w:shd w:val="clear" w:fill="1E1F22"/>
+              </w:rPr>
+              <w:t>:]</w:t>
+            </w:r>
+            <w:r>
+              <w:rPr>
+                <w:rFonts w:hint="default" w:ascii="monospace" w:hAnsi="monospace" w:eastAsia="monospace" w:cs="monospace"/>
+                <w:color w:val="BCBEC4"/>
+                <w:sz w:val="23"/>
+                <w:szCs w:val="23"/>
+                <w:shd w:val="clear" w:fill="1E1F22"/>
+              </w:rPr>
+              <w:br w:type="textWrapping"/>
+            </w:r>
+            <w:r>
+              <w:rPr>
+                <w:rFonts w:hint="default" w:ascii="monospace" w:hAnsi="monospace" w:eastAsia="monospace" w:cs="monospace"/>
+                <w:color w:val="BCBEC4"/>
+                <w:sz w:val="23"/>
+                <w:szCs w:val="23"/>
+                <w:shd w:val="clear" w:fill="1E1F22"/>
+              </w:rPr>
+              <w:t xml:space="preserve">    </w:t>
+            </w:r>
+            <w:r>
+              <w:rPr>
+                <w:rFonts w:hint="default" w:ascii="monospace" w:hAnsi="monospace" w:eastAsia="monospace" w:cs="monospace"/>
+                <w:color w:val="CF8E6D"/>
+                <w:sz w:val="23"/>
+                <w:szCs w:val="23"/>
+                <w:shd w:val="clear" w:fill="1E1F22"/>
+              </w:rPr>
+              <w:t xml:space="preserve">if </w:t>
+            </w:r>
+            <w:r>
+              <w:rPr>
+                <w:rFonts w:hint="default" w:ascii="monospace" w:hAnsi="monospace" w:eastAsia="monospace" w:cs="monospace"/>
+                <w:color w:val="BCBEC4"/>
+                <w:sz w:val="23"/>
+                <w:szCs w:val="23"/>
+                <w:shd w:val="clear" w:fill="1E1F22"/>
+              </w:rPr>
+              <w:t>ArrayCopy[</w:t>
+            </w:r>
+            <w:r>
+              <w:rPr>
+                <w:rFonts w:hint="default" w:ascii="monospace" w:hAnsi="monospace" w:eastAsia="monospace" w:cs="monospace"/>
+                <w:color w:val="2AACB8"/>
+                <w:sz w:val="23"/>
+                <w:szCs w:val="23"/>
+                <w:shd w:val="clear" w:fill="1E1F22"/>
+              </w:rPr>
+              <w:t>0</w:t>
+            </w:r>
+            <w:r>
+              <w:rPr>
+                <w:rFonts w:hint="default" w:ascii="monospace" w:hAnsi="monospace" w:eastAsia="monospace" w:cs="monospace"/>
+                <w:color w:val="BCBEC4"/>
+                <w:sz w:val="23"/>
+                <w:szCs w:val="23"/>
+                <w:shd w:val="clear" w:fill="1E1F22"/>
+              </w:rPr>
+              <w:t>] == DataToFind:</w:t>
+            </w:r>
+            <w:r>
+              <w:rPr>
+                <w:rFonts w:hint="default" w:ascii="monospace" w:hAnsi="monospace" w:eastAsia="monospace" w:cs="monospace"/>
+                <w:color w:val="BCBEC4"/>
+                <w:sz w:val="23"/>
+                <w:szCs w:val="23"/>
+                <w:shd w:val="clear" w:fill="1E1F22"/>
+              </w:rPr>
+              <w:br w:type="textWrapping"/>
+            </w:r>
+            <w:r>
+              <w:rPr>
+                <w:rFonts w:hint="default" w:ascii="monospace" w:hAnsi="monospace" w:eastAsia="monospace" w:cs="monospace"/>
+                <w:color w:val="BCBEC4"/>
+                <w:sz w:val="23"/>
+                <w:szCs w:val="23"/>
+                <w:shd w:val="clear" w:fill="1E1F22"/>
+              </w:rPr>
+              <w:t xml:space="preserve">        </w:t>
+            </w:r>
+            <w:r>
+              <w:rPr>
+                <w:rFonts w:hint="default" w:ascii="monospace" w:hAnsi="monospace" w:eastAsia="monospace" w:cs="monospace"/>
+                <w:color w:val="CF8E6D"/>
+                <w:sz w:val="23"/>
+                <w:szCs w:val="23"/>
+                <w:shd w:val="clear" w:fill="1E1F22"/>
+              </w:rPr>
+              <w:t xml:space="preserve">return </w:t>
+            </w:r>
+            <w:r>
+              <w:rPr>
+                <w:rFonts w:hint="default" w:ascii="monospace" w:hAnsi="monospace" w:eastAsia="monospace" w:cs="monospace"/>
+                <w:color w:val="2AACB8"/>
+                <w:sz w:val="23"/>
+                <w:szCs w:val="23"/>
+                <w:shd w:val="clear" w:fill="1E1F22"/>
+              </w:rPr>
+              <w:t>1</w:t>
+            </w:r>
+            <w:r>
+              <w:rPr>
+                <w:rFonts w:hint="default" w:ascii="monospace" w:hAnsi="monospace" w:eastAsia="monospace" w:cs="monospace"/>
+                <w:color w:val="BCBEC4"/>
+                <w:sz w:val="23"/>
+                <w:szCs w:val="23"/>
+                <w:shd w:val="clear" w:fill="1E1F22"/>
+              </w:rPr>
+              <w:t>+RecursiveCount(NewArray, NumberElements-</w:t>
+            </w:r>
+            <w:r>
+              <w:rPr>
+                <w:rFonts w:hint="default" w:ascii="monospace" w:hAnsi="monospace" w:eastAsia="monospace" w:cs="monospace"/>
+                <w:color w:val="2AACB8"/>
+                <w:sz w:val="23"/>
+                <w:szCs w:val="23"/>
+                <w:shd w:val="clear" w:fill="1E1F22"/>
+              </w:rPr>
+              <w:t>1</w:t>
+            </w:r>
+            <w:r>
+              <w:rPr>
+                <w:rFonts w:hint="default" w:ascii="monospace" w:hAnsi="monospace" w:eastAsia="monospace" w:cs="monospace"/>
+                <w:color w:val="BCBEC4"/>
+                <w:sz w:val="23"/>
+                <w:szCs w:val="23"/>
+                <w:shd w:val="clear" w:fill="1E1F22"/>
+              </w:rPr>
+              <w:t>, DataToFind)</w:t>
+            </w:r>
+            <w:r>
+              <w:rPr>
+                <w:rFonts w:hint="default" w:ascii="monospace" w:hAnsi="monospace" w:eastAsia="monospace" w:cs="monospace"/>
+                <w:color w:val="BCBEC4"/>
+                <w:sz w:val="23"/>
+                <w:szCs w:val="23"/>
+                <w:shd w:val="clear" w:fill="1E1F22"/>
+              </w:rPr>
+              <w:br w:type="textWrapping"/>
+            </w:r>
+            <w:r>
+              <w:rPr>
+                <w:rFonts w:hint="default" w:ascii="monospace" w:hAnsi="monospace" w:eastAsia="monospace" w:cs="monospace"/>
+                <w:color w:val="BCBEC4"/>
+                <w:sz w:val="23"/>
+                <w:szCs w:val="23"/>
+                <w:shd w:val="clear" w:fill="1E1F22"/>
+              </w:rPr>
+              <w:t xml:space="preserve">    </w:t>
+            </w:r>
+            <w:r>
+              <w:rPr>
+                <w:rFonts w:hint="default" w:ascii="monospace" w:hAnsi="monospace" w:eastAsia="monospace" w:cs="monospace"/>
+                <w:color w:val="CF8E6D"/>
+                <w:sz w:val="23"/>
+                <w:szCs w:val="23"/>
+                <w:shd w:val="clear" w:fill="1E1F22"/>
+              </w:rPr>
+              <w:t>else</w:t>
+            </w:r>
+            <w:r>
+              <w:rPr>
+                <w:rFonts w:hint="default" w:ascii="monospace" w:hAnsi="monospace" w:eastAsia="monospace" w:cs="monospace"/>
+                <w:color w:val="BCBEC4"/>
+                <w:sz w:val="23"/>
+                <w:szCs w:val="23"/>
+                <w:shd w:val="clear" w:fill="1E1F22"/>
+              </w:rPr>
+              <w:t>:</w:t>
+            </w:r>
+            <w:r>
+              <w:rPr>
+                <w:rFonts w:hint="default" w:ascii="monospace" w:hAnsi="monospace" w:eastAsia="monospace" w:cs="monospace"/>
+                <w:color w:val="BCBEC4"/>
+                <w:sz w:val="23"/>
+                <w:szCs w:val="23"/>
+                <w:shd w:val="clear" w:fill="1E1F22"/>
+              </w:rPr>
+              <w:br w:type="textWrapping"/>
+            </w:r>
+            <w:r>
+              <w:rPr>
+                <w:rFonts w:hint="default" w:ascii="monospace" w:hAnsi="monospace" w:eastAsia="monospace" w:cs="monospace"/>
+                <w:color w:val="BCBEC4"/>
+                <w:sz w:val="23"/>
+                <w:szCs w:val="23"/>
+                <w:shd w:val="clear" w:fill="1E1F22"/>
+              </w:rPr>
+              <w:t xml:space="preserve">        </w:t>
+            </w:r>
+            <w:r>
+              <w:rPr>
+                <w:rFonts w:hint="default" w:ascii="monospace" w:hAnsi="monospace" w:eastAsia="monospace" w:cs="monospace"/>
+                <w:color w:val="CF8E6D"/>
+                <w:sz w:val="23"/>
+                <w:szCs w:val="23"/>
+                <w:shd w:val="clear" w:fill="1E1F22"/>
+              </w:rPr>
+              <w:t xml:space="preserve">return </w:t>
+            </w:r>
+            <w:r>
+              <w:rPr>
+                <w:rFonts w:hint="default" w:ascii="monospace" w:hAnsi="monospace" w:eastAsia="monospace" w:cs="monospace"/>
+                <w:color w:val="BCBEC4"/>
+                <w:sz w:val="23"/>
+                <w:szCs w:val="23"/>
+                <w:shd w:val="clear" w:fill="1E1F22"/>
+              </w:rPr>
+              <w:t>RecursiveCount(NewArray, NumberElements-</w:t>
+            </w:r>
+            <w:r>
+              <w:rPr>
+                <w:rFonts w:hint="default" w:ascii="monospace" w:hAnsi="monospace" w:eastAsia="monospace" w:cs="monospace"/>
+                <w:color w:val="2AACB8"/>
+                <w:sz w:val="23"/>
+                <w:szCs w:val="23"/>
+                <w:shd w:val="clear" w:fill="1E1F22"/>
+              </w:rPr>
+              <w:t>1</w:t>
+            </w:r>
+            <w:r>
+              <w:rPr>
+                <w:rFonts w:hint="default" w:ascii="monospace" w:hAnsi="monospace" w:eastAsia="monospace" w:cs="monospace"/>
+                <w:color w:val="BCBEC4"/>
+                <w:sz w:val="23"/>
+                <w:szCs w:val="23"/>
+                <w:shd w:val="clear" w:fill="1E1F22"/>
+              </w:rPr>
+              <w:t>, DataToFind)</w:t>
+            </w:r>
           </w:p>
           <w:p>
             <w:pPr>
@@ -4533,23 +6092,31 @@
     </w:p>
     <w:tbl>
       <w:tblPr>
+        <w:tblStyle w:val="3"/>
         <w:tblW w:w="9889" w:type="dxa"/>
+        <w:tblInd w:w="0" w:type="dxa"/>
         <w:tblBorders>
-          <w:top w:val="single" w:sz="4" w:space="0" w:color="auto"/>
-          <w:left w:val="single" w:sz="4" w:space="0" w:color="auto"/>
-          <w:bottom w:val="single" w:sz="4" w:space="0" w:color="auto"/>
-          <w:right w:val="single" w:sz="4" w:space="0" w:color="auto"/>
-          <w:insideH w:val="single" w:sz="4" w:space="0" w:color="auto"/>
-          <w:insideV w:val="single" w:sz="4" w:space="0" w:color="auto"/>
+          <w:top w:val="single" w:color="auto" w:sz="4" w:space="0"/>
+          <w:left w:val="single" w:color="auto" w:sz="4" w:space="0"/>
+          <w:bottom w:val="single" w:color="auto" w:sz="4" w:space="0"/>
+          <w:right w:val="single" w:color="auto" w:sz="4" w:space="0"/>
+          <w:insideH w:val="single" w:color="auto" w:sz="4" w:space="0"/>
+          <w:insideV w:val="single" w:color="auto" w:sz="4" w:space="0"/>
         </w:tblBorders>
-        <w:tblLook w:val="04A0"/>
+        <w:tblLayout w:type="autofit"/>
+        <w:tblCellMar>
+          <w:top w:w="0" w:type="dxa"/>
+          <w:left w:w="108" w:type="dxa"/>
+          <w:bottom w:w="0" w:type="dxa"/>
+          <w:right w:w="108" w:type="dxa"/>
+        </w:tblCellMar>
       </w:tblPr>
       <w:tblGrid>
         <w:gridCol w:w="9889"/>
       </w:tblGrid>
       <w:tr>
         <w:trPr>
-          <w:trHeight w:val="340"/>
+          <w:trHeight w:val="340" w:hRule="atLeast"/>
         </w:trPr>
         <w:tc>
           <w:tcPr>
@@ -4582,52 +6149,7 @@
                 <w:sz w:val="28"/>
                 <w:szCs w:val="28"/>
               </w:rPr>
-              <w:t xml:space="preserve">Part </w:t>
-            </w:r>
-            <w:r>
-              <w:rPr>
-                <w:rFonts w:ascii="Arial" w:hAnsi="Arial" w:cs="Arial"/>
-                <w:b/>
-                <w:sz w:val="28"/>
-                <w:szCs w:val="28"/>
-              </w:rPr>
-              <w:t>3</w:t>
-            </w:r>
-            <w:r>
-              <w:rPr>
-                <w:rFonts w:ascii="Arial" w:hAnsi="Arial" w:cs="Arial"/>
-                <w:b/>
-                <w:sz w:val="28"/>
-                <w:szCs w:val="28"/>
-              </w:rPr>
-              <w:t>(</w:t>
-            </w:r>
-            <w:r>
-              <w:rPr>
-                <w:rFonts w:ascii="Arial" w:hAnsi="Arial" w:cs="Arial"/>
-                <w:b/>
-                <w:sz w:val="28"/>
-                <w:szCs w:val="28"/>
-              </w:rPr>
-              <w:t>a</w:t>
-            </w:r>
-            <w:r>
-              <w:rPr>
-                <w:rFonts w:ascii="Arial" w:hAnsi="Arial" w:cs="Arial"/>
-                <w:b/>
-                <w:sz w:val="28"/>
-                <w:szCs w:val="28"/>
-              </w:rPr>
-              <w:t>)</w:t>
-            </w:r>
-            <w:r>
-              <w:rPr>
-                <w:rFonts w:ascii="Arial" w:hAnsi="Arial" w:cs="Arial"/>
-                <w:b/>
-                <w:sz w:val="28"/>
-                <w:szCs w:val="28"/>
-              </w:rPr>
-              <w:t>(ii)</w:t>
+              <w:t>Part 3(a)(ii)</w:t>
             </w:r>
           </w:p>
         </w:tc>
@@ -4650,52 +6172,331 @@
                 <w:rFonts w:ascii="Arial" w:hAnsi="Arial" w:cs="Arial"/>
                 <w:i/>
               </w:rPr>
-              <w:t xml:space="preserve">{Copy and paste program code listing for question </w:t>
-            </w:r>
-            <w:r>
-              <w:rPr>
-                <w:rFonts w:ascii="Arial" w:hAnsi="Arial" w:cs="Arial"/>
-                <w:i/>
-              </w:rPr>
-              <w:t>3(</w:t>
-            </w:r>
-            <w:r>
-              <w:rPr>
-                <w:rFonts w:ascii="Arial" w:hAnsi="Arial" w:cs="Arial"/>
-                <w:i/>
-              </w:rPr>
-              <w:t>a</w:t>
-            </w:r>
-            <w:r>
-              <w:rPr>
-                <w:rFonts w:ascii="Arial" w:hAnsi="Arial" w:cs="Arial"/>
-                <w:i/>
-              </w:rPr>
-              <w:t>)</w:t>
-            </w:r>
-            <w:r>
-              <w:rPr>
-                <w:rFonts w:ascii="Arial" w:hAnsi="Arial" w:cs="Arial"/>
-                <w:i/>
-              </w:rPr>
-              <w:t>(ii)</w:t>
-            </w:r>
-            <w:r>
-              <w:rPr>
-                <w:rFonts w:ascii="Arial" w:hAnsi="Arial" w:cs="Arial"/>
-                <w:i/>
-              </w:rPr>
-              <w:t xml:space="preserve"> here}</w:t>
-            </w:r>
-          </w:p>
-          <w:p>
-            <w:pPr>
-              <w:spacing w:after="0" w:line="240" w:lineRule="auto"/>
-              <w:rPr>
-                <w:rFonts w:ascii="Arial" w:hAnsi="Arial" w:cs="Arial"/>
-                <w:i/>
-              </w:rPr>
-            </w:pPr>
+              <w:t>{Copy and paste program code listing for question 3(a)(ii) here}</w:t>
+            </w:r>
+          </w:p>
+          <w:p>
+            <w:pPr>
+              <w:spacing w:after="0" w:line="240" w:lineRule="auto"/>
+              <w:rPr>
+                <w:rFonts w:ascii="Arial" w:hAnsi="Arial" w:cs="Arial"/>
+                <w:i/>
+              </w:rPr>
+            </w:pPr>
+          </w:p>
+          <w:p>
+            <w:pPr>
+              <w:pStyle w:val="7"/>
+              <w:keepNext w:val="0"/>
+              <w:keepLines w:val="0"/>
+              <w:widowControl/>
+              <w:suppressLineNumbers w:val="0"/>
+              <w:rPr>
+                <w:rFonts w:ascii="monospace" w:hAnsi="monospace" w:eastAsia="monospace" w:cs="monospace"/>
+                <w:sz w:val="23"/>
+                <w:szCs w:val="23"/>
+              </w:rPr>
+            </w:pPr>
+            <w:r>
+              <w:rPr>
+                <w:rFonts w:hint="default" w:ascii="monospace" w:hAnsi="monospace" w:eastAsia="monospace" w:cs="monospace"/>
+                <w:color w:val="7A7E85"/>
+                <w:sz w:val="23"/>
+                <w:szCs w:val="23"/>
+                <w:shd w:val="clear" w:fill="1E1F22"/>
+              </w:rPr>
+              <w:t># main program</w:t>
+            </w:r>
+            <w:r>
+              <w:rPr>
+                <w:rFonts w:hint="default" w:ascii="monospace" w:hAnsi="monospace" w:eastAsia="monospace" w:cs="monospace"/>
+                <w:color w:val="7A7E85"/>
+                <w:sz w:val="23"/>
+                <w:szCs w:val="23"/>
+                <w:shd w:val="clear" w:fill="1E1F22"/>
+              </w:rPr>
+              <w:br w:type="textWrapping"/>
+            </w:r>
+            <w:r>
+              <w:rPr>
+                <w:rFonts w:hint="default" w:ascii="monospace" w:hAnsi="monospace" w:eastAsia="monospace" w:cs="monospace"/>
+                <w:color w:val="BCBEC4"/>
+                <w:sz w:val="23"/>
+                <w:szCs w:val="23"/>
+                <w:shd w:val="clear" w:fill="1E1F22"/>
+              </w:rPr>
+              <w:t>arr = [</w:t>
+            </w:r>
+            <w:r>
+              <w:rPr>
+                <w:rFonts w:hint="default" w:ascii="monospace" w:hAnsi="monospace" w:eastAsia="monospace" w:cs="monospace"/>
+                <w:color w:val="2AACB8"/>
+                <w:sz w:val="23"/>
+                <w:szCs w:val="23"/>
+                <w:shd w:val="clear" w:fill="1E1F22"/>
+              </w:rPr>
+              <w:t>0</w:t>
+            </w:r>
+            <w:r>
+              <w:rPr>
+                <w:rFonts w:hint="default" w:ascii="monospace" w:hAnsi="monospace" w:eastAsia="monospace" w:cs="monospace"/>
+                <w:color w:val="BCBEC4"/>
+                <w:sz w:val="23"/>
+                <w:szCs w:val="23"/>
+                <w:shd w:val="clear" w:fill="1E1F22"/>
+              </w:rPr>
+              <w:t>,</w:t>
+            </w:r>
+            <w:r>
+              <w:rPr>
+                <w:rFonts w:hint="default" w:ascii="monospace" w:hAnsi="monospace" w:eastAsia="monospace" w:cs="monospace"/>
+                <w:color w:val="2AACB8"/>
+                <w:sz w:val="23"/>
+                <w:szCs w:val="23"/>
+                <w:shd w:val="clear" w:fill="1E1F22"/>
+              </w:rPr>
+              <w:t>5</w:t>
+            </w:r>
+            <w:r>
+              <w:rPr>
+                <w:rFonts w:hint="default" w:ascii="monospace" w:hAnsi="monospace" w:eastAsia="monospace" w:cs="monospace"/>
+                <w:color w:val="BCBEC4"/>
+                <w:sz w:val="23"/>
+                <w:szCs w:val="23"/>
+                <w:shd w:val="clear" w:fill="1E1F22"/>
+              </w:rPr>
+              <w:t>,</w:t>
+            </w:r>
+            <w:r>
+              <w:rPr>
+                <w:rFonts w:hint="default" w:ascii="monospace" w:hAnsi="monospace" w:eastAsia="monospace" w:cs="monospace"/>
+                <w:color w:val="2AACB8"/>
+                <w:sz w:val="23"/>
+                <w:szCs w:val="23"/>
+                <w:shd w:val="clear" w:fill="1E1F22"/>
+              </w:rPr>
+              <w:t>1</w:t>
+            </w:r>
+            <w:r>
+              <w:rPr>
+                <w:rFonts w:hint="default" w:ascii="monospace" w:hAnsi="monospace" w:eastAsia="monospace" w:cs="monospace"/>
+                <w:color w:val="BCBEC4"/>
+                <w:sz w:val="23"/>
+                <w:szCs w:val="23"/>
+                <w:shd w:val="clear" w:fill="1E1F22"/>
+              </w:rPr>
+              <w:t>,</w:t>
+            </w:r>
+            <w:r>
+              <w:rPr>
+                <w:rFonts w:hint="default" w:ascii="monospace" w:hAnsi="monospace" w:eastAsia="monospace" w:cs="monospace"/>
+                <w:color w:val="2AACB8"/>
+                <w:sz w:val="23"/>
+                <w:szCs w:val="23"/>
+                <w:shd w:val="clear" w:fill="1E1F22"/>
+              </w:rPr>
+              <w:t>2</w:t>
+            </w:r>
+            <w:r>
+              <w:rPr>
+                <w:rFonts w:hint="default" w:ascii="monospace" w:hAnsi="monospace" w:eastAsia="monospace" w:cs="monospace"/>
+                <w:color w:val="BCBEC4"/>
+                <w:sz w:val="23"/>
+                <w:szCs w:val="23"/>
+                <w:shd w:val="clear" w:fill="1E1F22"/>
+              </w:rPr>
+              <w:t>,</w:t>
+            </w:r>
+            <w:r>
+              <w:rPr>
+                <w:rFonts w:hint="default" w:ascii="monospace" w:hAnsi="monospace" w:eastAsia="monospace" w:cs="monospace"/>
+                <w:color w:val="2AACB8"/>
+                <w:sz w:val="23"/>
+                <w:szCs w:val="23"/>
+                <w:shd w:val="clear" w:fill="1E1F22"/>
+              </w:rPr>
+              <w:t>5</w:t>
+            </w:r>
+            <w:r>
+              <w:rPr>
+                <w:rFonts w:hint="default" w:ascii="monospace" w:hAnsi="monospace" w:eastAsia="monospace" w:cs="monospace"/>
+                <w:color w:val="BCBEC4"/>
+                <w:sz w:val="23"/>
+                <w:szCs w:val="23"/>
+                <w:shd w:val="clear" w:fill="1E1F22"/>
+              </w:rPr>
+              <w:t>,</w:t>
+            </w:r>
+            <w:r>
+              <w:rPr>
+                <w:rFonts w:hint="default" w:ascii="monospace" w:hAnsi="monospace" w:eastAsia="monospace" w:cs="monospace"/>
+                <w:color w:val="2AACB8"/>
+                <w:sz w:val="23"/>
+                <w:szCs w:val="23"/>
+                <w:shd w:val="clear" w:fill="1E1F22"/>
+              </w:rPr>
+              <w:t>9</w:t>
+            </w:r>
+            <w:r>
+              <w:rPr>
+                <w:rFonts w:hint="default" w:ascii="monospace" w:hAnsi="monospace" w:eastAsia="monospace" w:cs="monospace"/>
+                <w:color w:val="BCBEC4"/>
+                <w:sz w:val="23"/>
+                <w:szCs w:val="23"/>
+                <w:shd w:val="clear" w:fill="1E1F22"/>
+              </w:rPr>
+              <w:t>,</w:t>
+            </w:r>
+            <w:r>
+              <w:rPr>
+                <w:rFonts w:hint="default" w:ascii="monospace" w:hAnsi="monospace" w:eastAsia="monospace" w:cs="monospace"/>
+                <w:color w:val="2AACB8"/>
+                <w:sz w:val="23"/>
+                <w:szCs w:val="23"/>
+                <w:shd w:val="clear" w:fill="1E1F22"/>
+              </w:rPr>
+              <w:t>9</w:t>
+            </w:r>
+            <w:r>
+              <w:rPr>
+                <w:rFonts w:hint="default" w:ascii="monospace" w:hAnsi="monospace" w:eastAsia="monospace" w:cs="monospace"/>
+                <w:color w:val="BCBEC4"/>
+                <w:sz w:val="23"/>
+                <w:szCs w:val="23"/>
+                <w:shd w:val="clear" w:fill="1E1F22"/>
+              </w:rPr>
+              <w:t>,</w:t>
+            </w:r>
+            <w:r>
+              <w:rPr>
+                <w:rFonts w:hint="default" w:ascii="monospace" w:hAnsi="monospace" w:eastAsia="monospace" w:cs="monospace"/>
+                <w:color w:val="2AACB8"/>
+                <w:sz w:val="23"/>
+                <w:szCs w:val="23"/>
+                <w:shd w:val="clear" w:fill="1E1F22"/>
+              </w:rPr>
+              <w:t>6</w:t>
+            </w:r>
+            <w:r>
+              <w:rPr>
+                <w:rFonts w:hint="default" w:ascii="monospace" w:hAnsi="monospace" w:eastAsia="monospace" w:cs="monospace"/>
+                <w:color w:val="BCBEC4"/>
+                <w:sz w:val="23"/>
+                <w:szCs w:val="23"/>
+                <w:shd w:val="clear" w:fill="1E1F22"/>
+              </w:rPr>
+              <w:t>,</w:t>
+            </w:r>
+            <w:r>
+              <w:rPr>
+                <w:rFonts w:hint="default" w:ascii="monospace" w:hAnsi="monospace" w:eastAsia="monospace" w:cs="monospace"/>
+                <w:color w:val="2AACB8"/>
+                <w:sz w:val="23"/>
+                <w:szCs w:val="23"/>
+                <w:shd w:val="clear" w:fill="1E1F22"/>
+              </w:rPr>
+              <w:t>5</w:t>
+            </w:r>
+            <w:r>
+              <w:rPr>
+                <w:rFonts w:hint="default" w:ascii="monospace" w:hAnsi="monospace" w:eastAsia="monospace" w:cs="monospace"/>
+                <w:color w:val="BCBEC4"/>
+                <w:sz w:val="23"/>
+                <w:szCs w:val="23"/>
+                <w:shd w:val="clear" w:fill="1E1F22"/>
+              </w:rPr>
+              <w:t>,</w:t>
+            </w:r>
+            <w:r>
+              <w:rPr>
+                <w:rFonts w:hint="default" w:ascii="monospace" w:hAnsi="monospace" w:eastAsia="monospace" w:cs="monospace"/>
+                <w:color w:val="2AACB8"/>
+                <w:sz w:val="23"/>
+                <w:szCs w:val="23"/>
+                <w:shd w:val="clear" w:fill="1E1F22"/>
+              </w:rPr>
+              <w:t>0</w:t>
+            </w:r>
+            <w:r>
+              <w:rPr>
+                <w:rFonts w:hint="default" w:ascii="monospace" w:hAnsi="monospace" w:eastAsia="monospace" w:cs="monospace"/>
+                <w:color w:val="BCBEC4"/>
+                <w:sz w:val="23"/>
+                <w:szCs w:val="23"/>
+                <w:shd w:val="clear" w:fill="1E1F22"/>
+              </w:rPr>
+              <w:t>]</w:t>
+            </w:r>
+            <w:r>
+              <w:rPr>
+                <w:rFonts w:hint="default" w:ascii="monospace" w:hAnsi="monospace" w:eastAsia="monospace" w:cs="monospace"/>
+                <w:color w:val="BCBEC4"/>
+                <w:sz w:val="23"/>
+                <w:szCs w:val="23"/>
+                <w:shd w:val="clear" w:fill="1E1F22"/>
+              </w:rPr>
+              <w:br w:type="textWrapping"/>
+            </w:r>
+            <w:r>
+              <w:rPr>
+                <w:rFonts w:hint="default" w:ascii="monospace" w:hAnsi="monospace" w:eastAsia="monospace" w:cs="monospace"/>
+                <w:color w:val="8888C6"/>
+                <w:sz w:val="23"/>
+                <w:szCs w:val="23"/>
+                <w:shd w:val="clear" w:fill="1E1F22"/>
+              </w:rPr>
+              <w:t>print</w:t>
+            </w:r>
+            <w:r>
+              <w:rPr>
+                <w:rFonts w:hint="default" w:ascii="monospace" w:hAnsi="monospace" w:eastAsia="monospace" w:cs="monospace"/>
+                <w:color w:val="BCBEC4"/>
+                <w:sz w:val="23"/>
+                <w:szCs w:val="23"/>
+                <w:shd w:val="clear" w:fill="1E1F22"/>
+              </w:rPr>
+              <w:t xml:space="preserve">(RecursiveCount(arr, </w:t>
+            </w:r>
+            <w:r>
+              <w:rPr>
+                <w:rFonts w:hint="default" w:ascii="monospace" w:hAnsi="monospace" w:eastAsia="monospace" w:cs="monospace"/>
+                <w:color w:val="2AACB8"/>
+                <w:sz w:val="23"/>
+                <w:szCs w:val="23"/>
+                <w:shd w:val="clear" w:fill="1E1F22"/>
+              </w:rPr>
+              <w:t>10</w:t>
+            </w:r>
+            <w:r>
+              <w:rPr>
+                <w:rFonts w:hint="default" w:ascii="monospace" w:hAnsi="monospace" w:eastAsia="monospace" w:cs="monospace"/>
+                <w:color w:val="BCBEC4"/>
+                <w:sz w:val="23"/>
+                <w:szCs w:val="23"/>
+                <w:shd w:val="clear" w:fill="1E1F22"/>
+              </w:rPr>
+              <w:t xml:space="preserve">, </w:t>
+            </w:r>
+            <w:r>
+              <w:rPr>
+                <w:rFonts w:hint="default" w:ascii="monospace" w:hAnsi="monospace" w:eastAsia="monospace" w:cs="monospace"/>
+                <w:color w:val="2AACB8"/>
+                <w:sz w:val="23"/>
+                <w:szCs w:val="23"/>
+                <w:shd w:val="clear" w:fill="1E1F22"/>
+              </w:rPr>
+              <w:t>0</w:t>
+            </w:r>
+            <w:r>
+              <w:rPr>
+                <w:rFonts w:hint="default" w:ascii="monospace" w:hAnsi="monospace" w:eastAsia="monospace" w:cs="monospace"/>
+                <w:color w:val="BCBEC4"/>
+                <w:sz w:val="23"/>
+                <w:szCs w:val="23"/>
+                <w:shd w:val="clear" w:fill="1E1F22"/>
+              </w:rPr>
+              <w:t>))</w:t>
+            </w:r>
           </w:p>
           <w:p>
             <w:pPr>
@@ -4756,23 +6557,31 @@
     </w:p>
     <w:tbl>
       <w:tblPr>
+        <w:tblStyle w:val="3"/>
         <w:tblW w:w="9889" w:type="dxa"/>
+        <w:tblInd w:w="0" w:type="dxa"/>
         <w:tblBorders>
-          <w:top w:val="single" w:sz="4" w:space="0" w:color="auto"/>
-          <w:left w:val="single" w:sz="4" w:space="0" w:color="auto"/>
-          <w:bottom w:val="single" w:sz="4" w:space="0" w:color="auto"/>
-          <w:right w:val="single" w:sz="4" w:space="0" w:color="auto"/>
-          <w:insideH w:val="single" w:sz="4" w:space="0" w:color="auto"/>
-          <w:insideV w:val="single" w:sz="4" w:space="0" w:color="auto"/>
+          <w:top w:val="single" w:color="auto" w:sz="4" w:space="0"/>
+          <w:left w:val="single" w:color="auto" w:sz="4" w:space="0"/>
+          <w:bottom w:val="single" w:color="auto" w:sz="4" w:space="0"/>
+          <w:right w:val="single" w:color="auto" w:sz="4" w:space="0"/>
+          <w:insideH w:val="single" w:color="auto" w:sz="4" w:space="0"/>
+          <w:insideV w:val="single" w:color="auto" w:sz="4" w:space="0"/>
         </w:tblBorders>
-        <w:tblLook w:val="04A0"/>
+        <w:tblLayout w:type="autofit"/>
+        <w:tblCellMar>
+          <w:top w:w="0" w:type="dxa"/>
+          <w:left w:w="108" w:type="dxa"/>
+          <w:bottom w:w="0" w:type="dxa"/>
+          <w:right w:w="108" w:type="dxa"/>
+        </w:tblCellMar>
       </w:tblPr>
       <w:tblGrid>
         <w:gridCol w:w="9889"/>
       </w:tblGrid>
       <w:tr>
         <w:trPr>
-          <w:trHeight w:val="340"/>
+          <w:trHeight w:val="340" w:hRule="atLeast"/>
         </w:trPr>
         <w:tc>
           <w:tcPr>
@@ -4794,34 +6603,7 @@
                 <w:sz w:val="28"/>
                 <w:szCs w:val="28"/>
               </w:rPr>
-              <w:t xml:space="preserve">Part </w:t>
-            </w:r>
-            <w:r>
-              <w:rPr>
-                <w:rFonts w:ascii="Arial" w:hAnsi="Arial" w:cs="Arial"/>
-                <w:b/>
-                <w:sz w:val="28"/>
-                <w:szCs w:val="28"/>
-              </w:rPr>
-              <w:t>3</w:t>
-            </w:r>
-            <w:r>
-              <w:rPr>
-                <w:rFonts w:ascii="Arial" w:hAnsi="Arial" w:cs="Arial"/>
-                <w:b/>
-                <w:sz w:val="28"/>
-                <w:szCs w:val="28"/>
-              </w:rPr>
-              <w:t>(</w:t>
-            </w:r>
-            <w:r>
-              <w:rPr>
-                <w:rFonts w:ascii="Arial" w:hAnsi="Arial" w:cs="Arial"/>
-                <w:b/>
-                <w:sz w:val="28"/>
-                <w:szCs w:val="28"/>
-              </w:rPr>
-              <w:t>a)(iii)</w:t>
+              <w:t>Part 3(a)(iii)</w:t>
             </w:r>
           </w:p>
         </w:tc>
@@ -4844,61 +6626,69 @@
                 <w:rFonts w:ascii="Arial" w:hAnsi="Arial" w:cs="Arial"/>
                 <w:i/>
               </w:rPr>
-              <w:t xml:space="preserve">{Copy and paste </w:t>
-            </w:r>
-            <w:r>
-              <w:rPr>
-                <w:rFonts w:ascii="Arial" w:hAnsi="Arial" w:cs="Arial"/>
-                <w:i/>
-              </w:rPr>
-              <w:t>screenshot</w:t>
-            </w:r>
-            <w:r>
-              <w:rPr>
-                <w:rFonts w:ascii="Arial" w:hAnsi="Arial" w:cs="Arial"/>
-                <w:i/>
-              </w:rPr>
-              <w:t>(s)</w:t>
-            </w:r>
-            <w:r>
-              <w:rPr>
-                <w:rFonts w:ascii="Arial" w:hAnsi="Arial" w:cs="Arial"/>
-                <w:i/>
-              </w:rPr>
-              <w:t xml:space="preserve"> </w:t>
-            </w:r>
-            <w:r>
-              <w:rPr>
-                <w:rFonts w:ascii="Arial" w:hAnsi="Arial" w:cs="Arial"/>
-                <w:i/>
-              </w:rPr>
-              <w:t>for question 3(a)(iii)</w:t>
-            </w:r>
-            <w:r>
-              <w:rPr>
-                <w:rFonts w:ascii="Arial" w:hAnsi="Arial" w:cs="Arial"/>
-                <w:i/>
-              </w:rPr>
-              <w:t xml:space="preserve"> here}</w:t>
-            </w:r>
-          </w:p>
-          <w:p>
-            <w:pPr>
-              <w:spacing w:after="0" w:line="240" w:lineRule="auto"/>
-              <w:rPr>
-                <w:rFonts w:ascii="Arial" w:hAnsi="Arial" w:cs="Arial"/>
-                <w:i/>
-              </w:rPr>
-            </w:pPr>
-          </w:p>
-          <w:p>
-            <w:pPr>
-              <w:spacing w:after="0" w:line="240" w:lineRule="auto"/>
-              <w:rPr>
-                <w:rFonts w:ascii="Arial" w:hAnsi="Arial" w:cs="Arial"/>
-                <w:i/>
-              </w:rPr>
-            </w:pPr>
+              <w:t>{Copy and paste screenshot(s) for question 3(a)(iii) here}</w:t>
+            </w:r>
+          </w:p>
+          <w:p>
+            <w:pPr>
+              <w:spacing w:after="0" w:line="240" w:lineRule="auto"/>
+              <w:rPr>
+                <w:rFonts w:ascii="Arial" w:hAnsi="Arial" w:cs="Arial"/>
+                <w:i/>
+              </w:rPr>
+            </w:pPr>
+          </w:p>
+          <w:p>
+            <w:pPr>
+              <w:spacing w:after="0" w:line="240" w:lineRule="auto"/>
+              <w:rPr>
+                <w:rFonts w:ascii="Arial" w:hAnsi="Arial" w:cs="Arial"/>
+                <w:i/>
+              </w:rPr>
+            </w:pPr>
+            <w:r>
+              <w:drawing>
+                <wp:inline distT="0" distB="0" distL="114300" distR="114300">
+                  <wp:extent cx="863600" cy="508000"/>
+                  <wp:effectExtent l="0" t="0" r="0" b="0"/>
+                  <wp:docPr id="4" name="Picture 2"/>
+                  <wp:cNvGraphicFramePr>
+                    <a:graphicFrameLocks xmlns:a="http://schemas.openxmlformats.org/drawingml/2006/main" noChangeAspect="1"/>
+                  </wp:cNvGraphicFramePr>
+                  <a:graphic xmlns:a="http://schemas.openxmlformats.org/drawingml/2006/main">
+                    <a:graphicData uri="http://schemas.openxmlformats.org/drawingml/2006/picture">
+                      <pic:pic xmlns:pic="http://schemas.openxmlformats.org/drawingml/2006/picture">
+                        <pic:nvPicPr>
+                          <pic:cNvPr id="4" name="Picture 2"/>
+                          <pic:cNvPicPr>
+                            <a:picLocks noChangeAspect="1"/>
+                          </pic:cNvPicPr>
+                        </pic:nvPicPr>
+                        <pic:blipFill>
+                          <a:blip r:embed="rId11"/>
+                          <a:stretch>
+                            <a:fillRect/>
+                          </a:stretch>
+                        </pic:blipFill>
+                        <pic:spPr>
+                          <a:xfrm>
+                            <a:off x="0" y="0"/>
+                            <a:ext cx="863600" cy="508000"/>
+                          </a:xfrm>
+                          <a:prstGeom prst="rect">
+                            <a:avLst/>
+                          </a:prstGeom>
+                          <a:noFill/>
+                          <a:ln>
+                            <a:noFill/>
+                          </a:ln>
+                        </pic:spPr>
+                      </pic:pic>
+                    </a:graphicData>
+                  </a:graphic>
+                </wp:inline>
+              </w:drawing>
+            </w:r>
           </w:p>
           <w:p>
             <w:pPr>
@@ -4950,23 +6740,31 @@
     </w:p>
     <w:tbl>
       <w:tblPr>
+        <w:tblStyle w:val="3"/>
         <w:tblW w:w="9889" w:type="dxa"/>
+        <w:tblInd w:w="0" w:type="dxa"/>
         <w:tblBorders>
-          <w:top w:val="single" w:sz="4" w:space="0" w:color="auto"/>
-          <w:left w:val="single" w:sz="4" w:space="0" w:color="auto"/>
-          <w:bottom w:val="single" w:sz="4" w:space="0" w:color="auto"/>
-          <w:right w:val="single" w:sz="4" w:space="0" w:color="auto"/>
-          <w:insideH w:val="single" w:sz="4" w:space="0" w:color="auto"/>
-          <w:insideV w:val="single" w:sz="4" w:space="0" w:color="auto"/>
+          <w:top w:val="single" w:color="auto" w:sz="4" w:space="0"/>
+          <w:left w:val="single" w:color="auto" w:sz="4" w:space="0"/>
+          <w:bottom w:val="single" w:color="auto" w:sz="4" w:space="0"/>
+          <w:right w:val="single" w:color="auto" w:sz="4" w:space="0"/>
+          <w:insideH w:val="single" w:color="auto" w:sz="4" w:space="0"/>
+          <w:insideV w:val="single" w:color="auto" w:sz="4" w:space="0"/>
         </w:tblBorders>
-        <w:tblLook w:val="04A0"/>
+        <w:tblLayout w:type="autofit"/>
+        <w:tblCellMar>
+          <w:top w:w="0" w:type="dxa"/>
+          <w:left w:w="108" w:type="dxa"/>
+          <w:bottom w:w="0" w:type="dxa"/>
+          <w:right w:w="108" w:type="dxa"/>
+        </w:tblCellMar>
       </w:tblPr>
       <w:tblGrid>
         <w:gridCol w:w="9889"/>
       </w:tblGrid>
       <w:tr>
         <w:trPr>
-          <w:trHeight w:val="340"/>
+          <w:trHeight w:val="340" w:hRule="atLeast"/>
         </w:trPr>
         <w:tc>
           <w:tcPr>
@@ -4988,52 +6786,7 @@
                 <w:sz w:val="28"/>
                 <w:szCs w:val="28"/>
               </w:rPr>
-              <w:t xml:space="preserve">Part </w:t>
-            </w:r>
-            <w:r>
-              <w:rPr>
-                <w:rFonts w:ascii="Arial" w:hAnsi="Arial" w:cs="Arial"/>
-                <w:b/>
-                <w:sz w:val="28"/>
-                <w:szCs w:val="28"/>
-              </w:rPr>
-              <w:t>3</w:t>
-            </w:r>
-            <w:r>
-              <w:rPr>
-                <w:rFonts w:ascii="Arial" w:hAnsi="Arial" w:cs="Arial"/>
-                <w:b/>
-                <w:sz w:val="28"/>
-                <w:szCs w:val="28"/>
-              </w:rPr>
-              <w:t>(</w:t>
-            </w:r>
-            <w:r>
-              <w:rPr>
-                <w:rFonts w:ascii="Arial" w:hAnsi="Arial" w:cs="Arial"/>
-                <w:b/>
-                <w:sz w:val="28"/>
-                <w:szCs w:val="28"/>
-              </w:rPr>
-              <w:t>b</w:t>
-            </w:r>
-            <w:r>
-              <w:rPr>
-                <w:rFonts w:ascii="Arial" w:hAnsi="Arial" w:cs="Arial"/>
-                <w:b/>
-                <w:sz w:val="28"/>
-                <w:szCs w:val="28"/>
-              </w:rPr>
-              <w:t>)</w:t>
-            </w:r>
-            <w:r>
-              <w:rPr>
-                <w:rFonts w:ascii="Arial" w:hAnsi="Arial" w:cs="Arial"/>
-                <w:b/>
-                <w:sz w:val="28"/>
-                <w:szCs w:val="28"/>
-              </w:rPr>
-              <w:t>(i)</w:t>
+              <w:t>Part 3(b)(i)</w:t>
             </w:r>
           </w:p>
         </w:tc>
@@ -5056,52 +6809,51 @@
                 <w:rFonts w:ascii="Arial" w:hAnsi="Arial" w:cs="Arial"/>
                 <w:i/>
               </w:rPr>
-              <w:t xml:space="preserve">{Copy and paste program code listing for question </w:t>
-            </w:r>
-            <w:r>
-              <w:rPr>
-                <w:rFonts w:ascii="Arial" w:hAnsi="Arial" w:cs="Arial"/>
-                <w:i/>
-              </w:rPr>
-              <w:t>3(</w:t>
-            </w:r>
-            <w:r>
-              <w:rPr>
-                <w:rFonts w:ascii="Arial" w:hAnsi="Arial" w:cs="Arial"/>
-                <w:i/>
-              </w:rPr>
-              <w:t>b</w:t>
-            </w:r>
-            <w:r>
-              <w:rPr>
-                <w:rFonts w:ascii="Arial" w:hAnsi="Arial" w:cs="Arial"/>
-                <w:i/>
-              </w:rPr>
-              <w:t>)</w:t>
-            </w:r>
-            <w:r>
-              <w:rPr>
-                <w:rFonts w:ascii="Arial" w:hAnsi="Arial" w:cs="Arial"/>
-                <w:i/>
-              </w:rPr>
-              <w:t>(i)</w:t>
-            </w:r>
-            <w:r>
-              <w:rPr>
-                <w:rFonts w:ascii="Arial" w:hAnsi="Arial" w:cs="Arial"/>
-                <w:i/>
-              </w:rPr>
-              <w:t xml:space="preserve"> here}</w:t>
-            </w:r>
-          </w:p>
-          <w:p>
-            <w:pPr>
-              <w:spacing w:after="0" w:line="240" w:lineRule="auto"/>
-              <w:rPr>
-                <w:rFonts w:ascii="Arial" w:hAnsi="Arial" w:cs="Arial"/>
-                <w:i/>
-              </w:rPr>
-            </w:pPr>
+              <w:t>{Copy and paste program code listing for question 3(b)(i) here}</w:t>
+            </w:r>
+          </w:p>
+          <w:p>
+            <w:pPr>
+              <w:spacing w:after="0" w:line="240" w:lineRule="auto"/>
+              <w:rPr>
+                <w:rFonts w:ascii="Arial" w:hAnsi="Arial" w:cs="Arial"/>
+                <w:i/>
+              </w:rPr>
+            </w:pPr>
+          </w:p>
+          <w:p>
+            <w:pPr>
+              <w:pStyle w:val="7"/>
+              <w:keepNext w:val="0"/>
+              <w:keepLines w:val="0"/>
+              <w:widowControl/>
+              <w:suppressLineNumbers w:val="0"/>
+              <w:rPr>
+                <w:rFonts w:ascii="monospace" w:hAnsi="monospace" w:eastAsia="monospace" w:cs="monospace"/>
+                <w:sz w:val="23"/>
+                <w:szCs w:val="23"/>
+              </w:rPr>
+            </w:pPr>
+            <w:r>
+              <w:rPr>
+                <w:rFonts w:hint="default" w:ascii="monospace" w:hAnsi="monospace" w:eastAsia="monospace" w:cs="monospace"/>
+                <w:color w:val="BCBEC4"/>
+                <w:sz w:val="23"/>
+                <w:szCs w:val="23"/>
+                <w:shd w:val="clear" w:fill="1E1F22"/>
+              </w:rPr>
+              <w:t xml:space="preserve">var = </w:t>
+            </w:r>
+            <w:r>
+              <w:rPr>
+                <w:rFonts w:hint="default" w:ascii="monospace" w:hAnsi="monospace" w:eastAsia="monospace" w:cs="monospace"/>
+                <w:color w:val="6AAB73"/>
+                <w:sz w:val="23"/>
+                <w:szCs w:val="23"/>
+                <w:shd w:val="clear" w:fill="1E1F22"/>
+              </w:rPr>
+              <w:t>"x=0;y=1;x=x+y;y++;"</w:t>
+            </w:r>
           </w:p>
           <w:p>
             <w:pPr>
@@ -5162,23 +6914,31 @@
     </w:p>
     <w:tbl>
       <w:tblPr>
+        <w:tblStyle w:val="3"/>
         <w:tblW w:w="9889" w:type="dxa"/>
+        <w:tblInd w:w="0" w:type="dxa"/>
         <w:tblBorders>
-          <w:top w:val="single" w:sz="4" w:space="0" w:color="auto"/>
-          <w:left w:val="single" w:sz="4" w:space="0" w:color="auto"/>
-          <w:bottom w:val="single" w:sz="4" w:space="0" w:color="auto"/>
-          <w:right w:val="single" w:sz="4" w:space="0" w:color="auto"/>
-          <w:insideH w:val="single" w:sz="4" w:space="0" w:color="auto"/>
-          <w:insideV w:val="single" w:sz="4" w:space="0" w:color="auto"/>
+          <w:top w:val="single" w:color="auto" w:sz="4" w:space="0"/>
+          <w:left w:val="single" w:color="auto" w:sz="4" w:space="0"/>
+          <w:bottom w:val="single" w:color="auto" w:sz="4" w:space="0"/>
+          <w:right w:val="single" w:color="auto" w:sz="4" w:space="0"/>
+          <w:insideH w:val="single" w:color="auto" w:sz="4" w:space="0"/>
+          <w:insideV w:val="single" w:color="auto" w:sz="4" w:space="0"/>
         </w:tblBorders>
-        <w:tblLook w:val="04A0"/>
+        <w:tblLayout w:type="autofit"/>
+        <w:tblCellMar>
+          <w:top w:w="0" w:type="dxa"/>
+          <w:left w:w="108" w:type="dxa"/>
+          <w:bottom w:w="0" w:type="dxa"/>
+          <w:right w:w="108" w:type="dxa"/>
+        </w:tblCellMar>
       </w:tblPr>
       <w:tblGrid>
         <w:gridCol w:w="9889"/>
       </w:tblGrid>
       <w:tr>
         <w:trPr>
-          <w:trHeight w:val="340"/>
+          <w:trHeight w:val="340" w:hRule="atLeast"/>
         </w:trPr>
         <w:tc>
           <w:tcPr>
@@ -5201,52 +6961,7 @@
                 <w:sz w:val="28"/>
                 <w:szCs w:val="28"/>
               </w:rPr>
-              <w:t>Part 3(</w:t>
-            </w:r>
-            <w:r>
-              <w:rPr>
-                <w:rFonts w:ascii="Arial" w:hAnsi="Arial" w:cs="Arial"/>
-                <w:b/>
-                <w:sz w:val="28"/>
-                <w:szCs w:val="28"/>
-              </w:rPr>
-              <w:t>b</w:t>
-            </w:r>
-            <w:r>
-              <w:rPr>
-                <w:rFonts w:ascii="Arial" w:hAnsi="Arial" w:cs="Arial"/>
-                <w:b/>
-                <w:sz w:val="28"/>
-                <w:szCs w:val="28"/>
-              </w:rPr>
-              <w:t>)</w:t>
-            </w:r>
-            <w:r>
-              <w:rPr>
-                <w:rFonts w:ascii="Arial" w:hAnsi="Arial" w:cs="Arial"/>
-                <w:b/>
-                <w:sz w:val="28"/>
-                <w:szCs w:val="28"/>
-              </w:rPr>
-              <w:t>(</w:t>
-            </w:r>
-            <w:r>
-              <w:rPr>
-                <w:rFonts w:ascii="Arial" w:hAnsi="Arial" w:cs="Arial"/>
-                <w:b/>
-                <w:sz w:val="28"/>
-                <w:szCs w:val="28"/>
-              </w:rPr>
-              <w:t>i</w:t>
-            </w:r>
-            <w:r>
-              <w:rPr>
-                <w:rFonts w:ascii="Arial" w:hAnsi="Arial" w:cs="Arial"/>
-                <w:b/>
-                <w:sz w:val="28"/>
-                <w:szCs w:val="28"/>
-              </w:rPr>
-              <w:t>i)</w:t>
+              <w:t>Part 3(b)(ii)</w:t>
             </w:r>
           </w:p>
         </w:tc>
@@ -5269,66 +6984,411 @@
                 <w:rFonts w:ascii="Arial" w:hAnsi="Arial" w:cs="Arial"/>
                 <w:i/>
               </w:rPr>
-              <w:t xml:space="preserve">{Copy and paste program code listing for question </w:t>
-            </w:r>
-            <w:r>
-              <w:rPr>
-                <w:rFonts w:ascii="Arial" w:hAnsi="Arial" w:cs="Arial"/>
-                <w:i/>
-              </w:rPr>
-              <w:t>3(</w:t>
-            </w:r>
-            <w:r>
-              <w:rPr>
-                <w:rFonts w:ascii="Arial" w:hAnsi="Arial" w:cs="Arial"/>
-                <w:i/>
-              </w:rPr>
-              <w:t>b</w:t>
-            </w:r>
-            <w:r>
-              <w:rPr>
-                <w:rFonts w:ascii="Arial" w:hAnsi="Arial" w:cs="Arial"/>
-                <w:i/>
-              </w:rPr>
-              <w:t>)</w:t>
-            </w:r>
-            <w:r>
-              <w:rPr>
-                <w:rFonts w:ascii="Arial" w:hAnsi="Arial" w:cs="Arial"/>
-                <w:i/>
+              <w:t>{Copy and paste program code listing for question 3(b)(ii) here}</w:t>
+            </w:r>
+          </w:p>
+          <w:p>
+            <w:pPr>
+              <w:spacing w:after="0" w:line="240" w:lineRule="auto"/>
+              <w:rPr>
+                <w:rFonts w:ascii="Arial" w:hAnsi="Arial" w:cs="Arial"/>
+                <w:i/>
+              </w:rPr>
+            </w:pPr>
+          </w:p>
+          <w:p>
+            <w:pPr>
+              <w:pStyle w:val="7"/>
+              <w:keepNext w:val="0"/>
+              <w:keepLines w:val="0"/>
+              <w:widowControl/>
+              <w:suppressLineNumbers w:val="0"/>
+              <w:rPr>
+                <w:rFonts w:ascii="monospace" w:hAnsi="monospace" w:eastAsia="monospace" w:cs="monospace"/>
+                <w:sz w:val="23"/>
+                <w:szCs w:val="23"/>
+              </w:rPr>
+            </w:pPr>
+            <w:r>
+              <w:rPr>
+                <w:rFonts w:hint="default" w:ascii="monospace" w:hAnsi="monospace" w:eastAsia="monospace" w:cs="monospace"/>
+                <w:color w:val="CF8E6D"/>
+                <w:sz w:val="23"/>
+                <w:szCs w:val="23"/>
+                <w:shd w:val="clear" w:fill="1E1F22"/>
+              </w:rPr>
+              <w:t xml:space="preserve">def </w:t>
+            </w:r>
+            <w:r>
+              <w:rPr>
+                <w:rFonts w:hint="default" w:ascii="monospace" w:hAnsi="monospace" w:eastAsia="monospace" w:cs="monospace"/>
+                <w:color w:val="56A8F5"/>
+                <w:sz w:val="23"/>
+                <w:szCs w:val="23"/>
+                <w:shd w:val="clear" w:fill="1E1F22"/>
+              </w:rPr>
+              <w:t>SplitData</w:t>
+            </w:r>
+            <w:r>
+              <w:rPr>
+                <w:rFonts w:hint="default" w:ascii="monospace" w:hAnsi="monospace" w:eastAsia="monospace" w:cs="monospace"/>
+                <w:color w:val="BCBEC4"/>
+                <w:sz w:val="23"/>
+                <w:szCs w:val="23"/>
+                <w:shd w:val="clear" w:fill="1E1F22"/>
+              </w:rPr>
+              <w:t>(par):</w:t>
+            </w:r>
+            <w:r>
+              <w:rPr>
+                <w:rFonts w:hint="default" w:ascii="monospace" w:hAnsi="monospace" w:eastAsia="monospace" w:cs="monospace"/>
+                <w:color w:val="BCBEC4"/>
+                <w:sz w:val="23"/>
+                <w:szCs w:val="23"/>
+                <w:shd w:val="clear" w:fill="1E1F22"/>
+              </w:rPr>
+              <w:br w:type="textWrapping"/>
+            </w:r>
+            <w:r>
+              <w:rPr>
+                <w:rFonts w:hint="default" w:ascii="monospace" w:hAnsi="monospace" w:eastAsia="monospace" w:cs="monospace"/>
+                <w:color w:val="BCBEC4"/>
+                <w:sz w:val="23"/>
+                <w:szCs w:val="23"/>
+                <w:shd w:val="clear" w:fill="1E1F22"/>
+              </w:rPr>
+              <w:t xml:space="preserve">    splitted = []</w:t>
+            </w:r>
+            <w:r>
+              <w:rPr>
+                <w:rFonts w:hint="default" w:ascii="monospace" w:hAnsi="monospace" w:eastAsia="monospace" w:cs="monospace"/>
+                <w:color w:val="BCBEC4"/>
+                <w:sz w:val="23"/>
+                <w:szCs w:val="23"/>
+                <w:shd w:val="clear" w:fill="1E1F22"/>
+              </w:rPr>
+              <w:br w:type="textWrapping"/>
+            </w:r>
+            <w:r>
+              <w:rPr>
+                <w:rFonts w:hint="default" w:ascii="monospace" w:hAnsi="monospace" w:eastAsia="monospace" w:cs="monospace"/>
+                <w:color w:val="BCBEC4"/>
+                <w:sz w:val="23"/>
+                <w:szCs w:val="23"/>
+                <w:shd w:val="clear" w:fill="1E1F22"/>
+              </w:rPr>
+              <w:t xml:space="preserve">    line = </w:t>
+            </w:r>
+            <w:r>
+              <w:rPr>
+                <w:rFonts w:hint="default" w:ascii="monospace" w:hAnsi="monospace" w:eastAsia="monospace" w:cs="monospace"/>
+                <w:color w:val="6AAB73"/>
+                <w:sz w:val="23"/>
+                <w:szCs w:val="23"/>
+                <w:shd w:val="clear" w:fill="1E1F22"/>
+              </w:rPr>
+              <w:t>""</w:t>
+            </w:r>
+            <w:r>
+              <w:rPr>
+                <w:rFonts w:hint="default" w:ascii="monospace" w:hAnsi="monospace" w:eastAsia="monospace" w:cs="monospace"/>
+                <w:color w:val="6AAB73"/>
+                <w:sz w:val="23"/>
+                <w:szCs w:val="23"/>
+                <w:shd w:val="clear" w:fill="1E1F22"/>
+              </w:rPr>
+              <w:br w:type="textWrapping"/>
+            </w:r>
+            <w:r>
+              <w:rPr>
+                <w:rFonts w:hint="default" w:ascii="monospace" w:hAnsi="monospace" w:eastAsia="monospace" w:cs="monospace"/>
+                <w:color w:val="6AAB73"/>
+                <w:sz w:val="23"/>
+                <w:szCs w:val="23"/>
+                <w:shd w:val="clear" w:fill="1E1F22"/>
+              </w:rPr>
+              <w:t xml:space="preserve">    </w:t>
+            </w:r>
+            <w:r>
+              <w:rPr>
+                <w:rFonts w:hint="default" w:ascii="monospace" w:hAnsi="monospace" w:eastAsia="monospace" w:cs="monospace"/>
+                <w:color w:val="CF8E6D"/>
+                <w:sz w:val="23"/>
+                <w:szCs w:val="23"/>
+                <w:shd w:val="clear" w:fill="1E1F22"/>
+              </w:rPr>
+              <w:t xml:space="preserve">for </w:t>
+            </w:r>
+            <w:r>
+              <w:rPr>
+                <w:rFonts w:hint="default" w:ascii="monospace" w:hAnsi="monospace" w:eastAsia="monospace" w:cs="monospace"/>
+                <w:color w:val="BCBEC4"/>
+                <w:sz w:val="23"/>
+                <w:szCs w:val="23"/>
+                <w:shd w:val="clear" w:fill="1E1F22"/>
+              </w:rPr>
+              <w:t xml:space="preserve">i </w:t>
+            </w:r>
+            <w:r>
+              <w:rPr>
+                <w:rFonts w:hint="default" w:ascii="monospace" w:hAnsi="monospace" w:eastAsia="monospace" w:cs="monospace"/>
+                <w:color w:val="CF8E6D"/>
+                <w:sz w:val="23"/>
+                <w:szCs w:val="23"/>
+                <w:shd w:val="clear" w:fill="1E1F22"/>
+              </w:rPr>
+              <w:t xml:space="preserve">in </w:t>
+            </w:r>
+            <w:r>
+              <w:rPr>
+                <w:rFonts w:hint="default" w:ascii="monospace" w:hAnsi="monospace" w:eastAsia="monospace" w:cs="monospace"/>
+                <w:color w:val="8888C6"/>
+                <w:sz w:val="23"/>
+                <w:szCs w:val="23"/>
+                <w:shd w:val="clear" w:fill="1E1F22"/>
+              </w:rPr>
+              <w:t>range</w:t>
+            </w:r>
+            <w:r>
+              <w:rPr>
+                <w:rFonts w:hint="default" w:ascii="monospace" w:hAnsi="monospace" w:eastAsia="monospace" w:cs="monospace"/>
+                <w:color w:val="BCBEC4"/>
+                <w:sz w:val="23"/>
+                <w:szCs w:val="23"/>
+                <w:shd w:val="clear" w:fill="1E1F22"/>
               </w:rPr>
               <w:t>(</w:t>
             </w:r>
             <w:r>
               <w:rPr>
-                <w:rFonts w:ascii="Arial" w:hAnsi="Arial" w:cs="Arial"/>
-                <w:i/>
-              </w:rPr>
-              <w:t>i</w:t>
-            </w:r>
-            <w:r>
-              <w:rPr>
-                <w:rFonts w:ascii="Arial" w:hAnsi="Arial" w:cs="Arial"/>
-                <w:i/>
-              </w:rPr>
-              <w:t>i)</w:t>
-            </w:r>
-            <w:r>
-              <w:rPr>
-                <w:rFonts w:ascii="Arial" w:hAnsi="Arial" w:cs="Arial"/>
-                <w:i/>
-              </w:rPr>
-              <w:t xml:space="preserve"> here}</w:t>
-            </w:r>
-          </w:p>
-          <w:p>
-            <w:pPr>
-              <w:spacing w:after="0" w:line="240" w:lineRule="auto"/>
-              <w:rPr>
-                <w:rFonts w:ascii="Arial" w:hAnsi="Arial" w:cs="Arial"/>
-                <w:i/>
-              </w:rPr>
-            </w:pPr>
+                <w:rFonts w:hint="default" w:ascii="monospace" w:hAnsi="monospace" w:eastAsia="monospace" w:cs="monospace"/>
+                <w:color w:val="8888C6"/>
+                <w:sz w:val="23"/>
+                <w:szCs w:val="23"/>
+                <w:shd w:val="clear" w:fill="1E1F22"/>
+              </w:rPr>
+              <w:t>len</w:t>
+            </w:r>
+            <w:r>
+              <w:rPr>
+                <w:rFonts w:hint="default" w:ascii="monospace" w:hAnsi="monospace" w:eastAsia="monospace" w:cs="monospace"/>
+                <w:color w:val="BCBEC4"/>
+                <w:sz w:val="23"/>
+                <w:szCs w:val="23"/>
+                <w:shd w:val="clear" w:fill="1E1F22"/>
+              </w:rPr>
+              <w:t>(par)):</w:t>
+            </w:r>
+            <w:r>
+              <w:rPr>
+                <w:rFonts w:hint="default" w:ascii="monospace" w:hAnsi="monospace" w:eastAsia="monospace" w:cs="monospace"/>
+                <w:color w:val="BCBEC4"/>
+                <w:sz w:val="23"/>
+                <w:szCs w:val="23"/>
+                <w:shd w:val="clear" w:fill="1E1F22"/>
+              </w:rPr>
+              <w:br w:type="textWrapping"/>
+            </w:r>
+            <w:r>
+              <w:rPr>
+                <w:rFonts w:hint="default" w:ascii="monospace" w:hAnsi="monospace" w:eastAsia="monospace" w:cs="monospace"/>
+                <w:color w:val="BCBEC4"/>
+                <w:sz w:val="23"/>
+                <w:szCs w:val="23"/>
+                <w:shd w:val="clear" w:fill="1E1F22"/>
+              </w:rPr>
+              <w:t xml:space="preserve">        </w:t>
+            </w:r>
+            <w:r>
+              <w:rPr>
+                <w:rFonts w:hint="default" w:ascii="monospace" w:hAnsi="monospace" w:eastAsia="monospace" w:cs="monospace"/>
+                <w:color w:val="CF8E6D"/>
+                <w:sz w:val="23"/>
+                <w:szCs w:val="23"/>
+                <w:shd w:val="clear" w:fill="1E1F22"/>
+              </w:rPr>
+              <w:t xml:space="preserve">if </w:t>
+            </w:r>
+            <w:r>
+              <w:rPr>
+                <w:rFonts w:hint="default" w:ascii="monospace" w:hAnsi="monospace" w:eastAsia="monospace" w:cs="monospace"/>
+                <w:color w:val="BCBEC4"/>
+                <w:sz w:val="23"/>
+                <w:szCs w:val="23"/>
+                <w:shd w:val="clear" w:fill="1E1F22"/>
+              </w:rPr>
+              <w:t xml:space="preserve">par[i] == </w:t>
+            </w:r>
+            <w:r>
+              <w:rPr>
+                <w:rFonts w:hint="default" w:ascii="monospace" w:hAnsi="monospace" w:eastAsia="monospace" w:cs="monospace"/>
+                <w:color w:val="6AAB73"/>
+                <w:sz w:val="23"/>
+                <w:szCs w:val="23"/>
+                <w:shd w:val="clear" w:fill="1E1F22"/>
+              </w:rPr>
+              <w:t>";"</w:t>
+            </w:r>
+            <w:r>
+              <w:rPr>
+                <w:rFonts w:hint="default" w:ascii="monospace" w:hAnsi="monospace" w:eastAsia="monospace" w:cs="monospace"/>
+                <w:color w:val="BCBEC4"/>
+                <w:sz w:val="23"/>
+                <w:szCs w:val="23"/>
+                <w:shd w:val="clear" w:fill="1E1F22"/>
+              </w:rPr>
+              <w:t>:</w:t>
+            </w:r>
+            <w:r>
+              <w:rPr>
+                <w:rFonts w:hint="default" w:ascii="monospace" w:hAnsi="monospace" w:eastAsia="monospace" w:cs="monospace"/>
+                <w:color w:val="BCBEC4"/>
+                <w:sz w:val="23"/>
+                <w:szCs w:val="23"/>
+                <w:shd w:val="clear" w:fill="1E1F22"/>
+              </w:rPr>
+              <w:br w:type="textWrapping"/>
+            </w:r>
+            <w:r>
+              <w:rPr>
+                <w:rFonts w:hint="default" w:ascii="monospace" w:hAnsi="monospace" w:eastAsia="monospace" w:cs="monospace"/>
+                <w:color w:val="BCBEC4"/>
+                <w:sz w:val="23"/>
+                <w:szCs w:val="23"/>
+                <w:shd w:val="clear" w:fill="1E1F22"/>
+              </w:rPr>
+              <w:t xml:space="preserve">            splitted.append(line)</w:t>
+            </w:r>
+            <w:r>
+              <w:rPr>
+                <w:rFonts w:hint="default" w:ascii="monospace" w:hAnsi="monospace" w:eastAsia="monospace" w:cs="monospace"/>
+                <w:color w:val="BCBEC4"/>
+                <w:sz w:val="23"/>
+                <w:szCs w:val="23"/>
+                <w:shd w:val="clear" w:fill="1E1F22"/>
+              </w:rPr>
+              <w:br w:type="textWrapping"/>
+            </w:r>
+            <w:r>
+              <w:rPr>
+                <w:rFonts w:hint="default" w:ascii="monospace" w:hAnsi="monospace" w:eastAsia="monospace" w:cs="monospace"/>
+                <w:color w:val="BCBEC4"/>
+                <w:sz w:val="23"/>
+                <w:szCs w:val="23"/>
+                <w:shd w:val="clear" w:fill="1E1F22"/>
+              </w:rPr>
+              <w:t xml:space="preserve">            line = </w:t>
+            </w:r>
+            <w:r>
+              <w:rPr>
+                <w:rFonts w:hint="default" w:ascii="monospace" w:hAnsi="monospace" w:eastAsia="monospace" w:cs="monospace"/>
+                <w:color w:val="6AAB73"/>
+                <w:sz w:val="23"/>
+                <w:szCs w:val="23"/>
+                <w:shd w:val="clear" w:fill="1E1F22"/>
+              </w:rPr>
+              <w:t>""</w:t>
+            </w:r>
+            <w:r>
+              <w:rPr>
+                <w:rFonts w:hint="default" w:ascii="monospace" w:hAnsi="monospace" w:eastAsia="monospace" w:cs="monospace"/>
+                <w:color w:val="6AAB73"/>
+                <w:sz w:val="23"/>
+                <w:szCs w:val="23"/>
+                <w:shd w:val="clear" w:fill="1E1F22"/>
+              </w:rPr>
+              <w:br w:type="textWrapping"/>
+            </w:r>
+            <w:r>
+              <w:rPr>
+                <w:rFonts w:hint="default" w:ascii="monospace" w:hAnsi="monospace" w:eastAsia="monospace" w:cs="monospace"/>
+                <w:color w:val="6AAB73"/>
+                <w:sz w:val="23"/>
+                <w:szCs w:val="23"/>
+                <w:shd w:val="clear" w:fill="1E1F22"/>
+              </w:rPr>
+              <w:t xml:space="preserve">        </w:t>
+            </w:r>
+            <w:r>
+              <w:rPr>
+                <w:rFonts w:hint="default" w:ascii="monospace" w:hAnsi="monospace" w:eastAsia="monospace" w:cs="monospace"/>
+                <w:color w:val="CF8E6D"/>
+                <w:sz w:val="23"/>
+                <w:szCs w:val="23"/>
+                <w:shd w:val="clear" w:fill="1E1F22"/>
+              </w:rPr>
+              <w:t>else</w:t>
+            </w:r>
+            <w:r>
+              <w:rPr>
+                <w:rFonts w:hint="default" w:ascii="monospace" w:hAnsi="monospace" w:eastAsia="monospace" w:cs="monospace"/>
+                <w:color w:val="BCBEC4"/>
+                <w:sz w:val="23"/>
+                <w:szCs w:val="23"/>
+                <w:shd w:val="clear" w:fill="1E1F22"/>
+              </w:rPr>
+              <w:t>:</w:t>
+            </w:r>
+            <w:r>
+              <w:rPr>
+                <w:rFonts w:hint="default" w:ascii="monospace" w:hAnsi="monospace" w:eastAsia="monospace" w:cs="monospace"/>
+                <w:color w:val="BCBEC4"/>
+                <w:sz w:val="23"/>
+                <w:szCs w:val="23"/>
+                <w:shd w:val="clear" w:fill="1E1F22"/>
+              </w:rPr>
+              <w:br w:type="textWrapping"/>
+            </w:r>
+            <w:r>
+              <w:rPr>
+                <w:rFonts w:hint="default" w:ascii="monospace" w:hAnsi="monospace" w:eastAsia="monospace" w:cs="monospace"/>
+                <w:color w:val="BCBEC4"/>
+                <w:sz w:val="23"/>
+                <w:szCs w:val="23"/>
+                <w:shd w:val="clear" w:fill="1E1F22"/>
+              </w:rPr>
+              <w:t xml:space="preserve">            line += par[i]</w:t>
+            </w:r>
+            <w:r>
+              <w:rPr>
+                <w:rFonts w:hint="default" w:ascii="monospace" w:hAnsi="monospace" w:eastAsia="monospace" w:cs="monospace"/>
+                <w:color w:val="BCBEC4"/>
+                <w:sz w:val="23"/>
+                <w:szCs w:val="23"/>
+                <w:shd w:val="clear" w:fill="1E1F22"/>
+              </w:rPr>
+              <w:br w:type="textWrapping"/>
+            </w:r>
+            <w:r>
+              <w:rPr>
+                <w:rFonts w:hint="default" w:ascii="monospace" w:hAnsi="monospace" w:eastAsia="monospace" w:cs="monospace"/>
+                <w:color w:val="BCBEC4"/>
+                <w:sz w:val="23"/>
+                <w:szCs w:val="23"/>
+                <w:shd w:val="clear" w:fill="1E1F22"/>
+              </w:rPr>
+              <w:t xml:space="preserve">    </w:t>
+            </w:r>
+            <w:r>
+              <w:rPr>
+                <w:rFonts w:hint="default" w:ascii="monospace" w:hAnsi="monospace" w:eastAsia="monospace" w:cs="monospace"/>
+                <w:color w:val="CF8E6D"/>
+                <w:sz w:val="23"/>
+                <w:szCs w:val="23"/>
+                <w:shd w:val="clear" w:fill="1E1F22"/>
+              </w:rPr>
+              <w:t xml:space="preserve">return </w:t>
+            </w:r>
+            <w:r>
+              <w:rPr>
+                <w:rFonts w:hint="default" w:ascii="monospace" w:hAnsi="monospace" w:eastAsia="monospace" w:cs="monospace"/>
+                <w:color w:val="BCBEC4"/>
+                <w:sz w:val="23"/>
+                <w:szCs w:val="23"/>
+                <w:shd w:val="clear" w:fill="1E1F22"/>
+              </w:rPr>
+              <w:t>splitted</w:t>
+            </w:r>
           </w:p>
           <w:p>
             <w:pPr>
@@ -5391,23 +7451,31 @@
     </w:p>
     <w:tbl>
       <w:tblPr>
+        <w:tblStyle w:val="3"/>
         <w:tblW w:w="9889" w:type="dxa"/>
+        <w:tblInd w:w="0" w:type="dxa"/>
         <w:tblBorders>
-          <w:top w:val="single" w:sz="4" w:space="0" w:color="auto"/>
-          <w:left w:val="single" w:sz="4" w:space="0" w:color="auto"/>
-          <w:bottom w:val="single" w:sz="4" w:space="0" w:color="auto"/>
-          <w:right w:val="single" w:sz="4" w:space="0" w:color="auto"/>
-          <w:insideH w:val="single" w:sz="4" w:space="0" w:color="auto"/>
-          <w:insideV w:val="single" w:sz="4" w:space="0" w:color="auto"/>
+          <w:top w:val="single" w:color="auto" w:sz="4" w:space="0"/>
+          <w:left w:val="single" w:color="auto" w:sz="4" w:space="0"/>
+          <w:bottom w:val="single" w:color="auto" w:sz="4" w:space="0"/>
+          <w:right w:val="single" w:color="auto" w:sz="4" w:space="0"/>
+          <w:insideH w:val="single" w:color="auto" w:sz="4" w:space="0"/>
+          <w:insideV w:val="single" w:color="auto" w:sz="4" w:space="0"/>
         </w:tblBorders>
-        <w:tblLook w:val="04A0"/>
+        <w:tblLayout w:type="autofit"/>
+        <w:tblCellMar>
+          <w:top w:w="0" w:type="dxa"/>
+          <w:left w:w="108" w:type="dxa"/>
+          <w:bottom w:w="0" w:type="dxa"/>
+          <w:right w:w="108" w:type="dxa"/>
+        </w:tblCellMar>
       </w:tblPr>
       <w:tblGrid>
         <w:gridCol w:w="9889"/>
       </w:tblGrid>
       <w:tr>
         <w:trPr>
-          <w:trHeight w:val="340"/>
+          <w:trHeight w:val="340" w:hRule="atLeast"/>
         </w:trPr>
         <w:tc>
           <w:tcPr>
@@ -5430,43 +7498,7 @@
                 <w:sz w:val="28"/>
                 <w:szCs w:val="28"/>
               </w:rPr>
-              <w:t>Part 3(</w:t>
-            </w:r>
-            <w:r>
-              <w:rPr>
-                <w:rFonts w:ascii="Arial" w:hAnsi="Arial" w:cs="Arial"/>
-                <w:b/>
-                <w:sz w:val="28"/>
-                <w:szCs w:val="28"/>
-              </w:rPr>
-              <w:t>b</w:t>
-            </w:r>
-            <w:r>
-              <w:rPr>
-                <w:rFonts w:ascii="Arial" w:hAnsi="Arial" w:cs="Arial"/>
-                <w:b/>
-                <w:sz w:val="28"/>
-                <w:szCs w:val="28"/>
-              </w:rPr>
-              <w:t>)(i</w:t>
-            </w:r>
-            <w:r>
-              <w:rPr>
-                <w:rFonts w:ascii="Arial" w:hAnsi="Arial" w:cs="Arial"/>
-                <w:b/>
-                <w:sz w:val="28"/>
-                <w:szCs w:val="28"/>
-              </w:rPr>
-              <w:t>i</w:t>
-            </w:r>
-            <w:r>
-              <w:rPr>
-                <w:rFonts w:ascii="Arial" w:hAnsi="Arial" w:cs="Arial"/>
-                <w:b/>
-                <w:sz w:val="28"/>
-                <w:szCs w:val="28"/>
-              </w:rPr>
-              <w:t>i)</w:t>
+              <w:t>Part 3(b)(iii)</w:t>
             </w:r>
           </w:p>
         </w:tc>
@@ -5489,59 +7521,131 @@
                 <w:rFonts w:ascii="Arial" w:hAnsi="Arial" w:cs="Arial"/>
                 <w:i/>
               </w:rPr>
-              <w:t xml:space="preserve">{Copy and paste program code listing for question </w:t>
-            </w:r>
-            <w:r>
-              <w:rPr>
-                <w:rFonts w:ascii="Arial" w:hAnsi="Arial" w:cs="Arial"/>
-                <w:i/>
-              </w:rPr>
-              <w:t>3(</w:t>
-            </w:r>
-            <w:r>
-              <w:rPr>
-                <w:rFonts w:ascii="Arial" w:hAnsi="Arial" w:cs="Arial"/>
-                <w:i/>
-              </w:rPr>
-              <w:t>b</w:t>
-            </w:r>
-            <w:r>
-              <w:rPr>
-                <w:rFonts w:ascii="Arial" w:hAnsi="Arial" w:cs="Arial"/>
-                <w:i/>
-              </w:rPr>
-              <w:t>)(</w:t>
-            </w:r>
-            <w:r>
-              <w:rPr>
-                <w:rFonts w:ascii="Arial" w:hAnsi="Arial" w:cs="Arial"/>
-                <w:i/>
-              </w:rPr>
-              <w:t>i</w:t>
-            </w:r>
-            <w:r>
-              <w:rPr>
-                <w:rFonts w:ascii="Arial" w:hAnsi="Arial" w:cs="Arial"/>
-                <w:i/>
-              </w:rPr>
-              <w:t>ii)</w:t>
-            </w:r>
-            <w:r>
-              <w:rPr>
-                <w:rFonts w:ascii="Arial" w:hAnsi="Arial" w:cs="Arial"/>
-                <w:i/>
-              </w:rPr>
-              <w:t xml:space="preserve"> here}</w:t>
-            </w:r>
-          </w:p>
-          <w:p>
-            <w:pPr>
-              <w:spacing w:after="0" w:line="240" w:lineRule="auto"/>
-              <w:rPr>
-                <w:rFonts w:ascii="Arial" w:hAnsi="Arial" w:cs="Arial"/>
-                <w:i/>
-              </w:rPr>
-            </w:pPr>
+              <w:t>{Copy and paste program code listing for question 3(b)(iii) here}</w:t>
+            </w:r>
+          </w:p>
+          <w:p>
+            <w:pPr>
+              <w:spacing w:after="0" w:line="240" w:lineRule="auto"/>
+              <w:rPr>
+                <w:rFonts w:ascii="Arial" w:hAnsi="Arial" w:cs="Arial"/>
+                <w:i/>
+              </w:rPr>
+            </w:pPr>
+          </w:p>
+          <w:p>
+            <w:pPr>
+              <w:pStyle w:val="7"/>
+              <w:keepNext w:val="0"/>
+              <w:keepLines w:val="0"/>
+              <w:widowControl/>
+              <w:suppressLineNumbers w:val="0"/>
+              <w:rPr>
+                <w:rFonts w:ascii="monospace" w:hAnsi="monospace" w:eastAsia="monospace" w:cs="monospace"/>
+                <w:sz w:val="23"/>
+                <w:szCs w:val="23"/>
+              </w:rPr>
+            </w:pPr>
+            <w:r>
+              <w:rPr>
+                <w:rFonts w:hint="default" w:ascii="monospace" w:hAnsi="monospace" w:eastAsia="monospace" w:cs="monospace"/>
+                <w:color w:val="BCBEC4"/>
+                <w:sz w:val="23"/>
+                <w:szCs w:val="23"/>
+                <w:shd w:val="clear" w:fill="1E1F22"/>
+              </w:rPr>
+              <w:t>splittedArray = SplitData(var)</w:t>
+            </w:r>
+            <w:r>
+              <w:rPr>
+                <w:rFonts w:hint="default" w:ascii="monospace" w:hAnsi="monospace" w:eastAsia="monospace" w:cs="monospace"/>
+                <w:color w:val="BCBEC4"/>
+                <w:sz w:val="23"/>
+                <w:szCs w:val="23"/>
+                <w:shd w:val="clear" w:fill="1E1F22"/>
+              </w:rPr>
+              <w:br w:type="textWrapping"/>
+            </w:r>
+            <w:r>
+              <w:rPr>
+                <w:rFonts w:hint="default" w:ascii="monospace" w:hAnsi="monospace" w:eastAsia="monospace" w:cs="monospace"/>
+                <w:color w:val="CF8E6D"/>
+                <w:sz w:val="23"/>
+                <w:szCs w:val="23"/>
+                <w:shd w:val="clear" w:fill="1E1F22"/>
+              </w:rPr>
+              <w:t xml:space="preserve">for </w:t>
+            </w:r>
+            <w:r>
+              <w:rPr>
+                <w:rFonts w:hint="default" w:ascii="monospace" w:hAnsi="monospace" w:eastAsia="monospace" w:cs="monospace"/>
+                <w:color w:val="BCBEC4"/>
+                <w:sz w:val="23"/>
+                <w:szCs w:val="23"/>
+                <w:shd w:val="clear" w:fill="1E1F22"/>
+              </w:rPr>
+              <w:t xml:space="preserve">each </w:t>
+            </w:r>
+            <w:r>
+              <w:rPr>
+                <w:rFonts w:hint="default" w:ascii="monospace" w:hAnsi="monospace" w:eastAsia="monospace" w:cs="monospace"/>
+                <w:color w:val="CF8E6D"/>
+                <w:sz w:val="23"/>
+                <w:szCs w:val="23"/>
+                <w:shd w:val="clear" w:fill="1E1F22"/>
+              </w:rPr>
+              <w:t xml:space="preserve">in </w:t>
+            </w:r>
+            <w:r>
+              <w:rPr>
+                <w:rFonts w:hint="default" w:ascii="monospace" w:hAnsi="monospace" w:eastAsia="monospace" w:cs="monospace"/>
+                <w:color w:val="BCBEC4"/>
+                <w:sz w:val="23"/>
+                <w:szCs w:val="23"/>
+                <w:shd w:val="clear" w:fill="1E1F22"/>
+              </w:rPr>
+              <w:t>splittedArray:</w:t>
+            </w:r>
+            <w:r>
+              <w:rPr>
+                <w:rFonts w:hint="default" w:ascii="monospace" w:hAnsi="monospace" w:eastAsia="monospace" w:cs="monospace"/>
+                <w:color w:val="BCBEC4"/>
+                <w:sz w:val="23"/>
+                <w:szCs w:val="23"/>
+                <w:shd w:val="clear" w:fill="1E1F22"/>
+              </w:rPr>
+              <w:br w:type="textWrapping"/>
+            </w:r>
+            <w:r>
+              <w:rPr>
+                <w:rFonts w:hint="default" w:ascii="monospace" w:hAnsi="monospace" w:eastAsia="monospace" w:cs="monospace"/>
+                <w:color w:val="BCBEC4"/>
+                <w:sz w:val="23"/>
+                <w:szCs w:val="23"/>
+                <w:shd w:val="clear" w:fill="1E1F22"/>
+              </w:rPr>
+              <w:t xml:space="preserve">    </w:t>
+            </w:r>
+            <w:r>
+              <w:rPr>
+                <w:rFonts w:hint="default" w:ascii="monospace" w:hAnsi="monospace" w:eastAsia="monospace" w:cs="monospace"/>
+                <w:color w:val="8888C6"/>
+                <w:sz w:val="23"/>
+                <w:szCs w:val="23"/>
+                <w:shd w:val="clear" w:fill="1E1F22"/>
+              </w:rPr>
+              <w:t>print</w:t>
+            </w:r>
+            <w:r>
+              <w:rPr>
+                <w:rFonts w:hint="default" w:ascii="monospace" w:hAnsi="monospace" w:eastAsia="monospace" w:cs="monospace"/>
+                <w:color w:val="BCBEC4"/>
+                <w:sz w:val="23"/>
+                <w:szCs w:val="23"/>
+                <w:shd w:val="clear" w:fill="1E1F22"/>
+              </w:rPr>
+              <w:t>(each)</w:t>
+            </w:r>
           </w:p>
           <w:p>
             <w:pPr>
@@ -5631,23 +7735,31 @@
     </w:p>
     <w:tbl>
       <w:tblPr>
+        <w:tblStyle w:val="3"/>
         <w:tblW w:w="9889" w:type="dxa"/>
+        <w:tblInd w:w="0" w:type="dxa"/>
         <w:tblBorders>
-          <w:top w:val="single" w:sz="4" w:space="0" w:color="auto"/>
-          <w:left w:val="single" w:sz="4" w:space="0" w:color="auto"/>
-          <w:bottom w:val="single" w:sz="4" w:space="0" w:color="auto"/>
-          <w:right w:val="single" w:sz="4" w:space="0" w:color="auto"/>
-          <w:insideH w:val="single" w:sz="4" w:space="0" w:color="auto"/>
-          <w:insideV w:val="single" w:sz="4" w:space="0" w:color="auto"/>
+          <w:top w:val="single" w:color="auto" w:sz="4" w:space="0"/>
+          <w:left w:val="single" w:color="auto" w:sz="4" w:space="0"/>
+          <w:bottom w:val="single" w:color="auto" w:sz="4" w:space="0"/>
+          <w:right w:val="single" w:color="auto" w:sz="4" w:space="0"/>
+          <w:insideH w:val="single" w:color="auto" w:sz="4" w:space="0"/>
+          <w:insideV w:val="single" w:color="auto" w:sz="4" w:space="0"/>
         </w:tblBorders>
-        <w:tblLook w:val="04A0"/>
+        <w:tblLayout w:type="autofit"/>
+        <w:tblCellMar>
+          <w:top w:w="0" w:type="dxa"/>
+          <w:left w:w="108" w:type="dxa"/>
+          <w:bottom w:w="0" w:type="dxa"/>
+          <w:right w:w="108" w:type="dxa"/>
+        </w:tblCellMar>
       </w:tblPr>
       <w:tblGrid>
         <w:gridCol w:w="9889"/>
       </w:tblGrid>
       <w:tr>
         <w:trPr>
-          <w:trHeight w:val="340"/>
+          <w:trHeight w:val="340" w:hRule="atLeast"/>
         </w:trPr>
         <w:tc>
           <w:tcPr>
@@ -5669,62 +7781,7 @@
                 <w:sz w:val="28"/>
                 <w:szCs w:val="28"/>
               </w:rPr>
-              <w:lastRenderedPageBreak/>
-              <w:t xml:space="preserve">Part </w:t>
-            </w:r>
-            <w:r>
-              <w:rPr>
-                <w:rFonts w:ascii="Arial" w:hAnsi="Arial" w:cs="Arial"/>
-                <w:b/>
-                <w:sz w:val="28"/>
-                <w:szCs w:val="28"/>
-              </w:rPr>
-              <w:t>3</w:t>
-            </w:r>
-            <w:r>
-              <w:rPr>
-                <w:rFonts w:ascii="Arial" w:hAnsi="Arial" w:cs="Arial"/>
-                <w:b/>
-                <w:sz w:val="28"/>
-                <w:szCs w:val="28"/>
-              </w:rPr>
-              <w:t>(</w:t>
-            </w:r>
-            <w:r>
-              <w:rPr>
-                <w:rFonts w:ascii="Arial" w:hAnsi="Arial" w:cs="Arial"/>
-                <w:b/>
-                <w:sz w:val="28"/>
-                <w:szCs w:val="28"/>
-              </w:rPr>
-              <w:t>b</w:t>
-            </w:r>
-            <w:r>
-              <w:rPr>
-                <w:rFonts w:ascii="Arial" w:hAnsi="Arial" w:cs="Arial"/>
-                <w:b/>
-                <w:sz w:val="28"/>
-                <w:szCs w:val="28"/>
-              </w:rPr>
-              <w:t>)(i</w:t>
-            </w:r>
-            <w:r>
-              <w:rPr>
-                <w:rFonts w:ascii="Arial" w:hAnsi="Arial" w:cs="Arial"/>
-                <w:b/>
-                <w:sz w:val="28"/>
-                <w:szCs w:val="28"/>
-              </w:rPr>
-              <w:t>v</w:t>
-            </w:r>
-            <w:r>
-              <w:rPr>
-                <w:rFonts w:ascii="Arial" w:hAnsi="Arial" w:cs="Arial"/>
-                <w:b/>
-                <w:sz w:val="28"/>
-                <w:szCs w:val="28"/>
-              </w:rPr>
-              <w:t>)</w:t>
+              <w:t>Part 3(b)(iv)</w:t>
             </w:r>
           </w:p>
         </w:tc>
@@ -5747,103 +7804,71 @@
                 <w:rFonts w:ascii="Arial" w:hAnsi="Arial" w:cs="Arial"/>
                 <w:i/>
               </w:rPr>
-              <w:t xml:space="preserve">{Copy and paste </w:t>
-            </w:r>
-            <w:r>
-              <w:rPr>
-                <w:rFonts w:ascii="Arial" w:hAnsi="Arial" w:cs="Arial"/>
-                <w:i/>
-              </w:rPr>
-              <w:t>screenshot</w:t>
-            </w:r>
-            <w:r>
-              <w:rPr>
-                <w:rFonts w:ascii="Arial" w:hAnsi="Arial" w:cs="Arial"/>
-                <w:i/>
-              </w:rPr>
-              <w:t>(s)</w:t>
-            </w:r>
-            <w:r>
-              <w:rPr>
-                <w:rFonts w:ascii="Arial" w:hAnsi="Arial" w:cs="Arial"/>
-                <w:i/>
-              </w:rPr>
-              <w:t xml:space="preserve"> </w:t>
-            </w:r>
-            <w:r>
-              <w:rPr>
-                <w:rFonts w:ascii="Arial" w:hAnsi="Arial" w:cs="Arial"/>
-                <w:i/>
-              </w:rPr>
-              <w:t>for question 3(</w:t>
-            </w:r>
-            <w:r>
-              <w:rPr>
-                <w:rFonts w:ascii="Arial" w:hAnsi="Arial" w:cs="Arial"/>
-                <w:i/>
-              </w:rPr>
-              <w:t>b</w:t>
-            </w:r>
-            <w:r>
-              <w:rPr>
-                <w:rFonts w:ascii="Arial" w:hAnsi="Arial" w:cs="Arial"/>
-                <w:i/>
-              </w:rPr>
-              <w:t>)</w:t>
-            </w:r>
-            <w:r>
-              <w:rPr>
-                <w:rFonts w:ascii="Arial" w:hAnsi="Arial" w:cs="Arial"/>
-                <w:i/>
-              </w:rPr>
-              <w:t>(</w:t>
-            </w:r>
-            <w:r>
-              <w:rPr>
-                <w:rFonts w:ascii="Arial" w:hAnsi="Arial" w:cs="Arial"/>
-                <w:i/>
-              </w:rPr>
-              <w:t>i</w:t>
-            </w:r>
-            <w:r>
-              <w:rPr>
-                <w:rFonts w:ascii="Arial" w:hAnsi="Arial" w:cs="Arial"/>
-                <w:i/>
-              </w:rPr>
-              <w:t>v</w:t>
-            </w:r>
-            <w:r>
-              <w:rPr>
-                <w:rFonts w:ascii="Arial" w:hAnsi="Arial" w:cs="Arial"/>
-                <w:i/>
-              </w:rPr>
-              <w:t>)</w:t>
-            </w:r>
-            <w:r>
-              <w:rPr>
-                <w:rFonts w:ascii="Arial" w:hAnsi="Arial" w:cs="Arial"/>
-                <w:i/>
-              </w:rPr>
-              <w:t xml:space="preserve"> here}</w:t>
-            </w:r>
-          </w:p>
-          <w:p>
-            <w:pPr>
-              <w:spacing w:after="0" w:line="240" w:lineRule="auto"/>
-              <w:rPr>
-                <w:rFonts w:ascii="Arial" w:hAnsi="Arial" w:cs="Arial"/>
-                <w:i/>
-              </w:rPr>
-            </w:pPr>
-          </w:p>
-          <w:p>
-            <w:pPr>
-              <w:spacing w:after="0" w:line="240" w:lineRule="auto"/>
-              <w:rPr>
-                <w:rFonts w:ascii="Arial" w:hAnsi="Arial" w:cs="Arial"/>
-                <w:i/>
-              </w:rPr>
-            </w:pPr>
+              <w:t>{Copy and paste screenshot(s) for question 3(b)(iv) here}</w:t>
+            </w:r>
+          </w:p>
+          <w:p>
+            <w:pPr>
+              <w:spacing w:after="0" w:line="240" w:lineRule="auto"/>
+              <w:rPr>
+                <w:rFonts w:ascii="Arial" w:hAnsi="Arial" w:cs="Arial"/>
+                <w:i/>
+              </w:rPr>
+            </w:pPr>
+          </w:p>
+          <w:p>
+            <w:pPr>
+              <w:spacing w:after="0" w:line="240" w:lineRule="auto"/>
+              <w:rPr>
+                <w:rFonts w:ascii="Arial" w:hAnsi="Arial" w:cs="Arial"/>
+                <w:i/>
+              </w:rPr>
+            </w:pPr>
+            <w:bookmarkStart w:id="0" w:name="_GoBack"/>
+            <w:bookmarkEnd w:id="0"/>
+            <w:r>
+              <w:drawing>
+                <wp:inline distT="0" distB="0" distL="114300" distR="114300">
+                  <wp:extent cx="1003300" cy="1574800"/>
+                  <wp:effectExtent l="0" t="0" r="12700" b="0"/>
+                  <wp:docPr id="5" name="Picture 3"/>
+                  <wp:cNvGraphicFramePr>
+                    <a:graphicFrameLocks xmlns:a="http://schemas.openxmlformats.org/drawingml/2006/main" noChangeAspect="1"/>
+                  </wp:cNvGraphicFramePr>
+                  <a:graphic xmlns:a="http://schemas.openxmlformats.org/drawingml/2006/main">
+                    <a:graphicData uri="http://schemas.openxmlformats.org/drawingml/2006/picture">
+                      <pic:pic xmlns:pic="http://schemas.openxmlformats.org/drawingml/2006/picture">
+                        <pic:nvPicPr>
+                          <pic:cNvPr id="5" name="Picture 3"/>
+                          <pic:cNvPicPr>
+                            <a:picLocks noChangeAspect="1"/>
+                          </pic:cNvPicPr>
+                        </pic:nvPicPr>
+                        <pic:blipFill>
+                          <a:blip r:embed="rId12"/>
+                          <a:stretch>
+                            <a:fillRect/>
+                          </a:stretch>
+                        </pic:blipFill>
+                        <pic:spPr>
+                          <a:xfrm>
+                            <a:off x="0" y="0"/>
+                            <a:ext cx="1003300" cy="1574800"/>
+                          </a:xfrm>
+                          <a:prstGeom prst="rect">
+                            <a:avLst/>
+                          </a:prstGeom>
+                          <a:noFill/>
+                          <a:ln>
+                            <a:noFill/>
+                          </a:ln>
+                        </pic:spPr>
+                      </pic:pic>
+                    </a:graphicData>
+                  </a:graphic>
+                </wp:inline>
+              </w:drawing>
+            </w:r>
           </w:p>
           <w:p>
             <w:pPr>
@@ -5894,33 +7919,33 @@
       </w:pPr>
     </w:p>
     <w:sectPr>
-      <w:headerReference w:type="default" r:id="rId8"/>
-      <w:footerReference w:type="default" r:id="rId9"/>
-      <w:pgSz w:w="11906" w:h="16838" w:code="9"/>
+      <w:headerReference r:id="rId5" w:type="default"/>
+      <w:footerReference r:id="rId6" w:type="default"/>
+      <w:pgSz w:w="11906" w:h="16838"/>
       <w:pgMar w:top="709" w:right="1134" w:bottom="1134" w:left="1134" w:header="709" w:footer="709" w:gutter="0"/>
-      <w:cols w:space="708"/>
-      <w:docGrid w:linePitch="360"/>
+      <w:cols w:space="708" w:num="1"/>
+      <w:docGrid w:linePitch="360" w:charSpace="0"/>
     </w:sectPr>
   </w:body>
 </w:document>
 </file>
 
 <file path=word/endnotes.xml><?xml version="1.0" encoding="utf-8"?>
-<w:endnotes xmlns:ve="http://schemas.openxmlformats.org/markup-compatibility/2006" xmlns:o="urn:schemas-microsoft-com:office:office" xmlns:r="http://schemas.openxmlformats.org/officeDocument/2006/relationships" xmlns:m="http://schemas.openxmlformats.org/officeDocument/2006/math" xmlns:v="urn:schemas-microsoft-com:vml" xmlns:wp="http://schemas.openxmlformats.org/drawingml/2006/wordprocessingDrawing" xmlns:w10="urn:schemas-microsoft-com:office:word" xmlns:w="http://schemas.openxmlformats.org/wordprocessingml/2006/main" xmlns:wne="http://schemas.microsoft.com/office/word/2006/wordml">
-  <w:endnote w:type="separator" w:id="-1">
+<w:endnotes xmlns:wpc="http://schemas.microsoft.com/office/word/2010/wordprocessingCanvas" xmlns:mc="http://schemas.openxmlformats.org/markup-compatibility/2006" xmlns:o="urn:schemas-microsoft-com:office:office" xmlns:r="http://schemas.openxmlformats.org/officeDocument/2006/relationships" xmlns:m="http://schemas.openxmlformats.org/officeDocument/2006/math" xmlns:v="urn:schemas-microsoft-com:vml" xmlns:wp14="http://schemas.microsoft.com/office/word/2010/wordprocessingDrawing" xmlns:wp="http://schemas.openxmlformats.org/drawingml/2006/wordprocessingDrawing" xmlns:w="http://schemas.openxmlformats.org/wordprocessingml/2006/main" xmlns:w14="http://schemas.microsoft.com/office/word/2010/wordml" xmlns:w15="http://schemas.microsoft.com/office/word/2012/wordml" xmlns:w10="urn:schemas-microsoft-com:office:word" xmlns:wpg="http://schemas.microsoft.com/office/word/2010/wordprocessingGroup" xmlns:wpi="http://schemas.microsoft.com/office/word/2010/wordprocessingInk" xmlns:wne="http://schemas.microsoft.com/office/word/2006/wordml" xmlns:wps="http://schemas.microsoft.com/office/word/2010/wordprocessingShape" xmlns:wpsCustomData="http://www.wps.cn/officeDocument/2013/wpsCustomData" mc:Ignorable="w14 w15 wp14">
+  <w:endnote w:type="separator" w:id="0">
     <w:p>
       <w:pPr>
-        <w:spacing w:after="0" w:line="240" w:lineRule="auto"/>
+        <w:spacing w:line="240" w:lineRule="auto"/>
       </w:pPr>
       <w:r>
         <w:separator/>
       </w:r>
     </w:p>
   </w:endnote>
-  <w:endnote w:type="continuationSeparator" w:id="0">
+  <w:endnote w:type="continuationSeparator" w:id="1">
     <w:p>
       <w:pPr>
-        <w:spacing w:after="0" w:line="240" w:lineRule="auto"/>
+        <w:spacing w:line="240" w:lineRule="auto"/>
       </w:pPr>
       <w:r>
         <w:continuationSeparator/>
@@ -5931,40 +7956,47 @@
 </file>
 
 <file path=word/footer1.xml><?xml version="1.0" encoding="utf-8"?>
-<w:ftr xmlns:ve="http://schemas.openxmlformats.org/markup-compatibility/2006" xmlns:o="urn:schemas-microsoft-com:office:office" xmlns:r="http://schemas.openxmlformats.org/officeDocument/2006/relationships" xmlns:m="http://schemas.openxmlformats.org/officeDocument/2006/math" xmlns:v="urn:schemas-microsoft-com:vml" xmlns:wp="http://schemas.openxmlformats.org/drawingml/2006/wordprocessingDrawing" xmlns:w10="urn:schemas-microsoft-com:office:word" xmlns:w="http://schemas.openxmlformats.org/wordprocessingml/2006/main" xmlns:wne="http://schemas.microsoft.com/office/word/2006/wordml">
+<w:ftr xmlns:wpc="http://schemas.microsoft.com/office/word/2010/wordprocessingCanvas" xmlns:mc="http://schemas.openxmlformats.org/markup-compatibility/2006" xmlns:o="urn:schemas-microsoft-com:office:office" xmlns:r="http://schemas.openxmlformats.org/officeDocument/2006/relationships" xmlns:m="http://schemas.openxmlformats.org/officeDocument/2006/math" xmlns:v="urn:schemas-microsoft-com:vml" xmlns:wp14="http://schemas.microsoft.com/office/word/2010/wordprocessingDrawing" xmlns:wp="http://schemas.openxmlformats.org/drawingml/2006/wordprocessingDrawing" xmlns:w10="urn:schemas-microsoft-com:office:word" xmlns:w="http://schemas.openxmlformats.org/wordprocessingml/2006/main" xmlns:w14="http://schemas.microsoft.com/office/word/2010/wordml" xmlns:w15="http://schemas.microsoft.com/office/word/2012/wordml" xmlns:wpg="http://schemas.microsoft.com/office/word/2010/wordprocessingGroup" xmlns:wpi="http://schemas.microsoft.com/office/word/2010/wordprocessingInk" xmlns:wne="http://schemas.microsoft.com/office/word/2006/wordml" xmlns:wps="http://schemas.microsoft.com/office/word/2010/wordprocessingShape" xmlns:wpsCustomData="http://www.wps.cn/officeDocument/2013/wpsCustomData" mc:Ignorable="w14 w15 wp14">
   <w:p>
     <w:pPr>
-      <w:pStyle w:val="Footer"/>
+      <w:pStyle w:val="5"/>
       <w:jc w:val="center"/>
     </w:pPr>
-    <w:fldSimple w:instr=" PAGE   \* MERGEFORMAT ">
-      <w:r>
-        <w:rPr>
-          <w:noProof/>
-        </w:rPr>
-        <w:t>4</w:t>
-      </w:r>
-    </w:fldSimple>
+    <w:r>
+      <w:fldChar w:fldCharType="begin"/>
+    </w:r>
+    <w:r>
+      <w:instrText xml:space="preserve"> PAGE   \* MERGEFORMAT </w:instrText>
+    </w:r>
+    <w:r>
+      <w:fldChar w:fldCharType="separate"/>
+    </w:r>
+    <w:r>
+      <w:t>4</w:t>
+    </w:r>
+    <w:r>
+      <w:fldChar w:fldCharType="end"/>
+    </w:r>
   </w:p>
 </w:ftr>
 </file>
 
 <file path=word/footnotes.xml><?xml version="1.0" encoding="utf-8"?>
-<w:footnotes xmlns:ve="http://schemas.openxmlformats.org/markup-compatibility/2006" xmlns:o="urn:schemas-microsoft-com:office:office" xmlns:r="http://schemas.openxmlformats.org/officeDocument/2006/relationships" xmlns:m="http://schemas.openxmlformats.org/officeDocument/2006/math" xmlns:v="urn:schemas-microsoft-com:vml" xmlns:wp="http://schemas.openxmlformats.org/drawingml/2006/wordprocessingDrawing" xmlns:w10="urn:schemas-microsoft-com:office:word" xmlns:w="http://schemas.openxmlformats.org/wordprocessingml/2006/main" xmlns:wne="http://schemas.microsoft.com/office/word/2006/wordml">
-  <w:footnote w:type="separator" w:id="-1">
+<w:footnotes xmlns:wpc="http://schemas.microsoft.com/office/word/2010/wordprocessingCanvas" xmlns:mc="http://schemas.openxmlformats.org/markup-compatibility/2006" xmlns:o="urn:schemas-microsoft-com:office:office" xmlns:r="http://schemas.openxmlformats.org/officeDocument/2006/relationships" xmlns:m="http://schemas.openxmlformats.org/officeDocument/2006/math" xmlns:v="urn:schemas-microsoft-com:vml" xmlns:wp14="http://schemas.microsoft.com/office/word/2010/wordprocessingDrawing" xmlns:wp="http://schemas.openxmlformats.org/drawingml/2006/wordprocessingDrawing" xmlns:w="http://schemas.openxmlformats.org/wordprocessingml/2006/main" xmlns:w14="http://schemas.microsoft.com/office/word/2010/wordml" xmlns:w15="http://schemas.microsoft.com/office/word/2012/wordml" xmlns:w10="urn:schemas-microsoft-com:office:word" xmlns:wpg="http://schemas.microsoft.com/office/word/2010/wordprocessingGroup" xmlns:wpi="http://schemas.microsoft.com/office/word/2010/wordprocessingInk" xmlns:wne="http://schemas.microsoft.com/office/word/2006/wordml" xmlns:wps="http://schemas.microsoft.com/office/word/2010/wordprocessingShape" xmlns:wpsCustomData="http://www.wps.cn/officeDocument/2013/wpsCustomData" mc:Ignorable="w14 w15 wp14">
+  <w:footnote w:type="separator" w:id="0">
     <w:p>
       <w:pPr>
-        <w:spacing w:after="0" w:line="240" w:lineRule="auto"/>
+        <w:spacing w:before="0" w:after="0" w:line="276" w:lineRule="auto"/>
       </w:pPr>
       <w:r>
         <w:separator/>
       </w:r>
     </w:p>
   </w:footnote>
-  <w:footnote w:type="continuationSeparator" w:id="0">
+  <w:footnote w:type="continuationSeparator" w:id="1">
     <w:p>
       <w:pPr>
-        <w:spacing w:after="0" w:line="240" w:lineRule="auto"/>
+        <w:spacing w:before="0" w:after="0" w:line="276" w:lineRule="auto"/>
       </w:pPr>
       <w:r>
         <w:continuationSeparator/>
@@ -5975,10 +8007,10 @@
 </file>
 
 <file path=word/header1.xml><?xml version="1.0" encoding="utf-8"?>
-<w:hdr xmlns:ve="http://schemas.openxmlformats.org/markup-compatibility/2006" xmlns:o="urn:schemas-microsoft-com:office:office" xmlns:r="http://schemas.openxmlformats.org/officeDocument/2006/relationships" xmlns:m="http://schemas.openxmlformats.org/officeDocument/2006/math" xmlns:v="urn:schemas-microsoft-com:vml" xmlns:wp="http://schemas.openxmlformats.org/drawingml/2006/wordprocessingDrawing" xmlns:w10="urn:schemas-microsoft-com:office:word" xmlns:w="http://schemas.openxmlformats.org/wordprocessingml/2006/main" xmlns:wne="http://schemas.microsoft.com/office/word/2006/wordml">
+<w:hdr xmlns:wpc="http://schemas.microsoft.com/office/word/2010/wordprocessingCanvas" xmlns:mc="http://schemas.openxmlformats.org/markup-compatibility/2006" xmlns:o="urn:schemas-microsoft-com:office:office" xmlns:r="http://schemas.openxmlformats.org/officeDocument/2006/relationships" xmlns:m="http://schemas.openxmlformats.org/officeDocument/2006/math" xmlns:v="urn:schemas-microsoft-com:vml" xmlns:wp14="http://schemas.microsoft.com/office/word/2010/wordprocessingDrawing" xmlns:wp="http://schemas.openxmlformats.org/drawingml/2006/wordprocessingDrawing" xmlns:w10="urn:schemas-microsoft-com:office:word" xmlns:w="http://schemas.openxmlformats.org/wordprocessingml/2006/main" xmlns:w14="http://schemas.microsoft.com/office/word/2010/wordml" xmlns:w15="http://schemas.microsoft.com/office/word/2012/wordml" xmlns:wpg="http://schemas.microsoft.com/office/word/2010/wordprocessingGroup" xmlns:wpi="http://schemas.microsoft.com/office/word/2010/wordprocessingInk" xmlns:wne="http://schemas.microsoft.com/office/word/2006/wordml" xmlns:wps="http://schemas.microsoft.com/office/word/2010/wordprocessingShape" xmlns:wpsCustomData="http://www.wps.cn/officeDocument/2013/wpsCustomData" mc:Ignorable="w14 w15 wp14">
   <w:p>
     <w:pPr>
-      <w:pStyle w:val="Header"/>
+      <w:pStyle w:val="6"/>
       <w:rPr>
         <w:rFonts w:ascii="Arial" w:hAnsi="Arial" w:cs="Arial"/>
       </w:rPr>
@@ -5987,25 +8019,7 @@
       <w:rPr>
         <w:rFonts w:ascii="Arial" w:hAnsi="Arial" w:cs="Arial"/>
       </w:rPr>
-      <w:t>961</w:t>
-    </w:r>
-    <w:r>
-      <w:rPr>
-        <w:rFonts w:ascii="Arial" w:hAnsi="Arial" w:cs="Arial"/>
-      </w:rPr>
-      <w:t>8 Paper 4</w:t>
-    </w:r>
-    <w:r>
-      <w:rPr>
-        <w:rFonts w:ascii="Arial" w:hAnsi="Arial" w:cs="Arial"/>
-      </w:rPr>
-      <w:t>3</w:t>
-    </w:r>
-    <w:r>
-      <w:rPr>
-        <w:rFonts w:ascii="Arial" w:hAnsi="Arial" w:cs="Arial"/>
-      </w:rPr>
-      <w:t xml:space="preserve"> – </w:t>
+      <w:t xml:space="preserve">9618 Paper 43 – </w:t>
     </w:r>
     <w:r>
       <w:rPr>
@@ -6018,11 +8032,11 @@
   </w:p>
   <w:p>
     <w:pPr>
-      <w:pStyle w:val="Header"/>
+      <w:pStyle w:val="6"/>
       <w:tabs>
+        <w:tab w:val="right" w:pos="9639"/>
         <w:tab w:val="clear" w:pos="4513"/>
         <w:tab w:val="clear" w:pos="9026"/>
-        <w:tab w:val="right" w:pos="9639"/>
       </w:tabs>
       <w:spacing w:after="0"/>
       <w:rPr>
@@ -6046,7 +8060,7 @@
   </w:p>
   <w:p>
     <w:pPr>
-      <w:pStyle w:val="Header"/>
+      <w:pStyle w:val="6"/>
       <w:spacing w:after="0"/>
       <w:rPr>
         <w:rFonts w:ascii="Arial" w:hAnsi="Arial" w:cs="Arial"/>
@@ -6064,22 +8078,16 @@
       <w:rPr>
         <w:rFonts w:ascii="Arial" w:hAnsi="Arial" w:cs="Arial"/>
       </w:rPr>
-      <w:t xml:space="preserve"> UZ410</w:t>
-    </w:r>
-    <w:r>
-      <w:rPr>
-        <w:rFonts w:ascii="Arial" w:hAnsi="Arial" w:cs="Arial"/>
-      </w:rPr>
-      <w:t xml:space="preserve"> </w:t>
+      <w:t xml:space="preserve"> UZ410 </w:t>
     </w:r>
   </w:p>
   <w:p>
     <w:pPr>
-      <w:pStyle w:val="Header"/>
+      <w:pStyle w:val="6"/>
       <w:tabs>
+        <w:tab w:val="right" w:pos="9639"/>
         <w:tab w:val="clear" w:pos="4513"/>
         <w:tab w:val="clear" w:pos="9026"/>
-        <w:tab w:val="right" w:pos="9639"/>
       </w:tabs>
       <w:spacing w:after="0"/>
       <w:rPr>
@@ -6092,23 +8100,7 @@
         <w:b/>
         <w:bCs/>
       </w:rPr>
-      <w:t xml:space="preserve">Candidate </w:t>
-    </w:r>
-    <w:r>
-      <w:rPr>
-        <w:rFonts w:ascii="Arial" w:hAnsi="Arial" w:cs="Arial"/>
-        <w:b/>
-        <w:bCs/>
-      </w:rPr>
-      <w:t>N</w:t>
-    </w:r>
-    <w:r>
-      <w:rPr>
-        <w:rFonts w:ascii="Arial" w:hAnsi="Arial" w:cs="Arial"/>
-        <w:b/>
-        <w:bCs/>
-      </w:rPr>
-      <w:t>umber:</w:t>
+      <w:t>Candidate Number:</w:t>
     </w:r>
     <w:r>
       <w:rPr>
@@ -6121,183 +8113,292 @@
 </file>
 
 <file path=word/styles.xml><?xml version="1.0" encoding="utf-8"?>
-<w:styles xmlns:r="http://schemas.openxmlformats.org/officeDocument/2006/relationships" xmlns:w="http://schemas.openxmlformats.org/wordprocessingml/2006/main">
+<w:styles xmlns:mc="http://schemas.openxmlformats.org/markup-compatibility/2006" xmlns:o="urn:schemas-microsoft-com:office:office" xmlns:r="http://schemas.openxmlformats.org/officeDocument/2006/relationships" xmlns:m="http://schemas.openxmlformats.org/officeDocument/2006/math" xmlns:v="urn:schemas-microsoft-com:vml" xmlns:w="http://schemas.openxmlformats.org/wordprocessingml/2006/main" xmlns:w14="http://schemas.microsoft.com/office/word/2010/wordml" xmlns:w10="urn:schemas-microsoft-com:office:word" xmlns:sl="http://schemas.openxmlformats.org/schemaLibrary/2006/main" xmlns:wpsCustomData="http://www.wps.cn/officeDocument/2013/wpsCustomData" mc:Ignorable="w14">
   <w:docDefaults>
     <w:rPrDefault>
       <w:rPr>
-        <w:rFonts w:ascii="Calibri" w:eastAsia="Calibri" w:hAnsi="Calibri" w:cs="Arial"/>
-        <w:lang w:val="ru-RU" w:eastAsia="ru-RU" w:bidi="ar-SA"/>
+        <w:rFonts w:ascii="Times New Roman" w:hAnsi="Times New Roman" w:eastAsia="SimSun" w:cs="Times New Roman"/>
       </w:rPr>
     </w:rPrDefault>
     <w:pPrDefault/>
   </w:docDefaults>
-  <w:latentStyles w:defLockedState="0" w:defUIPriority="99" w:defSemiHidden="1" w:defUnhideWhenUsed="1" w:defQFormat="0" w:count="267">
-    <w:lsdException w:name="Normal" w:semiHidden="0" w:uiPriority="0" w:unhideWhenUsed="0" w:qFormat="1"/>
-    <w:lsdException w:name="heading 1" w:semiHidden="0" w:uiPriority="9" w:unhideWhenUsed="0" w:qFormat="1"/>
-    <w:lsdException w:name="heading 2" w:uiPriority="9" w:qFormat="1"/>
-    <w:lsdException w:name="heading 3" w:uiPriority="9" w:qFormat="1"/>
-    <w:lsdException w:name="heading 4" w:uiPriority="9" w:qFormat="1"/>
-    <w:lsdException w:name="heading 5" w:uiPriority="9" w:qFormat="1"/>
-    <w:lsdException w:name="heading 6" w:uiPriority="9" w:qFormat="1"/>
-    <w:lsdException w:name="heading 7" w:uiPriority="9" w:qFormat="1"/>
-    <w:lsdException w:name="heading 8" w:uiPriority="9" w:qFormat="1"/>
-    <w:lsdException w:name="heading 9" w:uiPriority="9" w:qFormat="1"/>
-    <w:lsdException w:name="toc 1" w:uiPriority="39"/>
-    <w:lsdException w:name="toc 2" w:uiPriority="39"/>
-    <w:lsdException w:name="toc 3" w:uiPriority="39"/>
-    <w:lsdException w:name="toc 4" w:uiPriority="39"/>
-    <w:lsdException w:name="toc 5" w:uiPriority="39"/>
-    <w:lsdException w:name="toc 6" w:uiPriority="39"/>
-    <w:lsdException w:name="toc 7" w:uiPriority="39"/>
-    <w:lsdException w:name="toc 8" w:uiPriority="39"/>
-    <w:lsdException w:name="toc 9" w:uiPriority="39"/>
-    <w:lsdException w:name="caption" w:uiPriority="35" w:qFormat="1"/>
-    <w:lsdException w:name="Title" w:semiHidden="0" w:uiPriority="10" w:unhideWhenUsed="0" w:qFormat="1"/>
-    <w:lsdException w:name="Default Paragraph Font" w:uiPriority="1"/>
-    <w:lsdException w:name="Subtitle" w:semiHidden="0" w:uiPriority="11" w:unhideWhenUsed="0" w:qFormat="1"/>
-    <w:lsdException w:name="Strong" w:semiHidden="0" w:uiPriority="22" w:unhideWhenUsed="0" w:qFormat="1"/>
-    <w:lsdException w:name="Emphasis" w:semiHidden="0" w:uiPriority="20" w:unhideWhenUsed="0" w:qFormat="1"/>
-    <w:lsdException w:name="Table Grid" w:semiHidden="0" w:uiPriority="59" w:unhideWhenUsed="0"/>
-    <w:lsdException w:name="Placeholder Text" w:unhideWhenUsed="0"/>
-    <w:lsdException w:name="No Spacing" w:semiHidden="0" w:uiPriority="1" w:unhideWhenUsed="0" w:qFormat="1"/>
-    <w:lsdException w:name="Light Shading" w:uiPriority="60"/>
-    <w:lsdException w:name="Light List" w:uiPriority="61"/>
-    <w:lsdException w:name="Light Grid" w:uiPriority="62"/>
-    <w:lsdException w:name="Medium Shading 1" w:uiPriority="63"/>
-    <w:lsdException w:name="Medium Shading 2" w:uiPriority="64"/>
-    <w:lsdException w:name="Medium List 1" w:uiPriority="65"/>
-    <w:lsdException w:name="Medium List 2" w:uiPriority="66"/>
-    <w:lsdException w:name="Medium Grid 1" w:uiPriority="67"/>
-    <w:lsdException w:name="Medium Grid 2" w:uiPriority="68"/>
-    <w:lsdException w:name="Medium Grid 3" w:uiPriority="69"/>
-    <w:lsdException w:name="Dark List" w:uiPriority="70"/>
-    <w:lsdException w:name="Colorful Shading" w:uiPriority="71"/>
-    <w:lsdException w:name="Colorful List" w:uiPriority="72"/>
-    <w:lsdException w:name="Colorful Grid" w:uiPriority="73"/>
-    <w:lsdException w:name="Light Shading Accent 1" w:uiPriority="60"/>
-    <w:lsdException w:name="Light List Accent 1" w:uiPriority="61"/>
-    <w:lsdException w:name="Light Grid Accent 1" w:uiPriority="62"/>
-    <w:lsdException w:name="Medium Shading 1 Accent 1" w:uiPriority="63"/>
-    <w:lsdException w:name="Medium Shading 2 Accent 1" w:uiPriority="64"/>
-    <w:lsdException w:name="Medium List 1 Accent 1" w:uiPriority="65"/>
-    <w:lsdException w:name="Revision" w:unhideWhenUsed="0"/>
-    <w:lsdException w:name="List Paragraph" w:semiHidden="0" w:uiPriority="34" w:unhideWhenUsed="0" w:qFormat="1"/>
-    <w:lsdException w:name="Quote" w:semiHidden="0" w:uiPriority="29" w:unhideWhenUsed="0" w:qFormat="1"/>
-    <w:lsdException w:name="Intense Quote" w:semiHidden="0" w:uiPriority="30" w:unhideWhenUsed="0" w:qFormat="1"/>
-    <w:lsdException w:name="Medium List 2 Accent 1" w:uiPriority="66"/>
-    <w:lsdException w:name="Medium Grid 1 Accent 1" w:uiPriority="67"/>
-    <w:lsdException w:name="Medium Grid 2 Accent 1" w:uiPriority="68"/>
-    <w:lsdException w:name="Medium Grid 3 Accent 1" w:uiPriority="69"/>
-    <w:lsdException w:name="Dark List Accent 1" w:uiPriority="70"/>
-    <w:lsdException w:name="Colorful Shading Accent 1" w:uiPriority="71"/>
-    <w:lsdException w:name="Colorful List Accent 1" w:uiPriority="72"/>
-    <w:lsdException w:name="Colorful Grid Accent 1" w:uiPriority="73"/>
-    <w:lsdException w:name="Light Shading Accent 2" w:uiPriority="60"/>
-    <w:lsdException w:name="Light List Accent 2" w:uiPriority="61"/>
-    <w:lsdException w:name="Light Grid Accent 2" w:uiPriority="62"/>
-    <w:lsdException w:name="Medium Shading 1 Accent 2" w:uiPriority="63"/>
-    <w:lsdException w:name="Medium Shading 2 Accent 2" w:uiPriority="64"/>
-    <w:lsdException w:name="Medium List 1 Accent 2" w:uiPriority="65"/>
-    <w:lsdException w:name="Medium List 2 Accent 2" w:uiPriority="66"/>
-    <w:lsdException w:name="Medium Grid 1 Accent 2" w:uiPriority="67"/>
-    <w:lsdException w:name="Medium Grid 2 Accent 2" w:uiPriority="68"/>
-    <w:lsdException w:name="Medium Grid 3 Accent 2" w:uiPriority="69"/>
-    <w:lsdException w:name="Dark List Accent 2" w:uiPriority="70"/>
-    <w:lsdException w:name="Colorful Shading Accent 2" w:uiPriority="71"/>
-    <w:lsdException w:name="Colorful List Accent 2" w:uiPriority="72"/>
-    <w:lsdException w:name="Colorful Grid Accent 2" w:uiPriority="73"/>
-    <w:lsdException w:name="Light Shading Accent 3" w:uiPriority="60"/>
-    <w:lsdException w:name="Light List Accent 3" w:uiPriority="61"/>
-    <w:lsdException w:name="Light Grid Accent 3" w:uiPriority="62"/>
-    <w:lsdException w:name="Medium Shading 1 Accent 3" w:uiPriority="63"/>
-    <w:lsdException w:name="Medium Shading 2 Accent 3" w:uiPriority="64"/>
-    <w:lsdException w:name="Medium List 1 Accent 3" w:uiPriority="65"/>
-    <w:lsdException w:name="Medium List 2 Accent 3" w:uiPriority="66"/>
-    <w:lsdException w:name="Medium Grid 1 Accent 3" w:uiPriority="67"/>
-    <w:lsdException w:name="Medium Grid 2 Accent 3" w:uiPriority="68"/>
-    <w:lsdException w:name="Medium Grid 3 Accent 3" w:uiPriority="69"/>
-    <w:lsdException w:name="Dark List Accent 3" w:uiPriority="70"/>
-    <w:lsdException w:name="Colorful Shading Accent 3" w:uiPriority="71"/>
-    <w:lsdException w:name="Colorful List Accent 3" w:uiPriority="72"/>
-    <w:lsdException w:name="Colorful Grid Accent 3" w:uiPriority="73"/>
-    <w:lsdException w:name="Light Shading Accent 4" w:uiPriority="60"/>
-    <w:lsdException w:name="Light List Accent 4" w:uiPriority="61"/>
-    <w:lsdException w:name="Light Grid Accent 4" w:uiPriority="62"/>
-    <w:lsdException w:name="Medium Shading 1 Accent 4" w:uiPriority="63"/>
-    <w:lsdException w:name="Medium Shading 2 Accent 4" w:uiPriority="64"/>
-    <w:lsdException w:name="Medium List 1 Accent 4" w:uiPriority="65"/>
-    <w:lsdException w:name="Medium List 2 Accent 4" w:uiPriority="66"/>
-    <w:lsdException w:name="Medium Grid 1 Accent 4" w:uiPriority="67"/>
-    <w:lsdException w:name="Medium Grid 2 Accent 4" w:uiPriority="68"/>
-    <w:lsdException w:name="Medium Grid 3 Accent 4" w:uiPriority="69"/>
-    <w:lsdException w:name="Dark List Accent 4" w:uiPriority="70"/>
-    <w:lsdException w:name="Colorful Shading Accent 4" w:uiPriority="71"/>
-    <w:lsdException w:name="Colorful List Accent 4" w:uiPriority="72"/>
-    <w:lsdException w:name="Colorful Grid Accent 4" w:uiPriority="73"/>
-    <w:lsdException w:name="Light Shading Accent 5" w:uiPriority="60"/>
-    <w:lsdException w:name="Light List Accent 5" w:uiPriority="61"/>
-    <w:lsdException w:name="Light Grid Accent 5" w:uiPriority="62"/>
-    <w:lsdException w:name="Medium Shading 1 Accent 5" w:uiPriority="63"/>
-    <w:lsdException w:name="Medium Shading 2 Accent 5" w:uiPriority="64"/>
-    <w:lsdException w:name="Medium List 1 Accent 5" w:uiPriority="65"/>
-    <w:lsdException w:name="Medium List 2 Accent 5" w:uiPriority="66"/>
-    <w:lsdException w:name="Medium Grid 1 Accent 5" w:uiPriority="67"/>
-    <w:lsdException w:name="Medium Grid 2 Accent 5" w:uiPriority="68"/>
-    <w:lsdException w:name="Medium Grid 3 Accent 5" w:uiPriority="69"/>
-    <w:lsdException w:name="Dark List Accent 5" w:uiPriority="70"/>
-    <w:lsdException w:name="Colorful Shading Accent 5" w:uiPriority="71"/>
-    <w:lsdException w:name="Colorful List Accent 5" w:uiPriority="72"/>
-    <w:lsdException w:name="Colorful Grid Accent 5" w:uiPriority="73"/>
-    <w:lsdException w:name="Light Shading Accent 6" w:uiPriority="60"/>
-    <w:lsdException w:name="Light List Accent 6" w:uiPriority="61"/>
-    <w:lsdException w:name="Light Grid Accent 6" w:uiPriority="62"/>
-    <w:lsdException w:name="Medium Shading 1 Accent 6" w:uiPriority="63"/>
-    <w:lsdException w:name="Medium Shading 2 Accent 6" w:uiPriority="64"/>
-    <w:lsdException w:name="Medium List 1 Accent 6" w:uiPriority="65"/>
-    <w:lsdException w:name="Medium List 2 Accent 6" w:uiPriority="66"/>
-    <w:lsdException w:name="Medium Grid 1 Accent 6" w:uiPriority="67"/>
-    <w:lsdException w:name="Medium Grid 2 Accent 6" w:uiPriority="68"/>
-    <w:lsdException w:name="Medium Grid 3 Accent 6" w:uiPriority="69"/>
-    <w:lsdException w:name="Dark List Accent 6" w:uiPriority="70"/>
-    <w:lsdException w:name="Colorful Shading Accent 6" w:uiPriority="71"/>
-    <w:lsdException w:name="Colorful List Accent 6" w:uiPriority="72"/>
-    <w:lsdException w:name="Colorful Grid Accent 6" w:uiPriority="73"/>
-    <w:lsdException w:name="Subtle Emphasis" w:semiHidden="0" w:uiPriority="19" w:unhideWhenUsed="0" w:qFormat="1"/>
-    <w:lsdException w:name="Intense Emphasis" w:semiHidden="0" w:uiPriority="21" w:unhideWhenUsed="0" w:qFormat="1"/>
-    <w:lsdException w:name="Subtle Reference" w:semiHidden="0" w:uiPriority="31" w:unhideWhenUsed="0" w:qFormat="1"/>
-    <w:lsdException w:name="Intense Reference" w:semiHidden="0" w:uiPriority="32" w:unhideWhenUsed="0" w:qFormat="1"/>
-    <w:lsdException w:name="Book Title" w:semiHidden="0" w:uiPriority="33" w:unhideWhenUsed="0" w:qFormat="1"/>
-    <w:lsdException w:name="Bibliography" w:uiPriority="37"/>
-    <w:lsdException w:name="TOC Heading" w:uiPriority="39" w:qFormat="1"/>
+  <w:latentStyles w:count="260" w:defQFormat="0" w:defUnhideWhenUsed="1" w:defSemiHidden="1" w:defUIPriority="99" w:defLockedState="0">
+    <w:lsdException w:qFormat="1" w:unhideWhenUsed="0" w:uiPriority="0" w:semiHidden="0" w:name="Normal"/>
+    <w:lsdException w:qFormat="1" w:unhideWhenUsed="0" w:uiPriority="9" w:semiHidden="0" w:name="heading 1"/>
+    <w:lsdException w:qFormat="1" w:uiPriority="9" w:name="heading 2"/>
+    <w:lsdException w:qFormat="1" w:uiPriority="9" w:name="heading 3"/>
+    <w:lsdException w:qFormat="1" w:uiPriority="9" w:name="heading 4"/>
+    <w:lsdException w:qFormat="1" w:uiPriority="9" w:name="heading 5"/>
+    <w:lsdException w:qFormat="1" w:uiPriority="9" w:name="heading 6"/>
+    <w:lsdException w:qFormat="1" w:uiPriority="9" w:name="heading 7"/>
+    <w:lsdException w:qFormat="1" w:uiPriority="9" w:name="heading 8"/>
+    <w:lsdException w:qFormat="1" w:uiPriority="9" w:name="heading 9"/>
+    <w:lsdException w:uiPriority="99" w:name="index 1"/>
+    <w:lsdException w:uiPriority="99" w:name="index 2"/>
+    <w:lsdException w:uiPriority="99" w:name="index 3"/>
+    <w:lsdException w:uiPriority="99" w:name="index 4"/>
+    <w:lsdException w:uiPriority="99" w:name="index 5"/>
+    <w:lsdException w:uiPriority="99" w:name="index 6"/>
+    <w:lsdException w:uiPriority="99" w:name="index 7"/>
+    <w:lsdException w:uiPriority="99" w:name="index 8"/>
+    <w:lsdException w:uiPriority="99" w:name="index 9"/>
+    <w:lsdException w:uiPriority="39" w:name="toc 1"/>
+    <w:lsdException w:uiPriority="39" w:name="toc 2"/>
+    <w:lsdException w:uiPriority="39" w:name="toc 3"/>
+    <w:lsdException w:uiPriority="39" w:name="toc 4"/>
+    <w:lsdException w:uiPriority="39" w:name="toc 5"/>
+    <w:lsdException w:uiPriority="39" w:name="toc 6"/>
+    <w:lsdException w:uiPriority="39" w:name="toc 7"/>
+    <w:lsdException w:uiPriority="39" w:name="toc 8"/>
+    <w:lsdException w:uiPriority="39" w:name="toc 9"/>
+    <w:lsdException w:uiPriority="99" w:name="Normal Indent"/>
+    <w:lsdException w:uiPriority="99" w:name="footnote text"/>
+    <w:lsdException w:uiPriority="99" w:name="annotation text"/>
+    <w:lsdException w:uiPriority="99" w:semiHidden="0" w:name="header"/>
+    <w:lsdException w:uiPriority="99" w:semiHidden="0" w:name="footer"/>
+    <w:lsdException w:uiPriority="99" w:name="index heading"/>
+    <w:lsdException w:qFormat="1" w:uiPriority="35" w:name="caption"/>
+    <w:lsdException w:uiPriority="99" w:name="table of figures"/>
+    <w:lsdException w:uiPriority="99" w:name="envelope address"/>
+    <w:lsdException w:uiPriority="99" w:name="envelope return"/>
+    <w:lsdException w:uiPriority="99" w:name="footnote reference"/>
+    <w:lsdException w:uiPriority="99" w:name="annotation reference"/>
+    <w:lsdException w:uiPriority="99" w:name="line number"/>
+    <w:lsdException w:uiPriority="99" w:name="page number"/>
+    <w:lsdException w:uiPriority="99" w:name="endnote reference"/>
+    <w:lsdException w:uiPriority="99" w:name="endnote text"/>
+    <w:lsdException w:uiPriority="99" w:name="table of authorities"/>
+    <w:lsdException w:uiPriority="99" w:name="macro"/>
+    <w:lsdException w:uiPriority="99" w:name="toa heading"/>
+    <w:lsdException w:uiPriority="99" w:name="List"/>
+    <w:lsdException w:uiPriority="99" w:name="List Bullet"/>
+    <w:lsdException w:uiPriority="99" w:name="List Number"/>
+    <w:lsdException w:uiPriority="99" w:name="List 2"/>
+    <w:lsdException w:uiPriority="99" w:name="List 3"/>
+    <w:lsdException w:uiPriority="99" w:name="List 4"/>
+    <w:lsdException w:uiPriority="99" w:name="List 5"/>
+    <w:lsdException w:uiPriority="99" w:name="List Bullet 2"/>
+    <w:lsdException w:uiPriority="99" w:name="List Bullet 3"/>
+    <w:lsdException w:uiPriority="99" w:name="List Bullet 4"/>
+    <w:lsdException w:uiPriority="99" w:name="List Bullet 5"/>
+    <w:lsdException w:uiPriority="99" w:name="List Number 2"/>
+    <w:lsdException w:uiPriority="99" w:name="List Number 3"/>
+    <w:lsdException w:uiPriority="99" w:name="List Number 4"/>
+    <w:lsdException w:uiPriority="99" w:name="List Number 5"/>
+    <w:lsdException w:qFormat="1" w:unhideWhenUsed="0" w:uiPriority="10" w:semiHidden="0" w:name="Title"/>
+    <w:lsdException w:uiPriority="99" w:name="Closing"/>
+    <w:lsdException w:uiPriority="99" w:name="Signature"/>
+    <w:lsdException w:uiPriority="1" w:name="Default Paragraph Font"/>
+    <w:lsdException w:uiPriority="99" w:name="Body Text"/>
+    <w:lsdException w:uiPriority="99" w:name="Body Text Indent"/>
+    <w:lsdException w:uiPriority="99" w:name="List Continue"/>
+    <w:lsdException w:uiPriority="99" w:name="List Continue 2"/>
+    <w:lsdException w:uiPriority="99" w:name="List Continue 3"/>
+    <w:lsdException w:uiPriority="99" w:name="List Continue 4"/>
+    <w:lsdException w:uiPriority="99" w:name="List Continue 5"/>
+    <w:lsdException w:uiPriority="99" w:name="Message Header"/>
+    <w:lsdException w:qFormat="1" w:unhideWhenUsed="0" w:uiPriority="11" w:semiHidden="0" w:name="Subtitle"/>
+    <w:lsdException w:uiPriority="99" w:name="Salutation"/>
+    <w:lsdException w:uiPriority="99" w:name="Date"/>
+    <w:lsdException w:uiPriority="99" w:name="Body Text First Indent"/>
+    <w:lsdException w:uiPriority="99" w:name="Body Text First Indent 2"/>
+    <w:lsdException w:uiPriority="99" w:name="Note Heading"/>
+    <w:lsdException w:uiPriority="99" w:name="Body Text 2"/>
+    <w:lsdException w:uiPriority="99" w:name="Body Text 3"/>
+    <w:lsdException w:uiPriority="99" w:name="Body Text Indent 2"/>
+    <w:lsdException w:uiPriority="99" w:name="Body Text Indent 3"/>
+    <w:lsdException w:uiPriority="99" w:name="Block Text"/>
+    <w:lsdException w:uiPriority="99" w:name="Hyperlink"/>
+    <w:lsdException w:uiPriority="99" w:name="FollowedHyperlink"/>
+    <w:lsdException w:qFormat="1" w:unhideWhenUsed="0" w:uiPriority="22" w:semiHidden="0" w:name="Strong"/>
+    <w:lsdException w:qFormat="1" w:unhideWhenUsed="0" w:uiPriority="20" w:semiHidden="0" w:name="Emphasis"/>
+    <w:lsdException w:uiPriority="99" w:name="Document Map"/>
+    <w:lsdException w:uiPriority="99" w:name="Plain Text"/>
+    <w:lsdException w:uiPriority="99" w:name="E-mail Signature"/>
+    <w:lsdException w:uiPriority="99" w:name="Normal (Web)"/>
+    <w:lsdException w:uiPriority="99" w:name="HTML Acronym"/>
+    <w:lsdException w:uiPriority="99" w:name="HTML Address"/>
+    <w:lsdException w:uiPriority="99" w:name="HTML Cite"/>
+    <w:lsdException w:uiPriority="99" w:name="HTML Code"/>
+    <w:lsdException w:uiPriority="99" w:name="HTML Definition"/>
+    <w:lsdException w:uiPriority="99" w:name="HTML Keyboard"/>
+    <w:lsdException w:uiPriority="99" w:name="HTML Preformatted"/>
+    <w:lsdException w:uiPriority="99" w:name="HTML Sample"/>
+    <w:lsdException w:uiPriority="99" w:name="HTML Typewriter"/>
+    <w:lsdException w:uiPriority="99" w:name="HTML Variable"/>
+    <w:lsdException w:qFormat="1" w:uiPriority="99" w:name="Normal Table"/>
+    <w:lsdException w:uiPriority="99" w:name="annotation subject"/>
+    <w:lsdException w:uiPriority="99" w:name="Table Simple 1"/>
+    <w:lsdException w:uiPriority="99" w:name="Table Simple 2"/>
+    <w:lsdException w:uiPriority="99" w:name="Table Simple 3"/>
+    <w:lsdException w:uiPriority="99" w:name="Table Classic 1"/>
+    <w:lsdException w:uiPriority="99" w:name="Table Classic 2"/>
+    <w:lsdException w:uiPriority="99" w:name="Table Classic 3"/>
+    <w:lsdException w:uiPriority="99" w:name="Table Classic 4"/>
+    <w:lsdException w:uiPriority="99" w:name="Table Colorful 1"/>
+    <w:lsdException w:uiPriority="99" w:name="Table Colorful 2"/>
+    <w:lsdException w:uiPriority="99" w:name="Table Colorful 3"/>
+    <w:lsdException w:uiPriority="99" w:name="Table Columns 1"/>
+    <w:lsdException w:uiPriority="99" w:name="Table Columns 2"/>
+    <w:lsdException w:uiPriority="99" w:name="Table Columns 3"/>
+    <w:lsdException w:uiPriority="99" w:name="Table Columns 4"/>
+    <w:lsdException w:uiPriority="99" w:name="Table Columns 5"/>
+    <w:lsdException w:uiPriority="99" w:name="Table Grid 1"/>
+    <w:lsdException w:uiPriority="99" w:name="Table Grid 2"/>
+    <w:lsdException w:uiPriority="99" w:name="Table Grid 3"/>
+    <w:lsdException w:uiPriority="99" w:name="Table Grid 4"/>
+    <w:lsdException w:uiPriority="99" w:name="Table Grid 5"/>
+    <w:lsdException w:uiPriority="99" w:name="Table Grid 6"/>
+    <w:lsdException w:uiPriority="99" w:name="Table Grid 7"/>
+    <w:lsdException w:uiPriority="99" w:name="Table Grid 8"/>
+    <w:lsdException w:uiPriority="99" w:name="Table List 1"/>
+    <w:lsdException w:uiPriority="99" w:name="Table List 2"/>
+    <w:lsdException w:uiPriority="99" w:name="Table List 3"/>
+    <w:lsdException w:uiPriority="99" w:name="Table List 4"/>
+    <w:lsdException w:uiPriority="99" w:name="Table List 5"/>
+    <w:lsdException w:uiPriority="99" w:name="Table List 6"/>
+    <w:lsdException w:uiPriority="99" w:name="Table List 7"/>
+    <w:lsdException w:uiPriority="99" w:name="Table List 8"/>
+    <w:lsdException w:uiPriority="99" w:name="Table 3D effects 1"/>
+    <w:lsdException w:uiPriority="99" w:name="Table 3D effects 2"/>
+    <w:lsdException w:uiPriority="99" w:name="Table 3D effects 3"/>
+    <w:lsdException w:uiPriority="99" w:name="Table Contemporary"/>
+    <w:lsdException w:uiPriority="99" w:name="Table Elegant"/>
+    <w:lsdException w:uiPriority="99" w:name="Table Professional"/>
+    <w:lsdException w:uiPriority="99" w:name="Table Subtle 1"/>
+    <w:lsdException w:uiPriority="99" w:name="Table Subtle 2"/>
+    <w:lsdException w:uiPriority="99" w:name="Table Web 1"/>
+    <w:lsdException w:uiPriority="99" w:name="Table Web 2"/>
+    <w:lsdException w:uiPriority="99" w:name="Table Web 3"/>
+    <w:lsdException w:uiPriority="99" w:name="Balloon Text"/>
+    <w:lsdException w:unhideWhenUsed="0" w:uiPriority="59" w:semiHidden="0" w:name="Table Grid"/>
+    <w:lsdException w:uiPriority="99" w:name="Table Theme"/>
+    <w:lsdException w:unhideWhenUsed="0" w:uiPriority="60" w:semiHidden="0" w:name="Light Shading"/>
+    <w:lsdException w:unhideWhenUsed="0" w:uiPriority="61" w:semiHidden="0" w:name="Light List"/>
+    <w:lsdException w:unhideWhenUsed="0" w:uiPriority="62" w:semiHidden="0" w:name="Light Grid"/>
+    <w:lsdException w:unhideWhenUsed="0" w:uiPriority="63" w:semiHidden="0" w:name="Medium Shading 1"/>
+    <w:lsdException w:unhideWhenUsed="0" w:uiPriority="64" w:semiHidden="0" w:name="Medium Shading 2"/>
+    <w:lsdException w:unhideWhenUsed="0" w:uiPriority="65" w:semiHidden="0" w:name="Medium List 1"/>
+    <w:lsdException w:unhideWhenUsed="0" w:uiPriority="66" w:semiHidden="0" w:name="Medium List 2"/>
+    <w:lsdException w:unhideWhenUsed="0" w:uiPriority="67" w:semiHidden="0" w:name="Medium Grid 1"/>
+    <w:lsdException w:unhideWhenUsed="0" w:uiPriority="68" w:semiHidden="0" w:name="Medium Grid 2"/>
+    <w:lsdException w:unhideWhenUsed="0" w:uiPriority="69" w:semiHidden="0" w:name="Medium Grid 3"/>
+    <w:lsdException w:unhideWhenUsed="0" w:uiPriority="70" w:semiHidden="0" w:name="Dark List"/>
+    <w:lsdException w:unhideWhenUsed="0" w:uiPriority="71" w:semiHidden="0" w:name="Colorful Shading"/>
+    <w:lsdException w:unhideWhenUsed="0" w:uiPriority="72" w:semiHidden="0" w:name="Colorful List"/>
+    <w:lsdException w:unhideWhenUsed="0" w:uiPriority="73" w:semiHidden="0" w:name="Colorful Grid"/>
+    <w:lsdException w:unhideWhenUsed="0" w:uiPriority="60" w:semiHidden="0" w:name="Light Shading Accent 1"/>
+    <w:lsdException w:unhideWhenUsed="0" w:uiPriority="61" w:semiHidden="0" w:name="Light List Accent 1"/>
+    <w:lsdException w:unhideWhenUsed="0" w:uiPriority="62" w:semiHidden="0" w:name="Light Grid Accent 1"/>
+    <w:lsdException w:unhideWhenUsed="0" w:uiPriority="63" w:semiHidden="0" w:name="Medium Shading 1 Accent 1"/>
+    <w:lsdException w:unhideWhenUsed="0" w:uiPriority="64" w:semiHidden="0" w:name="Medium Shading 2 Accent 1"/>
+    <w:lsdException w:unhideWhenUsed="0" w:uiPriority="65" w:semiHidden="0" w:name="Medium List 1 Accent 1"/>
+    <w:lsdException w:unhideWhenUsed="0" w:uiPriority="66" w:semiHidden="0" w:name="Medium List 2 Accent 1"/>
+    <w:lsdException w:unhideWhenUsed="0" w:uiPriority="67" w:semiHidden="0" w:name="Medium Grid 1 Accent 1"/>
+    <w:lsdException w:unhideWhenUsed="0" w:uiPriority="68" w:semiHidden="0" w:name="Medium Grid 2 Accent 1"/>
+    <w:lsdException w:unhideWhenUsed="0" w:uiPriority="69" w:semiHidden="0" w:name="Medium Grid 3 Accent 1"/>
+    <w:lsdException w:unhideWhenUsed="0" w:uiPriority="70" w:semiHidden="0" w:name="Dark List Accent 1"/>
+    <w:lsdException w:unhideWhenUsed="0" w:uiPriority="71" w:semiHidden="0" w:name="Colorful Shading Accent 1"/>
+    <w:lsdException w:unhideWhenUsed="0" w:uiPriority="72" w:semiHidden="0" w:name="Colorful List Accent 1"/>
+    <w:lsdException w:unhideWhenUsed="0" w:uiPriority="73" w:semiHidden="0" w:name="Colorful Grid Accent 1"/>
+    <w:lsdException w:unhideWhenUsed="0" w:uiPriority="60" w:semiHidden="0" w:name="Light Shading Accent 2"/>
+    <w:lsdException w:unhideWhenUsed="0" w:uiPriority="61" w:semiHidden="0" w:name="Light List Accent 2"/>
+    <w:lsdException w:unhideWhenUsed="0" w:uiPriority="62" w:semiHidden="0" w:name="Light Grid Accent 2"/>
+    <w:lsdException w:unhideWhenUsed="0" w:uiPriority="63" w:semiHidden="0" w:name="Medium Shading 1 Accent 2"/>
+    <w:lsdException w:unhideWhenUsed="0" w:uiPriority="64" w:semiHidden="0" w:name="Medium Shading 2 Accent 2"/>
+    <w:lsdException w:unhideWhenUsed="0" w:uiPriority="65" w:semiHidden="0" w:name="Medium List 1 Accent 2"/>
+    <w:lsdException w:unhideWhenUsed="0" w:uiPriority="66" w:semiHidden="0" w:name="Medium List 2 Accent 2"/>
+    <w:lsdException w:unhideWhenUsed="0" w:uiPriority="67" w:semiHidden="0" w:name="Medium Grid 1 Accent 2"/>
+    <w:lsdException w:unhideWhenUsed="0" w:uiPriority="68" w:semiHidden="0" w:name="Medium Grid 2 Accent 2"/>
+    <w:lsdException w:unhideWhenUsed="0" w:uiPriority="69" w:semiHidden="0" w:name="Medium Grid 3 Accent 2"/>
+    <w:lsdException w:unhideWhenUsed="0" w:uiPriority="70" w:semiHidden="0" w:name="Dark List Accent 2"/>
+    <w:lsdException w:unhideWhenUsed="0" w:uiPriority="71" w:semiHidden="0" w:name="Colorful Shading Accent 2"/>
+    <w:lsdException w:unhideWhenUsed="0" w:uiPriority="72" w:semiHidden="0" w:name="Colorful List Accent 2"/>
+    <w:lsdException w:unhideWhenUsed="0" w:uiPriority="73" w:semiHidden="0" w:name="Colorful Grid Accent 2"/>
+    <w:lsdException w:unhideWhenUsed="0" w:uiPriority="60" w:semiHidden="0" w:name="Light Shading Accent 3"/>
+    <w:lsdException w:unhideWhenUsed="0" w:uiPriority="61" w:semiHidden="0" w:name="Light List Accent 3"/>
+    <w:lsdException w:unhideWhenUsed="0" w:uiPriority="62" w:semiHidden="0" w:name="Light Grid Accent 3"/>
+    <w:lsdException w:unhideWhenUsed="0" w:uiPriority="63" w:semiHidden="0" w:name="Medium Shading 1 Accent 3"/>
+    <w:lsdException w:unhideWhenUsed="0" w:uiPriority="64" w:semiHidden="0" w:name="Medium Shading 2 Accent 3"/>
+    <w:lsdException w:unhideWhenUsed="0" w:uiPriority="65" w:semiHidden="0" w:name="Medium List 1 Accent 3"/>
+    <w:lsdException w:unhideWhenUsed="0" w:uiPriority="66" w:semiHidden="0" w:name="Medium List 2 Accent 3"/>
+    <w:lsdException w:unhideWhenUsed="0" w:uiPriority="67" w:semiHidden="0" w:name="Medium Grid 1 Accent 3"/>
+    <w:lsdException w:unhideWhenUsed="0" w:uiPriority="68" w:semiHidden="0" w:name="Medium Grid 2 Accent 3"/>
+    <w:lsdException w:unhideWhenUsed="0" w:uiPriority="69" w:semiHidden="0" w:name="Medium Grid 3 Accent 3"/>
+    <w:lsdException w:unhideWhenUsed="0" w:uiPriority="70" w:semiHidden="0" w:name="Dark List Accent 3"/>
+    <w:lsdException w:unhideWhenUsed="0" w:uiPriority="71" w:semiHidden="0" w:name="Colorful Shading Accent 3"/>
+    <w:lsdException w:unhideWhenUsed="0" w:uiPriority="72" w:semiHidden="0" w:name="Colorful List Accent 3"/>
+    <w:lsdException w:unhideWhenUsed="0" w:uiPriority="73" w:semiHidden="0" w:name="Colorful Grid Accent 3"/>
+    <w:lsdException w:unhideWhenUsed="0" w:uiPriority="60" w:semiHidden="0" w:name="Light Shading Accent 4"/>
+    <w:lsdException w:unhideWhenUsed="0" w:uiPriority="61" w:semiHidden="0" w:name="Light List Accent 4"/>
+    <w:lsdException w:unhideWhenUsed="0" w:uiPriority="62" w:semiHidden="0" w:name="Light Grid Accent 4"/>
+    <w:lsdException w:unhideWhenUsed="0" w:uiPriority="63" w:semiHidden="0" w:name="Medium Shading 1 Accent 4"/>
+    <w:lsdException w:unhideWhenUsed="0" w:uiPriority="64" w:semiHidden="0" w:name="Medium Shading 2 Accent 4"/>
+    <w:lsdException w:unhideWhenUsed="0" w:uiPriority="65" w:semiHidden="0" w:name="Medium List 1 Accent 4"/>
+    <w:lsdException w:unhideWhenUsed="0" w:uiPriority="66" w:semiHidden="0" w:name="Medium List 2 Accent 4"/>
+    <w:lsdException w:unhideWhenUsed="0" w:uiPriority="67" w:semiHidden="0" w:name="Medium Grid 1 Accent 4"/>
+    <w:lsdException w:unhideWhenUsed="0" w:uiPriority="68" w:semiHidden="0" w:name="Medium Grid 2 Accent 4"/>
+    <w:lsdException w:unhideWhenUsed="0" w:uiPriority="69" w:semiHidden="0" w:name="Medium Grid 3 Accent 4"/>
+    <w:lsdException w:unhideWhenUsed="0" w:uiPriority="70" w:semiHidden="0" w:name="Dark List Accent 4"/>
+    <w:lsdException w:unhideWhenUsed="0" w:uiPriority="71" w:semiHidden="0" w:name="Colorful Shading Accent 4"/>
+    <w:lsdException w:unhideWhenUsed="0" w:uiPriority="72" w:semiHidden="0" w:name="Colorful List Accent 4"/>
+    <w:lsdException w:unhideWhenUsed="0" w:uiPriority="73" w:semiHidden="0" w:name="Colorful Grid Accent 4"/>
+    <w:lsdException w:unhideWhenUsed="0" w:uiPriority="60" w:semiHidden="0" w:name="Light Shading Accent 5"/>
+    <w:lsdException w:unhideWhenUsed="0" w:uiPriority="61" w:semiHidden="0" w:name="Light List Accent 5"/>
+    <w:lsdException w:unhideWhenUsed="0" w:uiPriority="62" w:semiHidden="0" w:name="Light Grid Accent 5"/>
+    <w:lsdException w:unhideWhenUsed="0" w:uiPriority="63" w:semiHidden="0" w:name="Medium Shading 1 Accent 5"/>
+    <w:lsdException w:unhideWhenUsed="0" w:uiPriority="64" w:semiHidden="0" w:name="Medium Shading 2 Accent 5"/>
+    <w:lsdException w:unhideWhenUsed="0" w:uiPriority="65" w:semiHidden="0" w:name="Medium List 1 Accent 5"/>
+    <w:lsdException w:unhideWhenUsed="0" w:uiPriority="66" w:semiHidden="0" w:name="Medium List 2 Accent 5"/>
+    <w:lsdException w:unhideWhenUsed="0" w:uiPriority="67" w:semiHidden="0" w:name="Medium Grid 1 Accent 5"/>
+    <w:lsdException w:unhideWhenUsed="0" w:uiPriority="68" w:semiHidden="0" w:name="Medium Grid 2 Accent 5"/>
+    <w:lsdException w:unhideWhenUsed="0" w:uiPriority="69" w:semiHidden="0" w:name="Medium Grid 3 Accent 5"/>
+    <w:lsdException w:unhideWhenUsed="0" w:uiPriority="70" w:semiHidden="0" w:name="Dark List Accent 5"/>
+    <w:lsdException w:unhideWhenUsed="0" w:uiPriority="71" w:semiHidden="0" w:name="Colorful Shading Accent 5"/>
+    <w:lsdException w:unhideWhenUsed="0" w:uiPriority="72" w:semiHidden="0" w:name="Colorful List Accent 5"/>
+    <w:lsdException w:unhideWhenUsed="0" w:uiPriority="73" w:semiHidden="0" w:name="Colorful Grid Accent 5"/>
+    <w:lsdException w:unhideWhenUsed="0" w:uiPriority="60" w:semiHidden="0" w:name="Light Shading Accent 6"/>
+    <w:lsdException w:unhideWhenUsed="0" w:uiPriority="61" w:semiHidden="0" w:name="Light List Accent 6"/>
+    <w:lsdException w:unhideWhenUsed="0" w:uiPriority="62" w:semiHidden="0" w:name="Light Grid Accent 6"/>
+    <w:lsdException w:unhideWhenUsed="0" w:uiPriority="63" w:semiHidden="0" w:name="Medium Shading 1 Accent 6"/>
+    <w:lsdException w:unhideWhenUsed="0" w:uiPriority="64" w:semiHidden="0" w:name="Medium Shading 2 Accent 6"/>
+    <w:lsdException w:unhideWhenUsed="0" w:uiPriority="65" w:semiHidden="0" w:name="Medium List 1 Accent 6"/>
+    <w:lsdException w:unhideWhenUsed="0" w:uiPriority="66" w:semiHidden="0" w:name="Medium List 2 Accent 6"/>
+    <w:lsdException w:unhideWhenUsed="0" w:uiPriority="67" w:semiHidden="0" w:name="Medium Grid 1 Accent 6"/>
+    <w:lsdException w:unhideWhenUsed="0" w:uiPriority="68" w:semiHidden="0" w:name="Medium Grid 2 Accent 6"/>
+    <w:lsdException w:unhideWhenUsed="0" w:uiPriority="69" w:semiHidden="0" w:name="Medium Grid 3 Accent 6"/>
+    <w:lsdException w:unhideWhenUsed="0" w:uiPriority="70" w:semiHidden="0" w:name="Dark List Accent 6"/>
+    <w:lsdException w:unhideWhenUsed="0" w:uiPriority="71" w:semiHidden="0" w:name="Colorful Shading Accent 6"/>
+    <w:lsdException w:unhideWhenUsed="0" w:uiPriority="72" w:semiHidden="0" w:name="Colorful List Accent 6"/>
+    <w:lsdException w:unhideWhenUsed="0" w:uiPriority="73" w:semiHidden="0" w:name="Colorful Grid Accent 6"/>
   </w:latentStyles>
-  <w:style w:type="paragraph" w:default="1" w:styleId="Normal">
+  <w:style w:type="paragraph" w:default="1" w:styleId="1">
     <w:name w:val="Normal"/>
     <w:qFormat/>
-    <w:rsid w:val="005444F6"/>
+    <w:uiPriority w:val="0"/>
     <w:pPr>
       <w:spacing w:after="200" w:line="276" w:lineRule="auto"/>
     </w:pPr>
     <w:rPr>
-      <w:rFonts w:eastAsia="Times New Roman" w:cs="Times New Roman"/>
+      <w:rFonts w:ascii="Calibri" w:hAnsi="Calibri" w:eastAsia="Times New Roman" w:cs="Times New Roman"/>
       <w:sz w:val="22"/>
       <w:szCs w:val="22"/>
-      <w:lang w:val="en-GB" w:eastAsia="en-US"/>
+      <w:lang w:val="en-GB" w:eastAsia="en-US" w:bidi="ar-SA"/>
     </w:rPr>
   </w:style>
-  <w:style w:type="character" w:default="1" w:styleId="DefaultParagraphFont">
+  <w:style w:type="character" w:default="1" w:styleId="2">
     <w:name w:val="Default Paragraph Font"/>
-    <w:uiPriority w:val="1"/>
     <w:semiHidden/>
     <w:unhideWhenUsed/>
+    <w:uiPriority w:val="1"/>
   </w:style>
-  <w:style w:type="table" w:default="1" w:styleId="TableNormal">
+  <w:style w:type="table" w:default="1" w:styleId="3">
     <w:name w:val="Normal Table"/>
-    <w:uiPriority w:val="99"/>
     <w:semiHidden/>
     <w:unhideWhenUsed/>
     <w:qFormat/>
+    <w:uiPriority w:val="99"/>
     <w:tblPr>
-      <w:tblInd w:w="0" w:type="dxa"/>
       <w:tblCellMar>
         <w:top w:w="0" w:type="dxa"/>
         <w:left w:w="108" w:type="dxa"/>
@@ -6306,66 +8407,13 @@
       </w:tblCellMar>
     </w:tblPr>
   </w:style>
-  <w:style w:type="numbering" w:default="1" w:styleId="NoList">
-    <w:name w:val="No List"/>
-    <w:uiPriority w:val="99"/>
+  <w:style w:type="paragraph" w:styleId="4">
+    <w:name w:val="Balloon Text"/>
+    <w:basedOn w:val="1"/>
+    <w:link w:val="10"/>
     <w:semiHidden/>
     <w:unhideWhenUsed/>
-  </w:style>
-  <w:style w:type="paragraph" w:styleId="Header">
-    <w:name w:val="header"/>
-    <w:basedOn w:val="Normal"/>
-    <w:link w:val="HeaderChar"/>
     <w:uiPriority w:val="99"/>
-    <w:unhideWhenUsed/>
-    <w:rsid w:val="005444F6"/>
-    <w:pPr>
-      <w:tabs>
-        <w:tab w:val="center" w:pos="4513"/>
-        <w:tab w:val="right" w:pos="9026"/>
-      </w:tabs>
-    </w:pPr>
-  </w:style>
-  <w:style w:type="character" w:customStyle="1" w:styleId="HeaderChar">
-    <w:name w:val="Header Char"/>
-    <w:link w:val="Header"/>
-    <w:uiPriority w:val="99"/>
-    <w:rsid w:val="005444F6"/>
-    <w:rPr>
-      <w:rFonts w:ascii="Calibri" w:eastAsia="Times New Roman" w:hAnsi="Calibri" w:cs="Times New Roman"/>
-    </w:rPr>
-  </w:style>
-  <w:style w:type="paragraph" w:styleId="Footer">
-    <w:name w:val="footer"/>
-    <w:basedOn w:val="Normal"/>
-    <w:link w:val="FooterChar"/>
-    <w:uiPriority w:val="99"/>
-    <w:unhideWhenUsed/>
-    <w:rsid w:val="005444F6"/>
-    <w:pPr>
-      <w:tabs>
-        <w:tab w:val="center" w:pos="4513"/>
-        <w:tab w:val="right" w:pos="9026"/>
-      </w:tabs>
-    </w:pPr>
-  </w:style>
-  <w:style w:type="character" w:customStyle="1" w:styleId="FooterChar">
-    <w:name w:val="Footer Char"/>
-    <w:link w:val="Footer"/>
-    <w:uiPriority w:val="99"/>
-    <w:rsid w:val="005444F6"/>
-    <w:rPr>
-      <w:rFonts w:ascii="Calibri" w:eastAsia="Times New Roman" w:hAnsi="Calibri" w:cs="Times New Roman"/>
-    </w:rPr>
-  </w:style>
-  <w:style w:type="paragraph" w:styleId="BalloonText">
-    <w:name w:val="Balloon Text"/>
-    <w:basedOn w:val="Normal"/>
-    <w:link w:val="BalloonTextChar"/>
-    <w:uiPriority w:val="99"/>
-    <w:semiHidden/>
-    <w:unhideWhenUsed/>
-    <w:rsid w:val="00D06EA0"/>
     <w:pPr>
       <w:spacing w:after="0" w:line="240" w:lineRule="auto"/>
     </w:pPr>
@@ -6375,15 +8423,90 @@
       <w:szCs w:val="16"/>
     </w:rPr>
   </w:style>
-  <w:style w:type="character" w:customStyle="1" w:styleId="BalloonTextChar">
+  <w:style w:type="paragraph" w:styleId="5">
+    <w:name w:val="footer"/>
+    <w:basedOn w:val="1"/>
+    <w:link w:val="9"/>
+    <w:unhideWhenUsed/>
+    <w:uiPriority w:val="99"/>
+    <w:pPr>
+      <w:tabs>
+        <w:tab w:val="center" w:pos="4513"/>
+        <w:tab w:val="right" w:pos="9026"/>
+      </w:tabs>
+    </w:pPr>
+  </w:style>
+  <w:style w:type="paragraph" w:styleId="6">
+    <w:name w:val="header"/>
+    <w:basedOn w:val="1"/>
+    <w:link w:val="8"/>
+    <w:unhideWhenUsed/>
+    <w:uiPriority w:val="99"/>
+    <w:pPr>
+      <w:tabs>
+        <w:tab w:val="center" w:pos="4513"/>
+        <w:tab w:val="right" w:pos="9026"/>
+      </w:tabs>
+    </w:pPr>
+  </w:style>
+  <w:style w:type="paragraph" w:styleId="7">
+    <w:name w:val="HTML Preformatted"/>
+    <w:semiHidden/>
+    <w:unhideWhenUsed/>
+    <w:uiPriority w:val="99"/>
+    <w:pPr>
+      <w:tabs>
+        <w:tab w:val="left" w:pos="916"/>
+        <w:tab w:val="left" w:pos="1832"/>
+        <w:tab w:val="left" w:pos="2748"/>
+        <w:tab w:val="left" w:pos="3664"/>
+        <w:tab w:val="left" w:pos="4580"/>
+        <w:tab w:val="left" w:pos="5496"/>
+        <w:tab w:val="left" w:pos="6412"/>
+        <w:tab w:val="left" w:pos="7328"/>
+        <w:tab w:val="left" w:pos="8244"/>
+        <w:tab w:val="left" w:pos="9160"/>
+        <w:tab w:val="left" w:pos="10076"/>
+        <w:tab w:val="left" w:pos="10992"/>
+        <w:tab w:val="left" w:pos="11908"/>
+        <w:tab w:val="left" w:pos="12824"/>
+        <w:tab w:val="left" w:pos="13740"/>
+        <w:tab w:val="left" w:pos="14656"/>
+      </w:tabs>
+      <w:jc w:val="left"/>
+    </w:pPr>
+    <w:rPr>
+      <w:rFonts w:hint="eastAsia" w:ascii="SimSun" w:hAnsi="SimSun" w:eastAsia="SimSun" w:cs="SimSun"/>
+      <w:kern w:val="0"/>
+      <w:sz w:val="24"/>
+      <w:szCs w:val="24"/>
+      <w:lang w:val="en-US" w:eastAsia="zh-CN" w:bidi="ar"/>
+    </w:rPr>
+  </w:style>
+  <w:style w:type="character" w:customStyle="1" w:styleId="8">
+    <w:name w:val="Header Char"/>
+    <w:link w:val="6"/>
+    <w:uiPriority w:val="99"/>
+    <w:rPr>
+      <w:rFonts w:ascii="Calibri" w:hAnsi="Calibri" w:eastAsia="Times New Roman" w:cs="Times New Roman"/>
+    </w:rPr>
+  </w:style>
+  <w:style w:type="character" w:customStyle="1" w:styleId="9">
+    <w:name w:val="Footer Char"/>
+    <w:link w:val="5"/>
+    <w:uiPriority w:val="99"/>
+    <w:rPr>
+      <w:rFonts w:ascii="Calibri" w:hAnsi="Calibri" w:eastAsia="Times New Roman" w:cs="Times New Roman"/>
+    </w:rPr>
+  </w:style>
+  <w:style w:type="character" w:customStyle="1" w:styleId="10">
     <w:name w:val="Balloon Text Char"/>
-    <w:basedOn w:val="DefaultParagraphFont"/>
-    <w:link w:val="BalloonText"/>
+    <w:basedOn w:val="2"/>
+    <w:link w:val="4"/>
+    <w:semiHidden/>
     <w:uiPriority w:val="99"/>
-    <w:semiHidden/>
-    <w:rsid w:val="00D06EA0"/>
     <w:rPr>
-      <w:rFonts w:ascii="Tahoma" w:eastAsia="Times New Roman" w:hAnsi="Tahoma" w:cs="Tahoma"/>
+      <w:rFonts w:ascii="Tahoma" w:hAnsi="Tahoma" w:eastAsia="Times New Roman" w:cs="Tahoma"/>
       <w:sz w:val="16"/>
       <w:szCs w:val="16"/>
       <w:lang w:val="en-GB" w:eastAsia="en-US"/>
@@ -6671,6 +8794,5 @@
     </a:fmtScheme>
   </a:themeElements>
   <a:objectDefaults/>
-  <a:extraClrSchemeLst/>
 </a:theme>
 </file>